--- a/TP-KB-252-Vlad-Baklazhko-lpr.docx
+++ b/TP-KB-252-Vlad-Baklazhko-lpr.docx
@@ -1,6 +1,6 @@
 
 <file path=word/document.xml><?xml version="1.0" encoding="utf-8"?>
-<w:document xmlns:wpc="http://schemas.microsoft.com/office/word/2010/wordprocessingCanvas" xmlns:cx="http://schemas.microsoft.com/office/drawing/2014/chartex" xmlns:cx1="http://schemas.microsoft.com/office/drawing/2015/9/8/chartex" xmlns:cx2="http://schemas.microsoft.com/office/drawing/2015/10/21/chartex" xmlns:cx3="http://schemas.microsoft.com/office/drawing/2016/5/9/chartex" xmlns:cx4="http://schemas.microsoft.com/office/drawing/2016/5/10/chartex" xmlns:cx5="http://schemas.microsoft.com/office/drawing/2016/5/11/chartex" xmlns:cx6="http://schemas.microsoft.com/office/drawing/2016/5/12/chartex" xmlns:cx7="http://schemas.microsoft.com/office/drawing/2016/5/13/chartex" xmlns:cx8="http://schemas.microsoft.com/office/drawing/2016/5/14/chartex" xmlns:mc="http://schemas.openxmlformats.org/markup-compatibility/2006" xmlns:aink="http://schemas.microsoft.com/office/drawing/2016/ink" xmlns:am3d="http://schemas.microsoft.com/office/drawing/2017/model3d" xmlns:o="urn:schemas-microsoft-com:office:office" xmlns:oel="http://schemas.microsoft.com/office/2019/extlst" xmlns:r="http://schemas.openxmlformats.org/officeDocument/2006/relationships" xmlns:m="http://schemas.openxmlformats.org/officeDocument/2006/math" xmlns:v="urn:schemas-microsoft-com:vml" xmlns:wp14="http://schemas.microsoft.com/office/word/2010/wordprocessingDrawing" xmlns:wp="http://schemas.openxmlformats.org/drawingml/2006/wordprocessingDrawing" xmlns:w10="urn:schemas-microsoft-com:office:word" xmlns:w="http://schemas.openxmlformats.org/wordprocessingml/2006/main" xmlns:w14="http://schemas.microsoft.com/office/word/2010/wordml" xmlns:w15="http://schemas.microsoft.com/office/word/2012/wordml" xmlns:w16cex="http://schemas.microsoft.com/office/word/2018/wordml/cex" xmlns:w16cid="http://schemas.microsoft.com/office/word/2016/wordml/cid" xmlns:w16="http://schemas.microsoft.com/office/word/2018/wordml" xmlns:w16sdtdh="http://schemas.microsoft.com/office/word/2020/wordml/sdtdatahash" xmlns:w16se="http://schemas.microsoft.com/office/word/2015/wordml/symex" xmlns:wpg="http://schemas.microsoft.com/office/word/2010/wordprocessingGroup" xmlns:wpi="http://schemas.microsoft.com/office/word/2010/wordprocessingInk" xmlns:wne="http://schemas.microsoft.com/office/word/2006/wordml" xmlns:wps="http://schemas.microsoft.com/office/word/2010/wordprocessingShape" mc:Ignorable="w14 w15 w16se w16cid w16 w16cex w16sdtdh wp14">
+<w:document xmlns:wpc="http://schemas.microsoft.com/office/word/2010/wordprocessingCanvas" xmlns:cx="http://schemas.microsoft.com/office/drawing/2014/chartex" xmlns:cx1="http://schemas.microsoft.com/office/drawing/2015/9/8/chartex" xmlns:cx2="http://schemas.microsoft.com/office/drawing/2015/10/21/chartex" xmlns:cx3="http://schemas.microsoft.com/office/drawing/2016/5/9/chartex" xmlns:cx4="http://schemas.microsoft.com/office/drawing/2016/5/10/chartex" xmlns:cx5="http://schemas.microsoft.com/office/drawing/2016/5/11/chartex" xmlns:cx6="http://schemas.microsoft.com/office/drawing/2016/5/12/chartex" xmlns:cx7="http://schemas.microsoft.com/office/drawing/2016/5/13/chartex" xmlns:cx8="http://schemas.microsoft.com/office/drawing/2016/5/14/chartex" xmlns:mc="http://schemas.openxmlformats.org/markup-compatibility/2006" xmlns:aink="http://schemas.microsoft.com/office/drawing/2016/ink" xmlns:am3d="http://schemas.microsoft.com/office/drawing/2017/model3d" xmlns:o="urn:schemas-microsoft-com:office:office" xmlns:oel="http://schemas.microsoft.com/office/2019/extlst" xmlns:r="http://schemas.openxmlformats.org/officeDocument/2006/relationships" xmlns:m="http://schemas.openxmlformats.org/officeDocument/2006/math" xmlns:v="urn:schemas-microsoft-com:vml" xmlns:wp14="http://schemas.microsoft.com/office/word/2010/wordprocessingDrawing" xmlns:wp="http://schemas.openxmlformats.org/drawingml/2006/wordprocessingDrawing" xmlns:w10="urn:schemas-microsoft-com:office:word" xmlns:w="http://schemas.openxmlformats.org/wordprocessingml/2006/main" xmlns:w14="http://schemas.microsoft.com/office/word/2010/wordml" xmlns:w15="http://schemas.microsoft.com/office/word/2012/wordml" xmlns:w16cex="http://schemas.microsoft.com/office/word/2018/wordml/cex" xmlns:w16cid="http://schemas.microsoft.com/office/word/2016/wordml/cid" xmlns:w16="http://schemas.microsoft.com/office/word/2018/wordml" xmlns:w16du="http://schemas.microsoft.com/office/word/2023/wordml/word16du" xmlns:w16sdtdh="http://schemas.microsoft.com/office/word/2020/wordml/sdtdatahash" xmlns:w16sdtfl="http://schemas.microsoft.com/office/word/2024/wordml/sdtformatlock" xmlns:w16se="http://schemas.microsoft.com/office/word/2015/wordml/symex" xmlns:wpg="http://schemas.microsoft.com/office/word/2010/wordprocessingGroup" xmlns:wpi="http://schemas.microsoft.com/office/word/2010/wordprocessingInk" xmlns:wne="http://schemas.microsoft.com/office/word/2006/wordml" xmlns:wps="http://schemas.microsoft.com/office/word/2010/wordprocessingShape" mc:Ignorable="w14 w15 w16se w16cid w16 w16cex w16sdtdh w16sdtfl w16du wp14">
   <w:body>
     <w:p>
       <w:pPr>
@@ -9,6 +9,7 @@
         <w:rPr>
           <w:b/>
           <w:bCs/>
+          <w:lang w:val="ru-RU"/>
         </w:rPr>
       </w:pPr>
       <w:r>
@@ -27,7 +28,13 @@
         <w:t>Python</w:t>
       </w:r>
     </w:p>
-    <w:p/>
+    <w:p>
+      <w:pPr>
+        <w:rPr>
+          <w:lang w:val="ru-RU"/>
+        </w:rPr>
+      </w:pPr>
+    </w:p>
     <w:p>
       <w:pPr>
         <w:rPr>
@@ -66,26 +73,199 @@
     <w:p>
       <w:pPr>
         <w:rPr>
-          <w:lang w:val="uk-UA"/>
-        </w:rPr>
-      </w:pPr>
-      <w:r>
-        <w:rPr>
-          <w:lang w:val="uk-UA"/>
-        </w:rPr>
-        <w:t xml:space="preserve">Під час виконання практичного завдання до Теми </w:t>
-      </w:r>
-      <w:r>
-        <w:rPr>
-          <w:lang w:val="uk-UA"/>
-        </w:rPr>
-        <w:t>№</w:t>
-      </w:r>
-      <w:r>
-        <w:rPr>
-          <w:lang w:val="uk-UA"/>
-        </w:rPr>
-        <w:t>1 було надано варіанти рішення до наступних задач:</w:t>
+          <w:lang w:val="ru-RU"/>
+        </w:rPr>
+      </w:pPr>
+      <w:proofErr w:type="spellStart"/>
+      <w:r>
+        <w:rPr>
+          <w:lang w:val="ru-RU"/>
+        </w:rPr>
+        <w:t>Під</w:t>
+      </w:r>
+      <w:proofErr w:type="spellEnd"/>
+      <w:r>
+        <w:rPr>
+          <w:lang w:val="ru-RU"/>
+        </w:rPr>
+        <w:t xml:space="preserve"> час </w:t>
+      </w:r>
+      <w:proofErr w:type="spellStart"/>
+      <w:r>
+        <w:rPr>
+          <w:lang w:val="ru-RU"/>
+        </w:rPr>
+        <w:t>практичної</w:t>
+      </w:r>
+      <w:proofErr w:type="spellEnd"/>
+      <w:r>
+        <w:rPr>
+          <w:lang w:val="ru-RU"/>
+        </w:rPr>
+        <w:t xml:space="preserve"> </w:t>
+      </w:r>
+      <w:proofErr w:type="spellStart"/>
+      <w:r>
+        <w:rPr>
+          <w:lang w:val="ru-RU"/>
+        </w:rPr>
+        <w:t>роботи</w:t>
+      </w:r>
+      <w:proofErr w:type="spellEnd"/>
+      <w:r>
+        <w:rPr>
+          <w:lang w:val="ru-RU"/>
+        </w:rPr>
+        <w:t xml:space="preserve"> за Темою №1 </w:t>
+      </w:r>
+      <w:proofErr w:type="spellStart"/>
+      <w:r>
+        <w:rPr>
+          <w:lang w:val="ru-RU"/>
+        </w:rPr>
+        <w:t>було</w:t>
+      </w:r>
+      <w:proofErr w:type="spellEnd"/>
+      <w:r>
+        <w:rPr>
+          <w:lang w:val="ru-RU"/>
+        </w:rPr>
+        <w:t xml:space="preserve"> </w:t>
+      </w:r>
+      <w:proofErr w:type="spellStart"/>
+      <w:r>
+        <w:rPr>
+          <w:lang w:val="ru-RU"/>
+        </w:rPr>
+        <w:t>реалізовано</w:t>
+      </w:r>
+      <w:proofErr w:type="spellEnd"/>
+      <w:r>
+        <w:rPr>
+          <w:lang w:val="ru-RU"/>
+        </w:rPr>
+        <w:t xml:space="preserve"> три </w:t>
+      </w:r>
+      <w:proofErr w:type="spellStart"/>
+      <w:r>
+        <w:rPr>
+          <w:lang w:val="ru-RU"/>
+        </w:rPr>
+        <w:t>програмні</w:t>
+      </w:r>
+      <w:proofErr w:type="spellEnd"/>
+      <w:r>
+        <w:rPr>
+          <w:lang w:val="ru-RU"/>
+        </w:rPr>
+        <w:t xml:space="preserve"> </w:t>
+      </w:r>
+      <w:proofErr w:type="spellStart"/>
+      <w:r>
+        <w:rPr>
+          <w:lang w:val="ru-RU"/>
+        </w:rPr>
+        <w:t>рішення</w:t>
+      </w:r>
+      <w:proofErr w:type="spellEnd"/>
+      <w:r>
+        <w:rPr>
+          <w:lang w:val="ru-RU"/>
+        </w:rPr>
+        <w:t xml:space="preserve">, </w:t>
+      </w:r>
+      <w:proofErr w:type="spellStart"/>
+      <w:r>
+        <w:rPr>
+          <w:lang w:val="ru-RU"/>
+        </w:rPr>
+        <w:t>які</w:t>
+      </w:r>
+      <w:proofErr w:type="spellEnd"/>
+      <w:r>
+        <w:rPr>
+          <w:lang w:val="ru-RU"/>
+        </w:rPr>
+        <w:t xml:space="preserve"> </w:t>
+      </w:r>
+      <w:proofErr w:type="spellStart"/>
+      <w:r>
+        <w:rPr>
+          <w:lang w:val="ru-RU"/>
+        </w:rPr>
+        <w:t>охоплюють</w:t>
+      </w:r>
+      <w:proofErr w:type="spellEnd"/>
+      <w:r>
+        <w:rPr>
+          <w:lang w:val="ru-RU"/>
+        </w:rPr>
+        <w:t xml:space="preserve"> </w:t>
+      </w:r>
+      <w:proofErr w:type="spellStart"/>
+      <w:r>
+        <w:rPr>
+          <w:lang w:val="ru-RU"/>
+        </w:rPr>
+        <w:t>базову</w:t>
+      </w:r>
+      <w:proofErr w:type="spellEnd"/>
+      <w:r>
+        <w:rPr>
+          <w:lang w:val="ru-RU"/>
+        </w:rPr>
+        <w:t xml:space="preserve"> роботу з </w:t>
+      </w:r>
+      <w:proofErr w:type="spellStart"/>
+      <w:r>
+        <w:rPr>
+          <w:lang w:val="ru-RU"/>
+        </w:rPr>
+        <w:t>функціями</w:t>
+      </w:r>
+      <w:proofErr w:type="spellEnd"/>
+      <w:r>
+        <w:rPr>
+          <w:lang w:val="ru-RU"/>
+        </w:rPr>
+        <w:t xml:space="preserve">, параметрами та </w:t>
+      </w:r>
+      <w:proofErr w:type="spellStart"/>
+      <w:r>
+        <w:rPr>
+          <w:lang w:val="ru-RU"/>
+        </w:rPr>
+        <w:t>змінними</w:t>
+      </w:r>
+      <w:proofErr w:type="spellEnd"/>
+      <w:r>
+        <w:rPr>
+          <w:lang w:val="ru-RU"/>
+        </w:rPr>
+        <w:t xml:space="preserve"> у </w:t>
+      </w:r>
+      <w:proofErr w:type="spellStart"/>
+      <w:r>
+        <w:rPr>
+          <w:lang w:val="ru-RU"/>
+        </w:rPr>
+        <w:t>мові</w:t>
+      </w:r>
+      <w:proofErr w:type="spellEnd"/>
+      <w:r>
+        <w:rPr>
+          <w:lang w:val="ru-RU"/>
+        </w:rPr>
+        <w:t xml:space="preserve"> </w:t>
+      </w:r>
+      <w:r>
+        <w:t>Python</w:t>
+      </w:r>
+      <w:r>
+        <w:rPr>
+          <w:lang w:val="ru-RU"/>
+        </w:rPr>
+        <w:t>.</w:t>
       </w:r>
     </w:p>
     <w:p>
@@ -128,13 +308,7 @@
         <w:rPr>
           <w:lang w:val="uk-UA"/>
         </w:rPr>
-        <w:t xml:space="preserve"> перетворити наступним </w:t>
-      </w:r>
-      <w:r>
-        <w:rPr>
-          <w:lang w:val="uk-UA"/>
-        </w:rPr>
-        <w:t xml:space="preserve">чином </w:t>
+        <w:t xml:space="preserve"> перетворити наступним чином </w:t>
       </w:r>
       <w:r>
         <w:rPr>
@@ -185,7 +359,7 @@
     </w:p>
     <w:tbl>
       <w:tblPr>
-        <w:tblStyle w:val="TableGrid"/>
+        <w:tblStyle w:val="a3"/>
         <w:tblW w:w="0" w:type="auto"/>
         <w:tblInd w:w="805" w:type="dxa"/>
         <w:tblLook w:val="04A0" w:firstRow="1" w:lastRow="0" w:firstColumn="1" w:lastColumn="0" w:noHBand="0" w:noVBand="1"/>
@@ -274,6 +448,13 @@
         <w:t>:</w:t>
       </w:r>
     </w:p>
+    <w:p>
+      <w:pPr>
+        <w:rPr>
+          <w:lang w:val="ru-RU"/>
+        </w:rPr>
+      </w:pPr>
+    </w:p>
     <w:sectPr>
       <w:pgSz w:w="12240" w:h="15840"/>
       <w:pgMar w:top="1440" w:right="1440" w:bottom="1440" w:left="1440" w:header="720" w:footer="720" w:gutter="0"/>
@@ -285,7 +466,7 @@
 </file>
 
 <file path=word/styles.xml><?xml version="1.0" encoding="utf-8"?>
-<w:styles xmlns:mc="http://schemas.openxmlformats.org/markup-compatibility/2006" xmlns:r="http://schemas.openxmlformats.org/officeDocument/2006/relationships" xmlns:w="http://schemas.openxmlformats.org/wordprocessingml/2006/main" xmlns:w14="http://schemas.microsoft.com/office/word/2010/wordml" xmlns:w15="http://schemas.microsoft.com/office/word/2012/wordml" xmlns:w16cex="http://schemas.microsoft.com/office/word/2018/wordml/cex" xmlns:w16cid="http://schemas.microsoft.com/office/word/2016/wordml/cid" xmlns:w16="http://schemas.microsoft.com/office/word/2018/wordml" xmlns:w16sdtdh="http://schemas.microsoft.com/office/word/2020/wordml/sdtdatahash" xmlns:w16se="http://schemas.microsoft.com/office/word/2015/wordml/symex" mc:Ignorable="w14 w15 w16se w16cid w16 w16cex w16sdtdh">
+<w:styles xmlns:mc="http://schemas.openxmlformats.org/markup-compatibility/2006" xmlns:r="http://schemas.openxmlformats.org/officeDocument/2006/relationships" xmlns:w="http://schemas.openxmlformats.org/wordprocessingml/2006/main" xmlns:w14="http://schemas.microsoft.com/office/word/2010/wordml" xmlns:w15="http://schemas.microsoft.com/office/word/2012/wordml" xmlns:w16cex="http://schemas.microsoft.com/office/word/2018/wordml/cex" xmlns:w16cid="http://schemas.microsoft.com/office/word/2016/wordml/cid" xmlns:w16="http://schemas.microsoft.com/office/word/2018/wordml" xmlns:w16du="http://schemas.microsoft.com/office/word/2023/wordml/word16du" xmlns:w16sdtdh="http://schemas.microsoft.com/office/word/2020/wordml/sdtdatahash" xmlns:w16sdtfl="http://schemas.microsoft.com/office/word/2024/wordml/sdtformatlock" xmlns:w16se="http://schemas.microsoft.com/office/word/2015/wordml/symex" mc:Ignorable="w14 w15 w16se w16cid w16 w16cex w16sdtdh w16sdtfl w16du">
   <w:docDefaults>
     <w:rPrDefault>
       <w:rPr>
@@ -679,7 +860,7 @@
     <w:lsdException w:name="Unresolved Mention" w:semiHidden="1" w:unhideWhenUsed="1"/>
     <w:lsdException w:name="Smart Link" w:semiHidden="1" w:unhideWhenUsed="1"/>
   </w:latentStyles>
-  <w:style w:type="paragraph" w:default="1" w:styleId="Normal">
+  <w:style w:type="paragraph" w:default="1" w:styleId="a">
     <w:name w:val="Normal"/>
     <w:qFormat/>
     <w:rsid w:val="0046193E"/>
@@ -693,13 +874,13 @@
       <w:sz w:val="28"/>
     </w:rPr>
   </w:style>
-  <w:style w:type="character" w:default="1" w:styleId="DefaultParagraphFont">
+  <w:style w:type="character" w:default="1" w:styleId="a0">
     <w:name w:val="Default Paragraph Font"/>
     <w:uiPriority w:val="1"/>
     <w:semiHidden/>
     <w:unhideWhenUsed/>
   </w:style>
-  <w:style w:type="table" w:default="1" w:styleId="TableNormal">
+  <w:style w:type="table" w:default="1" w:styleId="a1">
     <w:name w:val="Normal Table"/>
     <w:uiPriority w:val="99"/>
     <w:semiHidden/>
@@ -714,15 +895,15 @@
       </w:tblCellMar>
     </w:tblPr>
   </w:style>
-  <w:style w:type="numbering" w:default="1" w:styleId="NoList">
+  <w:style w:type="numbering" w:default="1" w:styleId="a2">
     <w:name w:val="No List"/>
     <w:uiPriority w:val="99"/>
     <w:semiHidden/>
     <w:unhideWhenUsed/>
   </w:style>
-  <w:style w:type="table" w:styleId="TableGrid">
+  <w:style w:type="table" w:styleId="a3">
     <w:name w:val="Table Grid"/>
-    <w:basedOn w:val="TableNormal"/>
+    <w:basedOn w:val="a1"/>
     <w:uiPriority w:val="39"/>
     <w:rsid w:val="00734561"/>
     <w:pPr>

--- a/TP-KB-252-Vlad-Baklazhko-lpr.docx
+++ b/TP-KB-252-Vlad-Baklazhko-lpr.docx
@@ -4718,7 +4718,25 @@
           <w:szCs w:val="28"/>
           <w:lang w:val="ru-RU"/>
         </w:rPr>
-        <w:t xml:space="preserve"> Коефіцієнти вводяться користувачем з клавіатури та перетворюються у числа з плаваючою комою, </w:t>
+        <w:t xml:space="preserve"> Коефіцієнти вводяться користувачем з клавіатури та перетворюються у числа з </w:t>
+      </w:r>
+      <w:proofErr w:type="spellStart"/>
+      <w:r>
+        <w:rPr>
+          <w:rFonts w:cs="Times New Roman"/>
+          <w:szCs w:val="28"/>
+          <w:lang w:val="ru-RU"/>
+        </w:rPr>
+        <w:t>плаваючою</w:t>
+      </w:r>
+      <w:proofErr w:type="spellEnd"/>
+      <w:r>
+        <w:rPr>
+          <w:rFonts w:cs="Times New Roman"/>
+          <w:szCs w:val="28"/>
+          <w:lang w:val="ru-RU"/>
+        </w:rPr>
+        <w:t xml:space="preserve"> комою, </w:t>
       </w:r>
       <w:proofErr w:type="spellStart"/>
       <w:r>
@@ -6301,6 +6319,8592 @@
         </w:rPr>
         <w:t>.</w:t>
       </w:r>
+    </w:p>
+    <w:p>
+      <w:pPr>
+        <w:rPr>
+          <w:rFonts w:cs="Times New Roman"/>
+          <w:szCs w:val="28"/>
+          <w:lang w:val="ru-RU"/>
+        </w:rPr>
+      </w:pPr>
+    </w:p>
+    <w:p>
+      <w:pPr>
+        <w:rPr>
+          <w:rFonts w:cs="Times New Roman"/>
+          <w:szCs w:val="28"/>
+          <w:lang w:val="ru-RU"/>
+        </w:rPr>
+      </w:pPr>
+    </w:p>
+    <w:p>
+      <w:pPr>
+        <w:rPr>
+          <w:rFonts w:cs="Times New Roman"/>
+          <w:szCs w:val="28"/>
+          <w:lang w:val="ru-RU"/>
+        </w:rPr>
+      </w:pPr>
+    </w:p>
+    <w:p>
+      <w:pPr>
+        <w:jc w:val="right"/>
+        <w:rPr>
+          <w:rFonts w:cs="Times New Roman"/>
+          <w:szCs w:val="28"/>
+          <w:lang w:val="ru-RU"/>
+        </w:rPr>
+      </w:pPr>
+      <w:proofErr w:type="spellStart"/>
+      <w:r>
+        <w:rPr>
+          <w:rFonts w:cs="Times New Roman"/>
+          <w:szCs w:val="28"/>
+          <w:lang w:val="ru-RU"/>
+        </w:rPr>
+        <w:lastRenderedPageBreak/>
+        <w:t>Звіт</w:t>
+      </w:r>
+      <w:proofErr w:type="spellEnd"/>
+      <w:r>
+        <w:rPr>
+          <w:rFonts w:cs="Times New Roman"/>
+          <w:szCs w:val="28"/>
+          <w:lang w:val="ru-RU"/>
+        </w:rPr>
+        <w:t xml:space="preserve"> до Теми №</w:t>
+      </w:r>
+      <w:r>
+        <w:rPr>
+          <w:rFonts w:cs="Times New Roman"/>
+          <w:szCs w:val="28"/>
+          <w:lang w:val="ru-RU"/>
+        </w:rPr>
+        <w:t>2</w:t>
+      </w:r>
+    </w:p>
+    <w:p>
+      <w:pPr>
+        <w:rPr>
+          <w:rFonts w:cs="Times New Roman"/>
+          <w:szCs w:val="28"/>
+          <w:lang w:val="ru-RU"/>
+        </w:rPr>
+      </w:pPr>
+      <w:proofErr w:type="spellStart"/>
+      <w:r>
+        <w:rPr>
+          <w:rFonts w:cs="Times New Roman"/>
+          <w:szCs w:val="28"/>
+          <w:lang w:val="ru-RU"/>
+        </w:rPr>
+        <w:t>Під</w:t>
+      </w:r>
+      <w:proofErr w:type="spellEnd"/>
+      <w:r>
+        <w:rPr>
+          <w:rFonts w:cs="Times New Roman"/>
+          <w:szCs w:val="28"/>
+          <w:lang w:val="ru-RU"/>
+        </w:rPr>
+        <w:t xml:space="preserve"> час </w:t>
+      </w:r>
+      <w:proofErr w:type="spellStart"/>
+      <w:r>
+        <w:rPr>
+          <w:rFonts w:cs="Times New Roman"/>
+          <w:szCs w:val="28"/>
+          <w:lang w:val="ru-RU"/>
+        </w:rPr>
+        <w:t>виконання</w:t>
+      </w:r>
+      <w:proofErr w:type="spellEnd"/>
+      <w:r>
+        <w:rPr>
+          <w:rFonts w:cs="Times New Roman"/>
+          <w:szCs w:val="28"/>
+          <w:lang w:val="ru-RU"/>
+        </w:rPr>
+        <w:t xml:space="preserve"> </w:t>
+      </w:r>
+      <w:proofErr w:type="spellStart"/>
+      <w:r>
+        <w:rPr>
+          <w:rFonts w:cs="Times New Roman"/>
+          <w:szCs w:val="28"/>
+          <w:lang w:val="ru-RU"/>
+        </w:rPr>
+        <w:t>практичних</w:t>
+      </w:r>
+      <w:proofErr w:type="spellEnd"/>
+      <w:r>
+        <w:rPr>
+          <w:rFonts w:cs="Times New Roman"/>
+          <w:szCs w:val="28"/>
+          <w:lang w:val="ru-RU"/>
+        </w:rPr>
+        <w:t xml:space="preserve"> </w:t>
+      </w:r>
+      <w:proofErr w:type="spellStart"/>
+      <w:r>
+        <w:rPr>
+          <w:rFonts w:cs="Times New Roman"/>
+          <w:szCs w:val="28"/>
+          <w:lang w:val="ru-RU"/>
+        </w:rPr>
+        <w:t>завдань</w:t>
+      </w:r>
+      <w:proofErr w:type="spellEnd"/>
+      <w:r>
+        <w:rPr>
+          <w:rFonts w:cs="Times New Roman"/>
+          <w:szCs w:val="28"/>
+          <w:lang w:val="ru-RU"/>
+        </w:rPr>
+        <w:t xml:space="preserve"> до Теми №2 </w:t>
+      </w:r>
+      <w:proofErr w:type="spellStart"/>
+      <w:r>
+        <w:rPr>
+          <w:rFonts w:cs="Times New Roman"/>
+          <w:szCs w:val="28"/>
+          <w:lang w:val="ru-RU"/>
+        </w:rPr>
+        <w:t>було</w:t>
+      </w:r>
+      <w:proofErr w:type="spellEnd"/>
+      <w:r>
+        <w:rPr>
+          <w:rFonts w:cs="Times New Roman"/>
+          <w:szCs w:val="28"/>
+          <w:lang w:val="ru-RU"/>
+        </w:rPr>
+        <w:t xml:space="preserve"> </w:t>
+      </w:r>
+      <w:proofErr w:type="spellStart"/>
+      <w:r>
+        <w:rPr>
+          <w:rFonts w:cs="Times New Roman"/>
+          <w:szCs w:val="28"/>
+          <w:lang w:val="ru-RU"/>
+        </w:rPr>
+        <w:t>виконано</w:t>
+      </w:r>
+      <w:proofErr w:type="spellEnd"/>
+      <w:r>
+        <w:rPr>
+          <w:rFonts w:cs="Times New Roman"/>
+          <w:szCs w:val="28"/>
+          <w:lang w:val="ru-RU"/>
+        </w:rPr>
+        <w:t xml:space="preserve"> три </w:t>
+      </w:r>
+      <w:proofErr w:type="spellStart"/>
+      <w:r>
+        <w:rPr>
+          <w:rFonts w:cs="Times New Roman"/>
+          <w:szCs w:val="28"/>
+          <w:lang w:val="ru-RU"/>
+        </w:rPr>
+        <w:t>завдання</w:t>
+      </w:r>
+      <w:proofErr w:type="spellEnd"/>
+      <w:r>
+        <w:rPr>
+          <w:rFonts w:cs="Times New Roman"/>
+          <w:szCs w:val="28"/>
+          <w:lang w:val="ru-RU"/>
+        </w:rPr>
+        <w:t xml:space="preserve">, </w:t>
+      </w:r>
+      <w:proofErr w:type="spellStart"/>
+      <w:r>
+        <w:rPr>
+          <w:rFonts w:cs="Times New Roman"/>
+          <w:szCs w:val="28"/>
+          <w:lang w:val="ru-RU"/>
+        </w:rPr>
+        <w:t>пов’язані</w:t>
+      </w:r>
+      <w:proofErr w:type="spellEnd"/>
+      <w:r>
+        <w:rPr>
+          <w:rFonts w:cs="Times New Roman"/>
+          <w:szCs w:val="28"/>
+          <w:lang w:val="ru-RU"/>
+        </w:rPr>
+        <w:t xml:space="preserve"> з </w:t>
+      </w:r>
+      <w:proofErr w:type="spellStart"/>
+      <w:r>
+        <w:rPr>
+          <w:rFonts w:cs="Times New Roman"/>
+          <w:szCs w:val="28"/>
+          <w:lang w:val="ru-RU"/>
+        </w:rPr>
+        <w:t>використанням</w:t>
+      </w:r>
+      <w:proofErr w:type="spellEnd"/>
+      <w:r>
+        <w:rPr>
+          <w:rFonts w:cs="Times New Roman"/>
+          <w:szCs w:val="28"/>
+          <w:lang w:val="ru-RU"/>
+        </w:rPr>
+        <w:t xml:space="preserve"> </w:t>
+      </w:r>
+      <w:proofErr w:type="spellStart"/>
+      <w:r>
+        <w:rPr>
+          <w:rFonts w:cs="Times New Roman"/>
+          <w:szCs w:val="28"/>
+          <w:lang w:val="ru-RU"/>
+        </w:rPr>
+        <w:t>умовних</w:t>
+      </w:r>
+      <w:proofErr w:type="spellEnd"/>
+      <w:r>
+        <w:rPr>
+          <w:rFonts w:cs="Times New Roman"/>
+          <w:szCs w:val="28"/>
+          <w:lang w:val="ru-RU"/>
+        </w:rPr>
+        <w:t xml:space="preserve"> </w:t>
+      </w:r>
+      <w:proofErr w:type="spellStart"/>
+      <w:r>
+        <w:rPr>
+          <w:rFonts w:cs="Times New Roman"/>
+          <w:szCs w:val="28"/>
+          <w:lang w:val="ru-RU"/>
+        </w:rPr>
+        <w:t>переходів</w:t>
+      </w:r>
+      <w:proofErr w:type="spellEnd"/>
+      <w:r>
+        <w:rPr>
+          <w:rFonts w:cs="Times New Roman"/>
+          <w:szCs w:val="28"/>
+          <w:lang w:val="ru-RU"/>
+        </w:rPr>
+        <w:t xml:space="preserve"> </w:t>
+      </w:r>
+      <w:proofErr w:type="spellStart"/>
+      <w:r>
+        <w:rPr>
+          <w:rFonts w:cs="Times New Roman"/>
+          <w:szCs w:val="28"/>
+          <w:lang w:val="ru-RU"/>
+        </w:rPr>
+        <w:t>if-elif-else</w:t>
+      </w:r>
+      <w:proofErr w:type="spellEnd"/>
+      <w:r>
+        <w:rPr>
+          <w:rFonts w:cs="Times New Roman"/>
+          <w:szCs w:val="28"/>
+          <w:lang w:val="ru-RU"/>
+        </w:rPr>
+        <w:t xml:space="preserve">, </w:t>
+      </w:r>
+      <w:proofErr w:type="spellStart"/>
+      <w:r>
+        <w:rPr>
+          <w:rFonts w:cs="Times New Roman"/>
+          <w:szCs w:val="28"/>
+          <w:lang w:val="ru-RU"/>
+        </w:rPr>
+        <w:t>конструкції</w:t>
+      </w:r>
+      <w:proofErr w:type="spellEnd"/>
+      <w:r>
+        <w:rPr>
+          <w:rFonts w:cs="Times New Roman"/>
+          <w:szCs w:val="28"/>
+          <w:lang w:val="ru-RU"/>
+        </w:rPr>
+        <w:t xml:space="preserve"> </w:t>
+      </w:r>
+      <w:proofErr w:type="spellStart"/>
+      <w:r>
+        <w:rPr>
+          <w:rFonts w:cs="Times New Roman"/>
+          <w:szCs w:val="28"/>
+          <w:lang w:val="ru-RU"/>
+        </w:rPr>
+        <w:t>match-case</w:t>
+      </w:r>
+      <w:proofErr w:type="spellEnd"/>
+      <w:r>
+        <w:rPr>
+          <w:rFonts w:cs="Times New Roman"/>
+          <w:szCs w:val="28"/>
+          <w:lang w:val="ru-RU"/>
+        </w:rPr>
+        <w:t xml:space="preserve"> та </w:t>
+      </w:r>
+      <w:proofErr w:type="spellStart"/>
+      <w:r>
+        <w:rPr>
+          <w:rFonts w:cs="Times New Roman"/>
+          <w:szCs w:val="28"/>
+          <w:lang w:val="ru-RU"/>
+        </w:rPr>
+        <w:t>функцій</w:t>
+      </w:r>
+      <w:proofErr w:type="spellEnd"/>
+      <w:r>
+        <w:rPr>
+          <w:rFonts w:cs="Times New Roman"/>
+          <w:szCs w:val="28"/>
+          <w:lang w:val="ru-RU"/>
+        </w:rPr>
+        <w:t xml:space="preserve">. </w:t>
+      </w:r>
+    </w:p>
+    <w:p>
+      <w:pPr>
+        <w:rPr>
+          <w:rFonts w:cs="Times New Roman"/>
+          <w:b/>
+          <w:bCs/>
+          <w:szCs w:val="28"/>
+          <w:lang w:val="ru-RU"/>
+        </w:rPr>
+      </w:pPr>
+      <w:proofErr w:type="spellStart"/>
+      <w:r>
+        <w:rPr>
+          <w:rFonts w:cs="Times New Roman"/>
+          <w:b/>
+          <w:bCs/>
+          <w:szCs w:val="28"/>
+          <w:lang w:val="ru-RU"/>
+        </w:rPr>
+        <w:t>Пошук</w:t>
+      </w:r>
+      <w:proofErr w:type="spellEnd"/>
+      <w:r>
+        <w:rPr>
+          <w:rFonts w:cs="Times New Roman"/>
+          <w:b/>
+          <w:bCs/>
+          <w:szCs w:val="28"/>
+          <w:lang w:val="ru-RU"/>
+        </w:rPr>
+        <w:t xml:space="preserve"> </w:t>
+      </w:r>
+      <w:proofErr w:type="spellStart"/>
+      <w:r>
+        <w:rPr>
+          <w:rFonts w:cs="Times New Roman"/>
+          <w:b/>
+          <w:bCs/>
+          <w:szCs w:val="28"/>
+          <w:lang w:val="ru-RU"/>
+        </w:rPr>
+        <w:t>коренів</w:t>
+      </w:r>
+      <w:proofErr w:type="spellEnd"/>
+      <w:r>
+        <w:rPr>
+          <w:rFonts w:cs="Times New Roman"/>
+          <w:b/>
+          <w:bCs/>
+          <w:szCs w:val="28"/>
+          <w:lang w:val="ru-RU"/>
+        </w:rPr>
+        <w:t xml:space="preserve"> квадратного </w:t>
+      </w:r>
+      <w:proofErr w:type="spellStart"/>
+      <w:r>
+        <w:rPr>
+          <w:rFonts w:cs="Times New Roman"/>
+          <w:b/>
+          <w:bCs/>
+          <w:szCs w:val="28"/>
+          <w:lang w:val="ru-RU"/>
+        </w:rPr>
+        <w:t>рівняння</w:t>
+      </w:r>
+      <w:proofErr w:type="spellEnd"/>
+    </w:p>
+    <w:p>
+      <w:pPr>
+        <w:rPr>
+          <w:rFonts w:cs="Times New Roman"/>
+          <w:szCs w:val="28"/>
+          <w:lang w:val="ru-RU"/>
+        </w:rPr>
+      </w:pPr>
+      <w:proofErr w:type="spellStart"/>
+      <w:r>
+        <w:rPr>
+          <w:rFonts w:cs="Times New Roman"/>
+          <w:b/>
+          <w:bCs/>
+          <w:szCs w:val="28"/>
+          <w:lang w:val="ru-RU"/>
+        </w:rPr>
+        <w:t>Завдання</w:t>
+      </w:r>
+      <w:proofErr w:type="spellEnd"/>
+      <w:r>
+        <w:rPr>
+          <w:rFonts w:cs="Times New Roman"/>
+          <w:b/>
+          <w:bCs/>
+          <w:szCs w:val="28"/>
+          <w:lang w:val="ru-RU"/>
+        </w:rPr>
+        <w:t>:</w:t>
+      </w:r>
+      <w:r>
+        <w:rPr>
+          <w:rFonts w:cs="Times New Roman"/>
+          <w:szCs w:val="28"/>
+          <w:lang w:val="ru-RU"/>
+        </w:rPr>
+        <w:t xml:space="preserve"> </w:t>
+      </w:r>
+      <w:proofErr w:type="spellStart"/>
+      <w:r>
+        <w:rPr>
+          <w:rFonts w:cs="Times New Roman"/>
+          <w:szCs w:val="28"/>
+          <w:lang w:val="ru-RU"/>
+        </w:rPr>
+        <w:t>Необхідно</w:t>
+      </w:r>
+      <w:proofErr w:type="spellEnd"/>
+      <w:r>
+        <w:rPr>
+          <w:rFonts w:cs="Times New Roman"/>
+          <w:szCs w:val="28"/>
+          <w:lang w:val="ru-RU"/>
+        </w:rPr>
+        <w:t xml:space="preserve"> </w:t>
+      </w:r>
+      <w:proofErr w:type="spellStart"/>
+      <w:r>
+        <w:rPr>
+          <w:rFonts w:cs="Times New Roman"/>
+          <w:szCs w:val="28"/>
+          <w:lang w:val="ru-RU"/>
+        </w:rPr>
+        <w:t>розробити</w:t>
+      </w:r>
+      <w:proofErr w:type="spellEnd"/>
+      <w:r>
+        <w:rPr>
+          <w:rFonts w:cs="Times New Roman"/>
+          <w:szCs w:val="28"/>
+          <w:lang w:val="ru-RU"/>
+        </w:rPr>
+        <w:t xml:space="preserve"> </w:t>
+      </w:r>
+      <w:proofErr w:type="spellStart"/>
+      <w:r>
+        <w:rPr>
+          <w:rFonts w:cs="Times New Roman"/>
+          <w:szCs w:val="28"/>
+          <w:lang w:val="ru-RU"/>
+        </w:rPr>
+        <w:t>програму</w:t>
+      </w:r>
+      <w:proofErr w:type="spellEnd"/>
+      <w:r>
+        <w:rPr>
+          <w:rFonts w:cs="Times New Roman"/>
+          <w:szCs w:val="28"/>
+          <w:lang w:val="ru-RU"/>
+        </w:rPr>
+        <w:t xml:space="preserve"> для </w:t>
+      </w:r>
+      <w:proofErr w:type="spellStart"/>
+      <w:r>
+        <w:rPr>
+          <w:rFonts w:cs="Times New Roman"/>
+          <w:szCs w:val="28"/>
+          <w:lang w:val="ru-RU"/>
+        </w:rPr>
+        <w:t>пошуку</w:t>
+      </w:r>
+      <w:proofErr w:type="spellEnd"/>
+      <w:r>
+        <w:rPr>
+          <w:rFonts w:cs="Times New Roman"/>
+          <w:szCs w:val="28"/>
+          <w:lang w:val="ru-RU"/>
+        </w:rPr>
+        <w:t xml:space="preserve"> </w:t>
+      </w:r>
+      <w:proofErr w:type="spellStart"/>
+      <w:r>
+        <w:rPr>
+          <w:rFonts w:cs="Times New Roman"/>
+          <w:szCs w:val="28"/>
+          <w:lang w:val="ru-RU"/>
+        </w:rPr>
+        <w:t>коренів</w:t>
+      </w:r>
+      <w:proofErr w:type="spellEnd"/>
+      <w:r>
+        <w:rPr>
+          <w:rFonts w:cs="Times New Roman"/>
+          <w:szCs w:val="28"/>
+          <w:lang w:val="ru-RU"/>
+        </w:rPr>
+        <w:t xml:space="preserve"> квадратного </w:t>
+      </w:r>
+      <w:proofErr w:type="spellStart"/>
+      <w:r>
+        <w:rPr>
+          <w:rFonts w:cs="Times New Roman"/>
+          <w:szCs w:val="28"/>
+          <w:lang w:val="ru-RU"/>
+        </w:rPr>
+        <w:t>рівняння</w:t>
+      </w:r>
+      <w:proofErr w:type="spellEnd"/>
+      <w:r>
+        <w:rPr>
+          <w:rFonts w:cs="Times New Roman"/>
+          <w:szCs w:val="28"/>
+          <w:lang w:val="ru-RU"/>
+        </w:rPr>
+        <w:t xml:space="preserve">, </w:t>
+      </w:r>
+      <w:proofErr w:type="spellStart"/>
+      <w:r>
+        <w:rPr>
+          <w:rFonts w:cs="Times New Roman"/>
+          <w:szCs w:val="28"/>
+          <w:lang w:val="ru-RU"/>
+        </w:rPr>
+        <w:t>використовуючи</w:t>
+      </w:r>
+      <w:proofErr w:type="spellEnd"/>
+      <w:r>
+        <w:rPr>
+          <w:rFonts w:cs="Times New Roman"/>
+          <w:szCs w:val="28"/>
+          <w:lang w:val="ru-RU"/>
+        </w:rPr>
+        <w:t xml:space="preserve"> </w:t>
+      </w:r>
+      <w:proofErr w:type="spellStart"/>
+      <w:r>
+        <w:rPr>
+          <w:rFonts w:cs="Times New Roman"/>
+          <w:szCs w:val="28"/>
+          <w:lang w:val="ru-RU"/>
+        </w:rPr>
+        <w:t>функцію</w:t>
+      </w:r>
+      <w:proofErr w:type="spellEnd"/>
+      <w:r>
+        <w:rPr>
+          <w:rFonts w:cs="Times New Roman"/>
+          <w:szCs w:val="28"/>
+          <w:lang w:val="ru-RU"/>
+        </w:rPr>
+        <w:t xml:space="preserve"> </w:t>
+      </w:r>
+      <w:proofErr w:type="spellStart"/>
+      <w:r>
+        <w:rPr>
+          <w:rFonts w:cs="Times New Roman"/>
+          <w:szCs w:val="28"/>
+          <w:lang w:val="ru-RU"/>
+        </w:rPr>
+        <w:t>обчислення</w:t>
+      </w:r>
+      <w:proofErr w:type="spellEnd"/>
+      <w:r>
+        <w:rPr>
+          <w:rFonts w:cs="Times New Roman"/>
+          <w:szCs w:val="28"/>
+          <w:lang w:val="ru-RU"/>
+        </w:rPr>
+        <w:t xml:space="preserve"> </w:t>
+      </w:r>
+      <w:proofErr w:type="spellStart"/>
+      <w:r>
+        <w:rPr>
+          <w:rFonts w:cs="Times New Roman"/>
+          <w:szCs w:val="28"/>
+          <w:lang w:val="ru-RU"/>
+        </w:rPr>
+        <w:t>дискримінанта</w:t>
+      </w:r>
+      <w:proofErr w:type="spellEnd"/>
+      <w:r>
+        <w:rPr>
+          <w:rFonts w:cs="Times New Roman"/>
+          <w:szCs w:val="28"/>
+          <w:lang w:val="ru-RU"/>
+        </w:rPr>
+        <w:t xml:space="preserve"> з </w:t>
+      </w:r>
+      <w:proofErr w:type="spellStart"/>
+      <w:r>
+        <w:rPr>
+          <w:rFonts w:cs="Times New Roman"/>
+          <w:szCs w:val="28"/>
+          <w:lang w:val="ru-RU"/>
+        </w:rPr>
+        <w:t>попередньої</w:t>
+      </w:r>
+      <w:proofErr w:type="spellEnd"/>
+      <w:r>
+        <w:rPr>
+          <w:rFonts w:cs="Times New Roman"/>
+          <w:szCs w:val="28"/>
+          <w:lang w:val="ru-RU"/>
+        </w:rPr>
+        <w:t xml:space="preserve"> теми та </w:t>
+      </w:r>
+      <w:proofErr w:type="spellStart"/>
+      <w:r>
+        <w:rPr>
+          <w:rFonts w:cs="Times New Roman"/>
+          <w:szCs w:val="28"/>
+          <w:lang w:val="ru-RU"/>
+        </w:rPr>
+        <w:t>умовні</w:t>
+      </w:r>
+      <w:proofErr w:type="spellEnd"/>
+      <w:r>
+        <w:rPr>
+          <w:rFonts w:cs="Times New Roman"/>
+          <w:szCs w:val="28"/>
+          <w:lang w:val="ru-RU"/>
+        </w:rPr>
+        <w:t xml:space="preserve"> переходи. </w:t>
+      </w:r>
+    </w:p>
+    <w:p>
+      <w:pPr>
+        <w:rPr>
+          <w:rFonts w:cs="Times New Roman"/>
+          <w:szCs w:val="28"/>
+          <w:lang w:val="ru-RU"/>
+        </w:rPr>
+      </w:pPr>
+      <w:proofErr w:type="spellStart"/>
+      <w:r>
+        <w:rPr>
+          <w:rFonts w:cs="Times New Roman"/>
+          <w:b/>
+          <w:bCs/>
+          <w:szCs w:val="28"/>
+          <w:lang w:val="ru-RU"/>
+        </w:rPr>
+        <w:t>Хід</w:t>
+      </w:r>
+      <w:proofErr w:type="spellEnd"/>
+      <w:r>
+        <w:rPr>
+          <w:rFonts w:cs="Times New Roman"/>
+          <w:b/>
+          <w:bCs/>
+          <w:szCs w:val="28"/>
+          <w:lang w:val="ru-RU"/>
+        </w:rPr>
+        <w:t xml:space="preserve"> </w:t>
+      </w:r>
+      <w:proofErr w:type="spellStart"/>
+      <w:r>
+        <w:rPr>
+          <w:rFonts w:cs="Times New Roman"/>
+          <w:b/>
+          <w:bCs/>
+          <w:szCs w:val="28"/>
+          <w:lang w:val="ru-RU"/>
+        </w:rPr>
+        <w:t>виконання</w:t>
+      </w:r>
+      <w:proofErr w:type="spellEnd"/>
+      <w:r>
+        <w:rPr>
+          <w:rFonts w:cs="Times New Roman"/>
+          <w:b/>
+          <w:bCs/>
+          <w:szCs w:val="28"/>
+          <w:lang w:val="ru-RU"/>
+        </w:rPr>
+        <w:t xml:space="preserve"> </w:t>
+      </w:r>
+      <w:proofErr w:type="spellStart"/>
+      <w:r>
+        <w:rPr>
+          <w:rFonts w:cs="Times New Roman"/>
+          <w:b/>
+          <w:bCs/>
+          <w:szCs w:val="28"/>
+          <w:lang w:val="ru-RU"/>
+        </w:rPr>
+        <w:t>завдання</w:t>
+      </w:r>
+      <w:proofErr w:type="spellEnd"/>
+      <w:r>
+        <w:rPr>
+          <w:rFonts w:cs="Times New Roman"/>
+          <w:b/>
+          <w:bCs/>
+          <w:szCs w:val="28"/>
+          <w:lang w:val="ru-RU"/>
+        </w:rPr>
+        <w:t>:</w:t>
+      </w:r>
+      <w:r>
+        <w:rPr>
+          <w:rFonts w:cs="Times New Roman"/>
+          <w:szCs w:val="28"/>
+          <w:lang w:val="ru-RU"/>
+        </w:rPr>
+        <w:t xml:space="preserve"> Для </w:t>
+      </w:r>
+      <w:proofErr w:type="spellStart"/>
+      <w:r>
+        <w:rPr>
+          <w:rFonts w:cs="Times New Roman"/>
+          <w:szCs w:val="28"/>
+          <w:lang w:val="ru-RU"/>
+        </w:rPr>
+        <w:t>виконання</w:t>
+      </w:r>
+      <w:proofErr w:type="spellEnd"/>
+      <w:r>
+        <w:rPr>
+          <w:rFonts w:cs="Times New Roman"/>
+          <w:szCs w:val="28"/>
+          <w:lang w:val="ru-RU"/>
+        </w:rPr>
+        <w:t xml:space="preserve"> </w:t>
+      </w:r>
+      <w:proofErr w:type="spellStart"/>
+      <w:r>
+        <w:rPr>
+          <w:rFonts w:cs="Times New Roman"/>
+          <w:szCs w:val="28"/>
+          <w:lang w:val="ru-RU"/>
+        </w:rPr>
+        <w:t>завдання</w:t>
+      </w:r>
+      <w:proofErr w:type="spellEnd"/>
+      <w:r>
+        <w:rPr>
+          <w:rFonts w:cs="Times New Roman"/>
+          <w:szCs w:val="28"/>
+          <w:lang w:val="ru-RU"/>
+        </w:rPr>
+        <w:t xml:space="preserve"> я </w:t>
+      </w:r>
+      <w:proofErr w:type="spellStart"/>
+      <w:r>
+        <w:rPr>
+          <w:rFonts w:cs="Times New Roman"/>
+          <w:szCs w:val="28"/>
+          <w:lang w:val="ru-RU"/>
+        </w:rPr>
+        <w:t>реалізував</w:t>
+      </w:r>
+      <w:proofErr w:type="spellEnd"/>
+      <w:r>
+        <w:rPr>
+          <w:rFonts w:cs="Times New Roman"/>
+          <w:szCs w:val="28"/>
+          <w:lang w:val="ru-RU"/>
+        </w:rPr>
+        <w:t xml:space="preserve"> </w:t>
+      </w:r>
+      <w:proofErr w:type="spellStart"/>
+      <w:r>
+        <w:rPr>
+          <w:rFonts w:cs="Times New Roman"/>
+          <w:szCs w:val="28"/>
+          <w:lang w:val="ru-RU"/>
+        </w:rPr>
+        <w:t>функцію</w:t>
+      </w:r>
+      <w:proofErr w:type="spellEnd"/>
+      <w:r>
+        <w:rPr>
+          <w:rFonts w:cs="Times New Roman"/>
+          <w:szCs w:val="28"/>
+          <w:lang w:val="ru-RU"/>
+        </w:rPr>
+        <w:t xml:space="preserve"> </w:t>
+      </w:r>
+      <w:proofErr w:type="spellStart"/>
+      <w:r>
+        <w:rPr>
+          <w:rFonts w:cs="Times New Roman"/>
+          <w:szCs w:val="28"/>
+          <w:lang w:val="ru-RU"/>
+        </w:rPr>
+        <w:t>calculate_discriminant</w:t>
+      </w:r>
+      <w:proofErr w:type="spellEnd"/>
+      <w:r>
+        <w:rPr>
+          <w:rFonts w:cs="Times New Roman"/>
+          <w:szCs w:val="28"/>
+          <w:lang w:val="ru-RU"/>
+        </w:rPr>
+        <w:t xml:space="preserve">(), яка </w:t>
+      </w:r>
+      <w:proofErr w:type="spellStart"/>
+      <w:r>
+        <w:rPr>
+          <w:rFonts w:cs="Times New Roman"/>
+          <w:szCs w:val="28"/>
+          <w:lang w:val="ru-RU"/>
+        </w:rPr>
+        <w:t>обчислює</w:t>
+      </w:r>
+      <w:proofErr w:type="spellEnd"/>
+      <w:r>
+        <w:rPr>
+          <w:rFonts w:cs="Times New Roman"/>
+          <w:szCs w:val="28"/>
+          <w:lang w:val="ru-RU"/>
+        </w:rPr>
+        <w:t xml:space="preserve"> </w:t>
+      </w:r>
+      <w:proofErr w:type="spellStart"/>
+      <w:r>
+        <w:rPr>
+          <w:rFonts w:cs="Times New Roman"/>
+          <w:szCs w:val="28"/>
+          <w:lang w:val="ru-RU"/>
+        </w:rPr>
+        <w:t>дискримінант</w:t>
+      </w:r>
+      <w:proofErr w:type="spellEnd"/>
+      <w:r>
+        <w:rPr>
+          <w:rFonts w:cs="Times New Roman"/>
+          <w:szCs w:val="28"/>
+          <w:lang w:val="ru-RU"/>
+        </w:rPr>
+        <w:t xml:space="preserve">. </w:t>
+      </w:r>
+      <w:proofErr w:type="spellStart"/>
+      <w:r>
+        <w:rPr>
+          <w:rFonts w:cs="Times New Roman"/>
+          <w:szCs w:val="28"/>
+          <w:lang w:val="ru-RU"/>
+        </w:rPr>
+        <w:t>Основна</w:t>
+      </w:r>
+      <w:proofErr w:type="spellEnd"/>
+      <w:r>
+        <w:rPr>
+          <w:rFonts w:cs="Times New Roman"/>
+          <w:szCs w:val="28"/>
+          <w:lang w:val="ru-RU"/>
+        </w:rPr>
+        <w:t xml:space="preserve"> </w:t>
+      </w:r>
+      <w:proofErr w:type="spellStart"/>
+      <w:r>
+        <w:rPr>
+          <w:rFonts w:cs="Times New Roman"/>
+          <w:szCs w:val="28"/>
+          <w:lang w:val="ru-RU"/>
+        </w:rPr>
+        <w:t>логіка</w:t>
+      </w:r>
+      <w:proofErr w:type="spellEnd"/>
+      <w:r>
+        <w:rPr>
+          <w:rFonts w:cs="Times New Roman"/>
+          <w:szCs w:val="28"/>
+          <w:lang w:val="ru-RU"/>
+        </w:rPr>
+        <w:t xml:space="preserve"> </w:t>
+      </w:r>
+      <w:proofErr w:type="spellStart"/>
+      <w:r>
+        <w:rPr>
+          <w:rFonts w:cs="Times New Roman"/>
+          <w:szCs w:val="28"/>
+          <w:lang w:val="ru-RU"/>
+        </w:rPr>
+        <w:t>винесена</w:t>
+      </w:r>
+      <w:proofErr w:type="spellEnd"/>
+      <w:r>
+        <w:rPr>
+          <w:rFonts w:cs="Times New Roman"/>
+          <w:szCs w:val="28"/>
+          <w:lang w:val="ru-RU"/>
+        </w:rPr>
+        <w:t xml:space="preserve"> у </w:t>
+      </w:r>
+      <w:proofErr w:type="spellStart"/>
+      <w:r>
+        <w:rPr>
+          <w:rFonts w:cs="Times New Roman"/>
+          <w:szCs w:val="28"/>
+          <w:lang w:val="ru-RU"/>
+        </w:rPr>
+        <w:t>функцію</w:t>
+      </w:r>
+      <w:proofErr w:type="spellEnd"/>
+      <w:r>
+        <w:rPr>
+          <w:rFonts w:cs="Times New Roman"/>
+          <w:szCs w:val="28"/>
+          <w:lang w:val="ru-RU"/>
+        </w:rPr>
+        <w:t xml:space="preserve"> </w:t>
+      </w:r>
+      <w:proofErr w:type="spellStart"/>
+      <w:r>
+        <w:rPr>
+          <w:rFonts w:cs="Times New Roman"/>
+          <w:szCs w:val="28"/>
+          <w:lang w:val="ru-RU"/>
+        </w:rPr>
+        <w:t>find_roots</w:t>
+      </w:r>
+      <w:proofErr w:type="spellEnd"/>
+      <w:r>
+        <w:rPr>
+          <w:rFonts w:cs="Times New Roman"/>
+          <w:szCs w:val="28"/>
+          <w:lang w:val="ru-RU"/>
+        </w:rPr>
+        <w:t xml:space="preserve">(), яка </w:t>
+      </w:r>
+      <w:proofErr w:type="spellStart"/>
+      <w:r>
+        <w:rPr>
+          <w:rFonts w:cs="Times New Roman"/>
+          <w:szCs w:val="28"/>
+          <w:lang w:val="ru-RU"/>
+        </w:rPr>
+        <w:t>перевіряє</w:t>
+      </w:r>
+      <w:proofErr w:type="spellEnd"/>
+      <w:r>
+        <w:rPr>
+          <w:rFonts w:cs="Times New Roman"/>
+          <w:szCs w:val="28"/>
+          <w:lang w:val="ru-RU"/>
+        </w:rPr>
+        <w:t xml:space="preserve"> </w:t>
+      </w:r>
+      <w:proofErr w:type="spellStart"/>
+      <w:r>
+        <w:rPr>
+          <w:rFonts w:cs="Times New Roman"/>
+          <w:szCs w:val="28"/>
+          <w:lang w:val="ru-RU"/>
+        </w:rPr>
+        <w:t>значення</w:t>
+      </w:r>
+      <w:proofErr w:type="spellEnd"/>
+      <w:r>
+        <w:rPr>
+          <w:rFonts w:cs="Times New Roman"/>
+          <w:szCs w:val="28"/>
+          <w:lang w:val="ru-RU"/>
+        </w:rPr>
+        <w:t xml:space="preserve"> </w:t>
+      </w:r>
+      <w:proofErr w:type="spellStart"/>
+      <w:r>
+        <w:rPr>
+          <w:rFonts w:cs="Times New Roman"/>
+          <w:szCs w:val="28"/>
+          <w:lang w:val="ru-RU"/>
+        </w:rPr>
+        <w:t>коефіцієнта</w:t>
+      </w:r>
+      <w:proofErr w:type="spellEnd"/>
+      <w:r>
+        <w:rPr>
+          <w:rFonts w:cs="Times New Roman"/>
+          <w:szCs w:val="28"/>
+          <w:lang w:val="ru-RU"/>
+        </w:rPr>
+        <w:t xml:space="preserve"> </w:t>
+      </w:r>
+      <m:oMath>
+        <m:r>
+          <w:rPr>
+            <w:rFonts w:ascii="Cambria Math" w:hAnsi="Cambria Math" w:cs="Times New Roman"/>
+            <w:szCs w:val="28"/>
+            <w:lang w:val="ru-RU"/>
+          </w:rPr>
+          <m:t>a</m:t>
+        </m:r>
+      </m:oMath>
+      <w:r>
+        <w:rPr>
+          <w:rFonts w:cs="Times New Roman"/>
+          <w:szCs w:val="28"/>
+          <w:lang w:val="ru-RU"/>
+        </w:rPr>
+        <w:t xml:space="preserve"> та значення дискримінанта (</w:t>
+      </w:r>
+      <m:oMath>
+        <m:r>
+          <w:rPr>
+            <w:rFonts w:ascii="Cambria Math" w:hAnsi="Cambria Math" w:cs="Times New Roman"/>
+            <w:szCs w:val="28"/>
+            <w:lang w:val="ru-RU"/>
+          </w:rPr>
+          <m:t>D</m:t>
+        </m:r>
+      </m:oMath>
+      <w:r>
+        <w:rPr>
+          <w:rFonts w:cs="Times New Roman"/>
+          <w:szCs w:val="28"/>
+          <w:lang w:val="ru-RU"/>
+        </w:rPr>
+        <w:t>) за допомогою конструкції if-elif-else. Залежно від знаку дискримінанта (</w:t>
+      </w:r>
+      <m:oMath>
+        <m:r>
+          <w:rPr>
+            <w:rFonts w:ascii="Cambria Math" w:hAnsi="Cambria Math" w:cs="Times New Roman"/>
+            <w:szCs w:val="28"/>
+            <w:lang w:val="ru-RU"/>
+          </w:rPr>
+          <m:t>D&gt;0</m:t>
+        </m:r>
+      </m:oMath>
+      <w:r>
+        <w:rPr>
+          <w:rFonts w:cs="Times New Roman"/>
+          <w:szCs w:val="28"/>
+          <w:lang w:val="ru-RU"/>
+        </w:rPr>
+        <w:t xml:space="preserve">, </w:t>
+      </w:r>
+      <m:oMath>
+        <m:r>
+          <w:rPr>
+            <w:rFonts w:ascii="Cambria Math" w:hAnsi="Cambria Math" w:cs="Times New Roman"/>
+            <w:szCs w:val="28"/>
+            <w:lang w:val="ru-RU"/>
+          </w:rPr>
+          <m:t>D=0</m:t>
+        </m:r>
+      </m:oMath>
+      <w:r>
+        <w:rPr>
+          <w:rFonts w:cs="Times New Roman"/>
+          <w:szCs w:val="28"/>
+          <w:lang w:val="ru-RU"/>
+        </w:rPr>
+        <w:t xml:space="preserve"> або </w:t>
+      </w:r>
+      <m:oMath>
+        <m:r>
+          <w:rPr>
+            <w:rFonts w:ascii="Cambria Math" w:hAnsi="Cambria Math" w:cs="Times New Roman"/>
+            <w:szCs w:val="28"/>
+            <w:lang w:val="ru-RU"/>
+          </w:rPr>
+          <m:t>D&lt;0</m:t>
+        </m:r>
+      </m:oMath>
+      <w:r>
+        <w:rPr>
+          <w:rFonts w:cs="Times New Roman"/>
+          <w:szCs w:val="28"/>
+          <w:lang w:val="ru-RU"/>
+        </w:rPr>
+        <w:t xml:space="preserve">), програма розраховує два корені, один корінь або повідомляє про відсутність дійсних коренів. Коефіцієнти вводяться користувачем. </w:t>
+      </w:r>
+    </w:p>
+    <w:p>
+      <w:pPr>
+        <w:rPr>
+          <w:rFonts w:cs="Times New Roman"/>
+          <w:szCs w:val="28"/>
+          <w:lang w:val="ru-RU"/>
+        </w:rPr>
+      </w:pPr>
+      <w:r>
+        <w:rPr>
+          <w:rFonts w:cs="Times New Roman"/>
+          <w:b/>
+          <w:bCs/>
+          <w:szCs w:val="28"/>
+          <w:lang w:val="ru-RU"/>
+        </w:rPr>
+        <w:t xml:space="preserve">Текст </w:t>
+      </w:r>
+      <w:proofErr w:type="spellStart"/>
+      <w:r>
+        <w:rPr>
+          <w:rFonts w:cs="Times New Roman"/>
+          <w:b/>
+          <w:bCs/>
+          <w:szCs w:val="28"/>
+          <w:lang w:val="ru-RU"/>
+        </w:rPr>
+        <w:t>програми</w:t>
+      </w:r>
+      <w:proofErr w:type="spellEnd"/>
+      <w:r>
+        <w:rPr>
+          <w:rFonts w:cs="Times New Roman"/>
+          <w:b/>
+          <w:bCs/>
+          <w:szCs w:val="28"/>
+          <w:lang w:val="ru-RU"/>
+        </w:rPr>
+        <w:t>:</w:t>
+      </w:r>
+    </w:p>
+    <w:tbl>
+      <w:tblPr>
+        <w:tblStyle w:val="a3"/>
+        <w:tblW w:w="0" w:type="auto"/>
+        <w:tblLook w:val="04A0" w:firstRow="1" w:lastRow="0" w:firstColumn="1" w:lastColumn="0" w:noHBand="0" w:noVBand="1"/>
+      </w:tblPr>
+      <w:tblGrid>
+        <w:gridCol w:w="9350"/>
+      </w:tblGrid>
+      <w:tr>
+        <w:tc>
+          <w:tcPr>
+            <w:tcW w:w="9350" w:type="dxa"/>
+          </w:tcPr>
+          <w:p>
+            <w:pPr>
+              <w:ind w:firstLine="0"/>
+              <w:jc w:val="left"/>
+              <w:rPr>
+                <w:rFonts w:cs="Times New Roman"/>
+                <w:sz w:val="18"/>
+                <w:szCs w:val="18"/>
+              </w:rPr>
+            </w:pPr>
+            <w:r>
+              <w:rPr>
+                <w:rFonts w:cs="Times New Roman"/>
+                <w:sz w:val="18"/>
+                <w:szCs w:val="18"/>
+              </w:rPr>
+              <w:t xml:space="preserve">def </w:t>
+            </w:r>
+            <w:proofErr w:type="spellStart"/>
+            <w:r>
+              <w:rPr>
+                <w:rFonts w:cs="Times New Roman"/>
+                <w:sz w:val="18"/>
+                <w:szCs w:val="18"/>
+              </w:rPr>
+              <w:t>calculate_</w:t>
+            </w:r>
+            <w:proofErr w:type="gramStart"/>
+            <w:r>
+              <w:rPr>
+                <w:rFonts w:cs="Times New Roman"/>
+                <w:sz w:val="18"/>
+                <w:szCs w:val="18"/>
+              </w:rPr>
+              <w:t>discriminant</w:t>
+            </w:r>
+            <w:proofErr w:type="spellEnd"/>
+            <w:r>
+              <w:rPr>
+                <w:rFonts w:cs="Times New Roman"/>
+                <w:sz w:val="18"/>
+                <w:szCs w:val="18"/>
+              </w:rPr>
+              <w:t>(</w:t>
+            </w:r>
+            <w:proofErr w:type="gramEnd"/>
+            <w:r>
+              <w:rPr>
+                <w:rFonts w:cs="Times New Roman"/>
+                <w:sz w:val="18"/>
+                <w:szCs w:val="18"/>
+              </w:rPr>
+              <w:t>a, b, c):</w:t>
+            </w:r>
+          </w:p>
+          <w:p>
+            <w:pPr>
+              <w:ind w:firstLine="0"/>
+              <w:jc w:val="left"/>
+              <w:rPr>
+                <w:rFonts w:cs="Times New Roman"/>
+                <w:sz w:val="18"/>
+                <w:szCs w:val="18"/>
+                <w:lang w:val="uk-UA"/>
+              </w:rPr>
+            </w:pPr>
+            <w:r>
+              <w:rPr>
+                <w:rFonts w:cs="Times New Roman"/>
+                <w:sz w:val="18"/>
+                <w:szCs w:val="18"/>
+              </w:rPr>
+              <w:t xml:space="preserve">    return b**2 - 4 * a * c</w:t>
+            </w:r>
+          </w:p>
+          <w:p>
+            <w:pPr>
+              <w:ind w:firstLine="0"/>
+              <w:jc w:val="left"/>
+              <w:rPr>
+                <w:rFonts w:cs="Times New Roman"/>
+                <w:sz w:val="18"/>
+                <w:szCs w:val="18"/>
+              </w:rPr>
+            </w:pPr>
+            <w:r>
+              <w:rPr>
+                <w:rFonts w:cs="Times New Roman"/>
+                <w:sz w:val="18"/>
+                <w:szCs w:val="18"/>
+              </w:rPr>
+              <w:t xml:space="preserve">def </w:t>
+            </w:r>
+            <w:proofErr w:type="spellStart"/>
+            <w:r>
+              <w:rPr>
+                <w:rFonts w:cs="Times New Roman"/>
+                <w:sz w:val="18"/>
+                <w:szCs w:val="18"/>
+              </w:rPr>
+              <w:t>find_</w:t>
+            </w:r>
+            <w:proofErr w:type="gramStart"/>
+            <w:r>
+              <w:rPr>
+                <w:rFonts w:cs="Times New Roman"/>
+                <w:sz w:val="18"/>
+                <w:szCs w:val="18"/>
+              </w:rPr>
+              <w:t>roots</w:t>
+            </w:r>
+            <w:proofErr w:type="spellEnd"/>
+            <w:r>
+              <w:rPr>
+                <w:rFonts w:cs="Times New Roman"/>
+                <w:sz w:val="18"/>
+                <w:szCs w:val="18"/>
+              </w:rPr>
+              <w:t>(</w:t>
+            </w:r>
+            <w:proofErr w:type="gramEnd"/>
+            <w:r>
+              <w:rPr>
+                <w:rFonts w:cs="Times New Roman"/>
+                <w:sz w:val="18"/>
+                <w:szCs w:val="18"/>
+              </w:rPr>
+              <w:t>a, b, c):</w:t>
+            </w:r>
+          </w:p>
+          <w:p>
+            <w:pPr>
+              <w:ind w:firstLine="0"/>
+              <w:jc w:val="left"/>
+              <w:rPr>
+                <w:rFonts w:cs="Times New Roman"/>
+                <w:sz w:val="18"/>
+                <w:szCs w:val="18"/>
+                <w:lang w:val="ru-RU"/>
+              </w:rPr>
+            </w:pPr>
+            <w:r>
+              <w:rPr>
+                <w:rFonts w:cs="Times New Roman"/>
+                <w:sz w:val="18"/>
+                <w:szCs w:val="18"/>
+              </w:rPr>
+              <w:t xml:space="preserve">    </w:t>
+            </w:r>
+            <w:proofErr w:type="spellStart"/>
+            <w:r>
+              <w:rPr>
+                <w:rFonts w:cs="Times New Roman"/>
+                <w:sz w:val="18"/>
+                <w:szCs w:val="18"/>
+                <w:lang w:val="ru-RU"/>
+              </w:rPr>
+              <w:t>if</w:t>
+            </w:r>
+            <w:proofErr w:type="spellEnd"/>
+            <w:r>
+              <w:rPr>
+                <w:rFonts w:cs="Times New Roman"/>
+                <w:sz w:val="18"/>
+                <w:szCs w:val="18"/>
+                <w:lang w:val="ru-RU"/>
+              </w:rPr>
+              <w:t xml:space="preserve"> a == 0:</w:t>
+            </w:r>
+          </w:p>
+          <w:p>
+            <w:pPr>
+              <w:ind w:firstLine="0"/>
+              <w:jc w:val="left"/>
+              <w:rPr>
+                <w:rFonts w:cs="Times New Roman"/>
+                <w:sz w:val="18"/>
+                <w:szCs w:val="18"/>
+                <w:lang w:val="ru-RU"/>
+              </w:rPr>
+            </w:pPr>
+            <w:r>
+              <w:rPr>
+                <w:rFonts w:cs="Times New Roman"/>
+                <w:sz w:val="18"/>
+                <w:szCs w:val="18"/>
+                <w:lang w:val="ru-RU"/>
+              </w:rPr>
+              <w:t xml:space="preserve">        </w:t>
+            </w:r>
+            <w:proofErr w:type="spellStart"/>
+            <w:r>
+              <w:rPr>
+                <w:rFonts w:cs="Times New Roman"/>
+                <w:sz w:val="18"/>
+                <w:szCs w:val="18"/>
+                <w:lang w:val="ru-RU"/>
+              </w:rPr>
+              <w:t>return</w:t>
+            </w:r>
+            <w:proofErr w:type="spellEnd"/>
+            <w:r>
+              <w:rPr>
+                <w:rFonts w:cs="Times New Roman"/>
+                <w:sz w:val="18"/>
+                <w:szCs w:val="18"/>
+                <w:lang w:val="ru-RU"/>
+              </w:rPr>
+              <w:t xml:space="preserve"> "</w:t>
+            </w:r>
+            <w:proofErr w:type="spellStart"/>
+            <w:r>
+              <w:rPr>
+                <w:rFonts w:cs="Times New Roman"/>
+                <w:sz w:val="18"/>
+                <w:szCs w:val="18"/>
+                <w:lang w:val="ru-RU"/>
+              </w:rPr>
+              <w:t>Це</w:t>
+            </w:r>
+            <w:proofErr w:type="spellEnd"/>
+            <w:r>
+              <w:rPr>
+                <w:rFonts w:cs="Times New Roman"/>
+                <w:sz w:val="18"/>
+                <w:szCs w:val="18"/>
+                <w:lang w:val="ru-RU"/>
+              </w:rPr>
+              <w:t xml:space="preserve"> не </w:t>
+            </w:r>
+            <w:proofErr w:type="spellStart"/>
+            <w:r>
+              <w:rPr>
+                <w:rFonts w:cs="Times New Roman"/>
+                <w:sz w:val="18"/>
+                <w:szCs w:val="18"/>
+                <w:lang w:val="ru-RU"/>
+              </w:rPr>
+              <w:t>квадратне</w:t>
+            </w:r>
+            <w:proofErr w:type="spellEnd"/>
+            <w:r>
+              <w:rPr>
+                <w:rFonts w:cs="Times New Roman"/>
+                <w:sz w:val="18"/>
+                <w:szCs w:val="18"/>
+                <w:lang w:val="ru-RU"/>
+              </w:rPr>
+              <w:t xml:space="preserve"> </w:t>
+            </w:r>
+            <w:proofErr w:type="spellStart"/>
+            <w:r>
+              <w:rPr>
+                <w:rFonts w:cs="Times New Roman"/>
+                <w:sz w:val="18"/>
+                <w:szCs w:val="18"/>
+                <w:lang w:val="ru-RU"/>
+              </w:rPr>
+              <w:t>рівняння</w:t>
+            </w:r>
+            <w:proofErr w:type="spellEnd"/>
+            <w:r>
+              <w:rPr>
+                <w:rFonts w:cs="Times New Roman"/>
+                <w:sz w:val="18"/>
+                <w:szCs w:val="18"/>
+                <w:lang w:val="ru-RU"/>
+              </w:rPr>
+              <w:t xml:space="preserve"> (a не </w:t>
+            </w:r>
+            <w:proofErr w:type="spellStart"/>
+            <w:r>
+              <w:rPr>
+                <w:rFonts w:cs="Times New Roman"/>
+                <w:sz w:val="18"/>
+                <w:szCs w:val="18"/>
+                <w:lang w:val="ru-RU"/>
+              </w:rPr>
+              <w:t>може</w:t>
+            </w:r>
+            <w:proofErr w:type="spellEnd"/>
+            <w:r>
+              <w:rPr>
+                <w:rFonts w:cs="Times New Roman"/>
+                <w:sz w:val="18"/>
+                <w:szCs w:val="18"/>
+                <w:lang w:val="ru-RU"/>
+              </w:rPr>
+              <w:t xml:space="preserve"> </w:t>
+            </w:r>
+            <w:proofErr w:type="spellStart"/>
+            <w:r>
+              <w:rPr>
+                <w:rFonts w:cs="Times New Roman"/>
+                <w:sz w:val="18"/>
+                <w:szCs w:val="18"/>
+                <w:lang w:val="ru-RU"/>
+              </w:rPr>
+              <w:t>дорівнювати</w:t>
+            </w:r>
+            <w:proofErr w:type="spellEnd"/>
+            <w:r>
+              <w:rPr>
+                <w:rFonts w:cs="Times New Roman"/>
+                <w:sz w:val="18"/>
+                <w:szCs w:val="18"/>
+                <w:lang w:val="ru-RU"/>
+              </w:rPr>
+              <w:t xml:space="preserve"> 0)."</w:t>
+            </w:r>
+          </w:p>
+          <w:p>
+            <w:pPr>
+              <w:ind w:firstLine="0"/>
+              <w:jc w:val="left"/>
+              <w:rPr>
+                <w:rFonts w:cs="Times New Roman"/>
+                <w:sz w:val="18"/>
+                <w:szCs w:val="18"/>
+              </w:rPr>
+            </w:pPr>
+            <w:r>
+              <w:rPr>
+                <w:rFonts w:cs="Times New Roman"/>
+                <w:sz w:val="18"/>
+                <w:szCs w:val="18"/>
+              </w:rPr>
+              <w:t xml:space="preserve">    d = </w:t>
+            </w:r>
+            <w:proofErr w:type="spellStart"/>
+            <w:r>
+              <w:rPr>
+                <w:rFonts w:cs="Times New Roman"/>
+                <w:sz w:val="18"/>
+                <w:szCs w:val="18"/>
+              </w:rPr>
+              <w:t>calculate_</w:t>
+            </w:r>
+            <w:proofErr w:type="gramStart"/>
+            <w:r>
+              <w:rPr>
+                <w:rFonts w:cs="Times New Roman"/>
+                <w:sz w:val="18"/>
+                <w:szCs w:val="18"/>
+              </w:rPr>
+              <w:t>discriminant</w:t>
+            </w:r>
+            <w:proofErr w:type="spellEnd"/>
+            <w:r>
+              <w:rPr>
+                <w:rFonts w:cs="Times New Roman"/>
+                <w:sz w:val="18"/>
+                <w:szCs w:val="18"/>
+              </w:rPr>
+              <w:t>(</w:t>
+            </w:r>
+            <w:proofErr w:type="gramEnd"/>
+            <w:r>
+              <w:rPr>
+                <w:rFonts w:cs="Times New Roman"/>
+                <w:sz w:val="18"/>
+                <w:szCs w:val="18"/>
+              </w:rPr>
+              <w:t>a, b, c)</w:t>
+            </w:r>
+          </w:p>
+          <w:p>
+            <w:pPr>
+              <w:ind w:firstLine="0"/>
+              <w:jc w:val="left"/>
+              <w:rPr>
+                <w:rFonts w:cs="Times New Roman"/>
+                <w:sz w:val="18"/>
+                <w:szCs w:val="18"/>
+                <w:lang w:val="uk-UA"/>
+              </w:rPr>
+            </w:pPr>
+            <w:r>
+              <w:rPr>
+                <w:rFonts w:cs="Times New Roman"/>
+                <w:sz w:val="18"/>
+                <w:szCs w:val="18"/>
+              </w:rPr>
+              <w:t xml:space="preserve">    </w:t>
+            </w:r>
+            <w:proofErr w:type="gramStart"/>
+            <w:r>
+              <w:rPr>
+                <w:rFonts w:cs="Times New Roman"/>
+                <w:sz w:val="18"/>
+                <w:szCs w:val="18"/>
+              </w:rPr>
+              <w:t>print(</w:t>
+            </w:r>
+            <w:proofErr w:type="gramEnd"/>
+            <w:r>
+              <w:rPr>
+                <w:rFonts w:cs="Times New Roman"/>
+                <w:sz w:val="18"/>
+                <w:szCs w:val="18"/>
+              </w:rPr>
+              <w:t>f"</w:t>
+            </w:r>
+            <w:proofErr w:type="spellStart"/>
+            <w:r>
+              <w:rPr>
+                <w:rFonts w:cs="Times New Roman"/>
+                <w:sz w:val="18"/>
+                <w:szCs w:val="18"/>
+                <w:lang w:val="ru-RU"/>
+              </w:rPr>
+              <w:t>Дискримінант</w:t>
+            </w:r>
+            <w:proofErr w:type="spellEnd"/>
+            <w:r>
+              <w:rPr>
+                <w:rFonts w:cs="Times New Roman"/>
+                <w:sz w:val="18"/>
+                <w:szCs w:val="18"/>
+              </w:rPr>
+              <w:t xml:space="preserve"> D = {d}")</w:t>
+            </w:r>
+          </w:p>
+          <w:p>
+            <w:pPr>
+              <w:ind w:firstLine="0"/>
+              <w:jc w:val="left"/>
+              <w:rPr>
+                <w:rFonts w:cs="Times New Roman"/>
+                <w:sz w:val="18"/>
+                <w:szCs w:val="18"/>
+              </w:rPr>
+            </w:pPr>
+            <w:r>
+              <w:rPr>
+                <w:rFonts w:cs="Times New Roman"/>
+                <w:sz w:val="18"/>
+                <w:szCs w:val="18"/>
+              </w:rPr>
+              <w:t xml:space="preserve">    if d &gt; 0:</w:t>
+            </w:r>
+          </w:p>
+          <w:p>
+            <w:pPr>
+              <w:ind w:firstLine="0"/>
+              <w:jc w:val="left"/>
+              <w:rPr>
+                <w:rFonts w:cs="Times New Roman"/>
+                <w:sz w:val="18"/>
+                <w:szCs w:val="18"/>
+              </w:rPr>
+            </w:pPr>
+            <w:r>
+              <w:rPr>
+                <w:rFonts w:cs="Times New Roman"/>
+                <w:sz w:val="18"/>
+                <w:szCs w:val="18"/>
+              </w:rPr>
+              <w:t xml:space="preserve">        x1 = (-b + d**0.5) / (2 * a)</w:t>
+            </w:r>
+          </w:p>
+          <w:p>
+            <w:pPr>
+              <w:ind w:firstLine="0"/>
+              <w:jc w:val="left"/>
+              <w:rPr>
+                <w:rFonts w:cs="Times New Roman"/>
+                <w:sz w:val="18"/>
+                <w:szCs w:val="18"/>
+              </w:rPr>
+            </w:pPr>
+            <w:r>
+              <w:rPr>
+                <w:rFonts w:cs="Times New Roman"/>
+                <w:sz w:val="18"/>
+                <w:szCs w:val="18"/>
+              </w:rPr>
+              <w:t xml:space="preserve">        x2 = (-b - d**0.5) / (2 * a)</w:t>
+            </w:r>
+          </w:p>
+          <w:p>
+            <w:pPr>
+              <w:ind w:firstLine="0"/>
+              <w:jc w:val="left"/>
+              <w:rPr>
+                <w:rFonts w:cs="Times New Roman"/>
+                <w:sz w:val="18"/>
+                <w:szCs w:val="18"/>
+              </w:rPr>
+            </w:pPr>
+            <w:r>
+              <w:rPr>
+                <w:rFonts w:cs="Times New Roman"/>
+                <w:sz w:val="18"/>
+                <w:szCs w:val="18"/>
+              </w:rPr>
+              <w:t xml:space="preserve">        return f"</w:t>
+            </w:r>
+            <w:r>
+              <w:rPr>
+                <w:rFonts w:cs="Times New Roman"/>
+                <w:sz w:val="18"/>
+                <w:szCs w:val="18"/>
+                <w:lang w:val="ru-RU"/>
+              </w:rPr>
+              <w:t>Два</w:t>
+            </w:r>
+            <w:r>
+              <w:rPr>
+                <w:rFonts w:cs="Times New Roman"/>
+                <w:sz w:val="18"/>
+                <w:szCs w:val="18"/>
+              </w:rPr>
+              <w:t xml:space="preserve"> </w:t>
+            </w:r>
+            <w:proofErr w:type="spellStart"/>
+            <w:r>
+              <w:rPr>
+                <w:rFonts w:cs="Times New Roman"/>
+                <w:sz w:val="18"/>
+                <w:szCs w:val="18"/>
+                <w:lang w:val="ru-RU"/>
+              </w:rPr>
+              <w:t>корені</w:t>
+            </w:r>
+            <w:proofErr w:type="spellEnd"/>
+            <w:r>
+              <w:rPr>
+                <w:rFonts w:cs="Times New Roman"/>
+                <w:sz w:val="18"/>
+                <w:szCs w:val="18"/>
+              </w:rPr>
+              <w:t>: x1 = {x1}, x2 = {x2}"</w:t>
+            </w:r>
+          </w:p>
+          <w:p>
+            <w:pPr>
+              <w:ind w:firstLine="0"/>
+              <w:jc w:val="left"/>
+              <w:rPr>
+                <w:rFonts w:cs="Times New Roman"/>
+                <w:sz w:val="18"/>
+                <w:szCs w:val="18"/>
+              </w:rPr>
+            </w:pPr>
+            <w:r>
+              <w:rPr>
+                <w:rFonts w:cs="Times New Roman"/>
+                <w:sz w:val="18"/>
+                <w:szCs w:val="18"/>
+              </w:rPr>
+              <w:t xml:space="preserve">    </w:t>
+            </w:r>
+            <w:proofErr w:type="spellStart"/>
+            <w:r>
+              <w:rPr>
+                <w:rFonts w:cs="Times New Roman"/>
+                <w:sz w:val="18"/>
+                <w:szCs w:val="18"/>
+              </w:rPr>
+              <w:t>elif</w:t>
+            </w:r>
+            <w:proofErr w:type="spellEnd"/>
+            <w:r>
+              <w:rPr>
+                <w:rFonts w:cs="Times New Roman"/>
+                <w:sz w:val="18"/>
+                <w:szCs w:val="18"/>
+              </w:rPr>
+              <w:t xml:space="preserve"> d == 0:</w:t>
+            </w:r>
+          </w:p>
+          <w:p>
+            <w:pPr>
+              <w:ind w:firstLine="0"/>
+              <w:jc w:val="left"/>
+              <w:rPr>
+                <w:rFonts w:cs="Times New Roman"/>
+                <w:sz w:val="18"/>
+                <w:szCs w:val="18"/>
+              </w:rPr>
+            </w:pPr>
+            <w:r>
+              <w:rPr>
+                <w:rFonts w:cs="Times New Roman"/>
+                <w:sz w:val="18"/>
+                <w:szCs w:val="18"/>
+              </w:rPr>
+              <w:t xml:space="preserve">        x = -b / (2 * a)</w:t>
+            </w:r>
+          </w:p>
+          <w:p>
+            <w:pPr>
+              <w:ind w:firstLine="0"/>
+              <w:jc w:val="left"/>
+              <w:rPr>
+                <w:rFonts w:cs="Times New Roman"/>
+                <w:sz w:val="18"/>
+                <w:szCs w:val="18"/>
+              </w:rPr>
+            </w:pPr>
+            <w:r>
+              <w:rPr>
+                <w:rFonts w:cs="Times New Roman"/>
+                <w:sz w:val="18"/>
+                <w:szCs w:val="18"/>
+              </w:rPr>
+              <w:lastRenderedPageBreak/>
+              <w:t xml:space="preserve">        return f"</w:t>
+            </w:r>
+            <w:r>
+              <w:rPr>
+                <w:rFonts w:cs="Times New Roman"/>
+                <w:sz w:val="18"/>
+                <w:szCs w:val="18"/>
+                <w:lang w:val="ru-RU"/>
+              </w:rPr>
+              <w:t>Один</w:t>
+            </w:r>
+            <w:r>
+              <w:rPr>
+                <w:rFonts w:cs="Times New Roman"/>
+                <w:sz w:val="18"/>
+                <w:szCs w:val="18"/>
+              </w:rPr>
+              <w:t xml:space="preserve"> </w:t>
+            </w:r>
+            <w:proofErr w:type="spellStart"/>
+            <w:r>
+              <w:rPr>
+                <w:rFonts w:cs="Times New Roman"/>
+                <w:sz w:val="18"/>
+                <w:szCs w:val="18"/>
+                <w:lang w:val="ru-RU"/>
+              </w:rPr>
+              <w:t>корінь</w:t>
+            </w:r>
+            <w:proofErr w:type="spellEnd"/>
+            <w:r>
+              <w:rPr>
+                <w:rFonts w:cs="Times New Roman"/>
+                <w:sz w:val="18"/>
+                <w:szCs w:val="18"/>
+              </w:rPr>
+              <w:t>: x = {x}"</w:t>
+            </w:r>
+          </w:p>
+          <w:p>
+            <w:pPr>
+              <w:ind w:firstLine="0"/>
+              <w:jc w:val="left"/>
+              <w:rPr>
+                <w:rFonts w:cs="Times New Roman"/>
+                <w:sz w:val="18"/>
+                <w:szCs w:val="18"/>
+                <w:lang w:val="ru-RU"/>
+              </w:rPr>
+            </w:pPr>
+            <w:r>
+              <w:rPr>
+                <w:rFonts w:cs="Times New Roman"/>
+                <w:sz w:val="18"/>
+                <w:szCs w:val="18"/>
+              </w:rPr>
+              <w:t xml:space="preserve">    </w:t>
+            </w:r>
+            <w:proofErr w:type="spellStart"/>
+            <w:r>
+              <w:rPr>
+                <w:rFonts w:cs="Times New Roman"/>
+                <w:sz w:val="18"/>
+                <w:szCs w:val="18"/>
+                <w:lang w:val="ru-RU"/>
+              </w:rPr>
+              <w:t>else</w:t>
+            </w:r>
+            <w:proofErr w:type="spellEnd"/>
+            <w:r>
+              <w:rPr>
+                <w:rFonts w:cs="Times New Roman"/>
+                <w:sz w:val="18"/>
+                <w:szCs w:val="18"/>
+                <w:lang w:val="ru-RU"/>
+              </w:rPr>
+              <w:t>:</w:t>
+            </w:r>
+          </w:p>
+          <w:p>
+            <w:pPr>
+              <w:ind w:firstLine="0"/>
+              <w:jc w:val="left"/>
+              <w:rPr>
+                <w:rFonts w:cs="Times New Roman"/>
+                <w:sz w:val="18"/>
+                <w:szCs w:val="18"/>
+                <w:lang w:val="ru-RU"/>
+              </w:rPr>
+            </w:pPr>
+            <w:r>
+              <w:rPr>
+                <w:rFonts w:cs="Times New Roman"/>
+                <w:sz w:val="18"/>
+                <w:szCs w:val="18"/>
+                <w:lang w:val="ru-RU"/>
+              </w:rPr>
+              <w:t xml:space="preserve">        </w:t>
+            </w:r>
+            <w:proofErr w:type="spellStart"/>
+            <w:r>
+              <w:rPr>
+                <w:rFonts w:cs="Times New Roman"/>
+                <w:sz w:val="18"/>
+                <w:szCs w:val="18"/>
+                <w:lang w:val="ru-RU"/>
+              </w:rPr>
+              <w:t>return</w:t>
+            </w:r>
+            <w:proofErr w:type="spellEnd"/>
+            <w:r>
+              <w:rPr>
+                <w:rFonts w:cs="Times New Roman"/>
+                <w:sz w:val="18"/>
+                <w:szCs w:val="18"/>
+                <w:lang w:val="ru-RU"/>
+              </w:rPr>
+              <w:t xml:space="preserve"> "</w:t>
+            </w:r>
+            <w:proofErr w:type="spellStart"/>
+            <w:r>
+              <w:rPr>
+                <w:rFonts w:cs="Times New Roman"/>
+                <w:sz w:val="18"/>
+                <w:szCs w:val="18"/>
+                <w:lang w:val="ru-RU"/>
+              </w:rPr>
+              <w:t>Рівняння</w:t>
+            </w:r>
+            <w:proofErr w:type="spellEnd"/>
+            <w:r>
+              <w:rPr>
+                <w:rFonts w:cs="Times New Roman"/>
+                <w:sz w:val="18"/>
+                <w:szCs w:val="18"/>
+                <w:lang w:val="ru-RU"/>
+              </w:rPr>
+              <w:t xml:space="preserve"> не </w:t>
+            </w:r>
+            <w:proofErr w:type="spellStart"/>
+            <w:r>
+              <w:rPr>
+                <w:rFonts w:cs="Times New Roman"/>
+                <w:sz w:val="18"/>
+                <w:szCs w:val="18"/>
+                <w:lang w:val="ru-RU"/>
+              </w:rPr>
+              <w:t>має</w:t>
+            </w:r>
+            <w:proofErr w:type="spellEnd"/>
+            <w:r>
+              <w:rPr>
+                <w:rFonts w:cs="Times New Roman"/>
+                <w:sz w:val="18"/>
+                <w:szCs w:val="18"/>
+                <w:lang w:val="ru-RU"/>
+              </w:rPr>
+              <w:t xml:space="preserve"> </w:t>
+            </w:r>
+            <w:proofErr w:type="spellStart"/>
+            <w:r>
+              <w:rPr>
+                <w:rFonts w:cs="Times New Roman"/>
+                <w:sz w:val="18"/>
+                <w:szCs w:val="18"/>
+                <w:lang w:val="ru-RU"/>
+              </w:rPr>
+              <w:t>дійсних</w:t>
+            </w:r>
+            <w:proofErr w:type="spellEnd"/>
+            <w:r>
+              <w:rPr>
+                <w:rFonts w:cs="Times New Roman"/>
+                <w:sz w:val="18"/>
+                <w:szCs w:val="18"/>
+                <w:lang w:val="ru-RU"/>
+              </w:rPr>
+              <w:t xml:space="preserve"> </w:t>
+            </w:r>
+            <w:proofErr w:type="spellStart"/>
+            <w:r>
+              <w:rPr>
+                <w:rFonts w:cs="Times New Roman"/>
+                <w:sz w:val="18"/>
+                <w:szCs w:val="18"/>
+                <w:lang w:val="ru-RU"/>
+              </w:rPr>
+              <w:t>коренів</w:t>
+            </w:r>
+            <w:proofErr w:type="spellEnd"/>
+            <w:r>
+              <w:rPr>
+                <w:rFonts w:cs="Times New Roman"/>
+                <w:sz w:val="18"/>
+                <w:szCs w:val="18"/>
+                <w:lang w:val="ru-RU"/>
+              </w:rPr>
+              <w:t xml:space="preserve"> (D &lt; 0)."</w:t>
+            </w:r>
+          </w:p>
+          <w:p>
+            <w:pPr>
+              <w:ind w:firstLine="0"/>
+              <w:jc w:val="left"/>
+              <w:rPr>
+                <w:rFonts w:cs="Times New Roman"/>
+                <w:sz w:val="18"/>
+                <w:szCs w:val="18"/>
+              </w:rPr>
+            </w:pPr>
+            <w:r>
+              <w:rPr>
+                <w:rFonts w:cs="Times New Roman"/>
+                <w:sz w:val="18"/>
+                <w:szCs w:val="18"/>
+              </w:rPr>
+              <w:t>if __name__ == "__main__":</w:t>
+            </w:r>
+          </w:p>
+          <w:p>
+            <w:pPr>
+              <w:ind w:firstLine="0"/>
+              <w:jc w:val="left"/>
+              <w:rPr>
+                <w:rFonts w:cs="Times New Roman"/>
+                <w:sz w:val="18"/>
+                <w:szCs w:val="18"/>
+              </w:rPr>
+            </w:pPr>
+            <w:r>
+              <w:rPr>
+                <w:rFonts w:cs="Times New Roman"/>
+                <w:sz w:val="18"/>
+                <w:szCs w:val="18"/>
+              </w:rPr>
+              <w:t xml:space="preserve">    a = </w:t>
+            </w:r>
+            <w:proofErr w:type="gramStart"/>
+            <w:r>
+              <w:rPr>
+                <w:rFonts w:cs="Times New Roman"/>
+                <w:sz w:val="18"/>
+                <w:szCs w:val="18"/>
+              </w:rPr>
+              <w:t>float(input(</w:t>
+            </w:r>
+            <w:proofErr w:type="gramEnd"/>
+            <w:r>
+              <w:rPr>
+                <w:rFonts w:cs="Times New Roman"/>
+                <w:sz w:val="18"/>
+                <w:szCs w:val="18"/>
+              </w:rPr>
+              <w:t>"</w:t>
+            </w:r>
+            <w:proofErr w:type="spellStart"/>
+            <w:r>
+              <w:rPr>
+                <w:rFonts w:cs="Times New Roman"/>
+                <w:sz w:val="18"/>
+                <w:szCs w:val="18"/>
+                <w:lang w:val="ru-RU"/>
+              </w:rPr>
+              <w:t>Введіть</w:t>
+            </w:r>
+            <w:proofErr w:type="spellEnd"/>
+            <w:r>
+              <w:rPr>
+                <w:rFonts w:cs="Times New Roman"/>
+                <w:sz w:val="18"/>
+                <w:szCs w:val="18"/>
+              </w:rPr>
+              <w:t xml:space="preserve"> </w:t>
+            </w:r>
+            <w:proofErr w:type="spellStart"/>
+            <w:r>
+              <w:rPr>
+                <w:rFonts w:cs="Times New Roman"/>
+                <w:sz w:val="18"/>
+                <w:szCs w:val="18"/>
+                <w:lang w:val="ru-RU"/>
+              </w:rPr>
+              <w:t>коефіцієнт</w:t>
+            </w:r>
+            <w:proofErr w:type="spellEnd"/>
+            <w:r>
+              <w:rPr>
+                <w:rFonts w:cs="Times New Roman"/>
+                <w:sz w:val="18"/>
+                <w:szCs w:val="18"/>
+              </w:rPr>
+              <w:t xml:space="preserve"> a: "))</w:t>
+            </w:r>
+          </w:p>
+          <w:p>
+            <w:pPr>
+              <w:ind w:firstLine="0"/>
+              <w:jc w:val="left"/>
+              <w:rPr>
+                <w:rFonts w:cs="Times New Roman"/>
+                <w:sz w:val="18"/>
+                <w:szCs w:val="18"/>
+              </w:rPr>
+            </w:pPr>
+            <w:r>
+              <w:rPr>
+                <w:rFonts w:cs="Times New Roman"/>
+                <w:sz w:val="18"/>
+                <w:szCs w:val="18"/>
+              </w:rPr>
+              <w:t xml:space="preserve">    b = </w:t>
+            </w:r>
+            <w:proofErr w:type="gramStart"/>
+            <w:r>
+              <w:rPr>
+                <w:rFonts w:cs="Times New Roman"/>
+                <w:sz w:val="18"/>
+                <w:szCs w:val="18"/>
+              </w:rPr>
+              <w:t>float(input(</w:t>
+            </w:r>
+            <w:proofErr w:type="gramEnd"/>
+            <w:r>
+              <w:rPr>
+                <w:rFonts w:cs="Times New Roman"/>
+                <w:sz w:val="18"/>
+                <w:szCs w:val="18"/>
+              </w:rPr>
+              <w:t>"</w:t>
+            </w:r>
+            <w:proofErr w:type="spellStart"/>
+            <w:r>
+              <w:rPr>
+                <w:rFonts w:cs="Times New Roman"/>
+                <w:sz w:val="18"/>
+                <w:szCs w:val="18"/>
+                <w:lang w:val="ru-RU"/>
+              </w:rPr>
+              <w:t>Введіть</w:t>
+            </w:r>
+            <w:proofErr w:type="spellEnd"/>
+            <w:r>
+              <w:rPr>
+                <w:rFonts w:cs="Times New Roman"/>
+                <w:sz w:val="18"/>
+                <w:szCs w:val="18"/>
+              </w:rPr>
+              <w:t xml:space="preserve"> </w:t>
+            </w:r>
+            <w:proofErr w:type="spellStart"/>
+            <w:r>
+              <w:rPr>
+                <w:rFonts w:cs="Times New Roman"/>
+                <w:sz w:val="18"/>
+                <w:szCs w:val="18"/>
+                <w:lang w:val="ru-RU"/>
+              </w:rPr>
+              <w:t>коефіцієнт</w:t>
+            </w:r>
+            <w:proofErr w:type="spellEnd"/>
+            <w:r>
+              <w:rPr>
+                <w:rFonts w:cs="Times New Roman"/>
+                <w:sz w:val="18"/>
+                <w:szCs w:val="18"/>
+              </w:rPr>
+              <w:t xml:space="preserve"> b: "))</w:t>
+            </w:r>
+          </w:p>
+          <w:p>
+            <w:pPr>
+              <w:ind w:firstLine="0"/>
+              <w:jc w:val="left"/>
+              <w:rPr>
+                <w:rFonts w:cs="Times New Roman"/>
+                <w:sz w:val="18"/>
+                <w:szCs w:val="18"/>
+                <w:lang w:val="uk-UA"/>
+              </w:rPr>
+            </w:pPr>
+            <w:r>
+              <w:rPr>
+                <w:rFonts w:cs="Times New Roman"/>
+                <w:sz w:val="18"/>
+                <w:szCs w:val="18"/>
+              </w:rPr>
+              <w:t xml:space="preserve">    c = </w:t>
+            </w:r>
+            <w:proofErr w:type="gramStart"/>
+            <w:r>
+              <w:rPr>
+                <w:rFonts w:cs="Times New Roman"/>
+                <w:sz w:val="18"/>
+                <w:szCs w:val="18"/>
+              </w:rPr>
+              <w:t>float(input(</w:t>
+            </w:r>
+            <w:proofErr w:type="gramEnd"/>
+            <w:r>
+              <w:rPr>
+                <w:rFonts w:cs="Times New Roman"/>
+                <w:sz w:val="18"/>
+                <w:szCs w:val="18"/>
+              </w:rPr>
+              <w:t>"</w:t>
+            </w:r>
+            <w:proofErr w:type="spellStart"/>
+            <w:r>
+              <w:rPr>
+                <w:rFonts w:cs="Times New Roman"/>
+                <w:sz w:val="18"/>
+                <w:szCs w:val="18"/>
+                <w:lang w:val="ru-RU"/>
+              </w:rPr>
+              <w:t>Введіть</w:t>
+            </w:r>
+            <w:proofErr w:type="spellEnd"/>
+            <w:r>
+              <w:rPr>
+                <w:rFonts w:cs="Times New Roman"/>
+                <w:sz w:val="18"/>
+                <w:szCs w:val="18"/>
+              </w:rPr>
+              <w:t xml:space="preserve"> </w:t>
+            </w:r>
+            <w:proofErr w:type="spellStart"/>
+            <w:r>
+              <w:rPr>
+                <w:rFonts w:cs="Times New Roman"/>
+                <w:sz w:val="18"/>
+                <w:szCs w:val="18"/>
+                <w:lang w:val="ru-RU"/>
+              </w:rPr>
+              <w:t>коефіцієнт</w:t>
+            </w:r>
+            <w:proofErr w:type="spellEnd"/>
+            <w:r>
+              <w:rPr>
+                <w:rFonts w:cs="Times New Roman"/>
+                <w:sz w:val="18"/>
+                <w:szCs w:val="18"/>
+              </w:rPr>
+              <w:t xml:space="preserve"> c: "))</w:t>
+            </w:r>
+          </w:p>
+          <w:p>
+            <w:pPr>
+              <w:ind w:firstLine="0"/>
+              <w:jc w:val="left"/>
+              <w:rPr>
+                <w:rFonts w:cs="Times New Roman"/>
+                <w:sz w:val="18"/>
+                <w:szCs w:val="18"/>
+              </w:rPr>
+            </w:pPr>
+            <w:r>
+              <w:rPr>
+                <w:rFonts w:cs="Times New Roman"/>
+                <w:sz w:val="18"/>
+                <w:szCs w:val="18"/>
+              </w:rPr>
+              <w:t xml:space="preserve">    result = </w:t>
+            </w:r>
+            <w:proofErr w:type="spellStart"/>
+            <w:r>
+              <w:rPr>
+                <w:rFonts w:cs="Times New Roman"/>
+                <w:sz w:val="18"/>
+                <w:szCs w:val="18"/>
+              </w:rPr>
+              <w:t>find_</w:t>
+            </w:r>
+            <w:proofErr w:type="gramStart"/>
+            <w:r>
+              <w:rPr>
+                <w:rFonts w:cs="Times New Roman"/>
+                <w:sz w:val="18"/>
+                <w:szCs w:val="18"/>
+              </w:rPr>
+              <w:t>roots</w:t>
+            </w:r>
+            <w:proofErr w:type="spellEnd"/>
+            <w:r>
+              <w:rPr>
+                <w:rFonts w:cs="Times New Roman"/>
+                <w:sz w:val="18"/>
+                <w:szCs w:val="18"/>
+              </w:rPr>
+              <w:t>(</w:t>
+            </w:r>
+            <w:proofErr w:type="gramEnd"/>
+            <w:r>
+              <w:rPr>
+                <w:rFonts w:cs="Times New Roman"/>
+                <w:sz w:val="18"/>
+                <w:szCs w:val="18"/>
+              </w:rPr>
+              <w:t>a, b, c)</w:t>
+            </w:r>
+          </w:p>
+          <w:p>
+            <w:pPr>
+              <w:ind w:firstLine="0"/>
+              <w:jc w:val="left"/>
+              <w:rPr>
+                <w:rFonts w:cs="Times New Roman"/>
+                <w:sz w:val="18"/>
+                <w:szCs w:val="18"/>
+                <w:lang w:val="ru-RU"/>
+              </w:rPr>
+            </w:pPr>
+            <w:r>
+              <w:rPr>
+                <w:rFonts w:cs="Times New Roman"/>
+                <w:sz w:val="18"/>
+                <w:szCs w:val="18"/>
+              </w:rPr>
+              <w:t xml:space="preserve">    </w:t>
+            </w:r>
+            <w:proofErr w:type="spellStart"/>
+            <w:r>
+              <w:rPr>
+                <w:rFonts w:cs="Times New Roman"/>
+                <w:sz w:val="18"/>
+                <w:szCs w:val="18"/>
+                <w:lang w:val="ru-RU"/>
+              </w:rPr>
+              <w:t>print</w:t>
+            </w:r>
+            <w:proofErr w:type="spellEnd"/>
+            <w:r>
+              <w:rPr>
+                <w:rFonts w:cs="Times New Roman"/>
+                <w:sz w:val="18"/>
+                <w:szCs w:val="18"/>
+                <w:lang w:val="ru-RU"/>
+              </w:rPr>
+              <w:t>(</w:t>
+            </w:r>
+            <w:proofErr w:type="spellStart"/>
+            <w:r>
+              <w:rPr>
+                <w:rFonts w:cs="Times New Roman"/>
+                <w:sz w:val="18"/>
+                <w:szCs w:val="18"/>
+                <w:lang w:val="ru-RU"/>
+              </w:rPr>
+              <w:t>result</w:t>
+            </w:r>
+            <w:proofErr w:type="spellEnd"/>
+            <w:r>
+              <w:rPr>
+                <w:rFonts w:cs="Times New Roman"/>
+                <w:sz w:val="18"/>
+                <w:szCs w:val="18"/>
+                <w:lang w:val="ru-RU"/>
+              </w:rPr>
+              <w:t>)</w:t>
+            </w:r>
+          </w:p>
+        </w:tc>
+      </w:tr>
+    </w:tbl>
+    <w:p>
+      <w:pPr>
+        <w:jc w:val="left"/>
+        <w:rPr>
+          <w:rFonts w:cs="Times New Roman"/>
+          <w:b/>
+          <w:bCs/>
+          <w:szCs w:val="28"/>
+          <w:lang w:val="ru-RU"/>
+        </w:rPr>
+      </w:pPr>
+      <w:r>
+        <w:rPr>
+          <w:rFonts w:cs="Times New Roman"/>
+          <w:b/>
+          <w:bCs/>
+          <w:szCs w:val="28"/>
+          <w:lang w:val="ru-RU"/>
+        </w:rPr>
+        <w:lastRenderedPageBreak/>
+        <w:t xml:space="preserve">Результат </w:t>
+      </w:r>
+      <w:proofErr w:type="spellStart"/>
+      <w:r>
+        <w:rPr>
+          <w:rFonts w:cs="Times New Roman"/>
+          <w:b/>
+          <w:bCs/>
+          <w:szCs w:val="28"/>
+          <w:lang w:val="ru-RU"/>
+        </w:rPr>
+        <w:t>виконання</w:t>
+      </w:r>
+      <w:proofErr w:type="spellEnd"/>
+      <w:r>
+        <w:rPr>
+          <w:rFonts w:cs="Times New Roman"/>
+          <w:b/>
+          <w:bCs/>
+          <w:szCs w:val="28"/>
+          <w:lang w:val="ru-RU"/>
+        </w:rPr>
+        <w:t>:</w:t>
+      </w:r>
+    </w:p>
+    <w:p>
+      <w:pPr>
+        <w:jc w:val="left"/>
+        <w:rPr>
+          <w:rFonts w:cs="Times New Roman"/>
+          <w:b/>
+          <w:bCs/>
+          <w:szCs w:val="28"/>
+          <w:lang w:val="ru-RU"/>
+        </w:rPr>
+      </w:pPr>
+      <w:r>
+        <w:rPr>
+          <w:rFonts w:cs="Times New Roman"/>
+          <w:b/>
+          <w:bCs/>
+          <w:szCs w:val="28"/>
+          <w:lang w:val="ru-RU"/>
+        </w:rPr>
+        <w:drawing>
+          <wp:inline distT="0" distB="0" distL="0" distR="0" wp14:anchorId="51DC037E" wp14:editId="6C0A7AE2">
+            <wp:extent cx="5943600" cy="1517015"/>
+            <wp:effectExtent l="0" t="0" r="0" b="6985"/>
+            <wp:docPr id="1039525520" name="Рисунок 1"/>
+            <wp:cNvGraphicFramePr>
+              <a:graphicFrameLocks xmlns:a="http://schemas.openxmlformats.org/drawingml/2006/main" noChangeAspect="1"/>
+            </wp:cNvGraphicFramePr>
+            <a:graphic xmlns:a="http://schemas.openxmlformats.org/drawingml/2006/main">
+              <a:graphicData uri="http://schemas.openxmlformats.org/drawingml/2006/picture">
+                <pic:pic xmlns:pic="http://schemas.openxmlformats.org/drawingml/2006/picture">
+                  <pic:nvPicPr>
+                    <pic:cNvPr id="1039525520" name=""/>
+                    <pic:cNvPicPr/>
+                  </pic:nvPicPr>
+                  <pic:blipFill>
+                    <a:blip r:embed="rId15"/>
+                    <a:stretch>
+                      <a:fillRect/>
+                    </a:stretch>
+                  </pic:blipFill>
+                  <pic:spPr>
+                    <a:xfrm>
+                      <a:off x="0" y="0"/>
+                      <a:ext cx="5943600" cy="1517015"/>
+                    </a:xfrm>
+                    <a:prstGeom prst="rect">
+                      <a:avLst/>
+                    </a:prstGeom>
+                  </pic:spPr>
+                </pic:pic>
+              </a:graphicData>
+            </a:graphic>
+          </wp:inline>
+        </w:drawing>
+      </w:r>
+    </w:p>
+    <w:p>
+      <w:pPr>
+        <w:jc w:val="left"/>
+        <w:rPr>
+          <w:rFonts w:cs="Times New Roman"/>
+          <w:b/>
+          <w:bCs/>
+          <w:szCs w:val="28"/>
+          <w:lang w:val="ru-RU"/>
+        </w:rPr>
+      </w:pPr>
+      <w:proofErr w:type="spellStart"/>
+      <w:r>
+        <w:rPr>
+          <w:rFonts w:cs="Times New Roman"/>
+          <w:b/>
+          <w:bCs/>
+          <w:szCs w:val="28"/>
+          <w:lang w:val="ru-RU"/>
+        </w:rPr>
+        <w:t>Посилання</w:t>
+      </w:r>
+      <w:proofErr w:type="spellEnd"/>
+      <w:r>
+        <w:rPr>
+          <w:rFonts w:cs="Times New Roman"/>
+          <w:b/>
+          <w:bCs/>
+          <w:szCs w:val="28"/>
+          <w:lang w:val="ru-RU"/>
+        </w:rPr>
+        <w:t xml:space="preserve"> на </w:t>
+      </w:r>
+      <w:proofErr w:type="spellStart"/>
+      <w:r>
+        <w:rPr>
+          <w:rFonts w:cs="Times New Roman"/>
+          <w:b/>
+          <w:bCs/>
+          <w:szCs w:val="28"/>
+          <w:lang w:val="ru-RU"/>
+        </w:rPr>
+        <w:t>GitHub</w:t>
+      </w:r>
+      <w:proofErr w:type="spellEnd"/>
+      <w:r>
+        <w:rPr>
+          <w:rFonts w:cs="Times New Roman"/>
+          <w:b/>
+          <w:bCs/>
+          <w:szCs w:val="28"/>
+          <w:lang w:val="ru-RU"/>
+        </w:rPr>
+        <w:t>:</w:t>
+      </w:r>
+    </w:p>
+    <w:p>
+      <w:pPr>
+        <w:jc w:val="left"/>
+        <w:rPr>
+          <w:rFonts w:cs="Times New Roman"/>
+          <w:b/>
+          <w:bCs/>
+          <w:szCs w:val="28"/>
+        </w:rPr>
+      </w:pPr>
+      <w:hyperlink r:id="rId16" w:history="1">
+        <w:r>
+          <w:rPr>
+            <w:rStyle w:val="a4"/>
+            <w:rFonts w:cs="Times New Roman"/>
+            <w:b/>
+            <w:bCs/>
+            <w:szCs w:val="28"/>
+            <w:lang w:val="ru-RU"/>
+          </w:rPr>
+          <w:t>https://github.com/Vladcreater/TP-KB-252-Vlad-Baklazhko/blob/main/topic_02/task1.py</w:t>
+        </w:r>
+      </w:hyperlink>
+    </w:p>
+    <w:p>
+      <w:pPr>
+        <w:jc w:val="left"/>
+        <w:rPr>
+          <w:rFonts w:cs="Times New Roman"/>
+          <w:b/>
+          <w:bCs/>
+          <w:szCs w:val="28"/>
+        </w:rPr>
+      </w:pPr>
+    </w:p>
+    <w:p>
+      <w:pPr>
+        <w:jc w:val="left"/>
+        <w:rPr>
+          <w:rFonts w:cs="Times New Roman"/>
+          <w:b/>
+          <w:bCs/>
+          <w:szCs w:val="28"/>
+        </w:rPr>
+      </w:pPr>
+    </w:p>
+    <w:p>
+      <w:pPr>
+        <w:jc w:val="left"/>
+        <w:rPr>
+          <w:rFonts w:cs="Times New Roman"/>
+          <w:b/>
+          <w:bCs/>
+          <w:szCs w:val="28"/>
+        </w:rPr>
+      </w:pPr>
+    </w:p>
+    <w:p>
+      <w:pPr>
+        <w:jc w:val="left"/>
+        <w:rPr>
+          <w:rFonts w:cs="Times New Roman"/>
+          <w:b/>
+          <w:bCs/>
+          <w:szCs w:val="28"/>
+        </w:rPr>
+      </w:pPr>
+    </w:p>
+    <w:p>
+      <w:pPr>
+        <w:jc w:val="left"/>
+        <w:rPr>
+          <w:rFonts w:cs="Times New Roman"/>
+          <w:b/>
+          <w:bCs/>
+          <w:szCs w:val="28"/>
+        </w:rPr>
+      </w:pPr>
+    </w:p>
+    <w:p>
+      <w:pPr>
+        <w:jc w:val="left"/>
+        <w:rPr>
+          <w:rFonts w:cs="Times New Roman"/>
+          <w:b/>
+          <w:bCs/>
+          <w:szCs w:val="28"/>
+        </w:rPr>
+      </w:pPr>
+    </w:p>
+    <w:p>
+      <w:pPr>
+        <w:ind w:firstLine="0"/>
+        <w:jc w:val="left"/>
+        <w:rPr>
+          <w:rFonts w:cs="Times New Roman"/>
+          <w:b/>
+          <w:bCs/>
+          <w:szCs w:val="28"/>
+        </w:rPr>
+      </w:pPr>
+    </w:p>
+    <w:p>
+      <w:pPr>
+        <w:ind w:firstLine="0"/>
+        <w:jc w:val="left"/>
+        <w:rPr>
+          <w:rFonts w:cs="Times New Roman"/>
+          <w:b/>
+          <w:bCs/>
+          <w:szCs w:val="28"/>
+        </w:rPr>
+      </w:pPr>
+    </w:p>
+    <w:p>
+      <w:pPr>
+        <w:jc w:val="left"/>
+        <w:rPr>
+          <w:rFonts w:cs="Times New Roman"/>
+          <w:b/>
+          <w:bCs/>
+          <w:szCs w:val="28"/>
+          <w:lang w:val="ru-RU"/>
+        </w:rPr>
+      </w:pPr>
+      <w:proofErr w:type="spellStart"/>
+      <w:r>
+        <w:rPr>
+          <w:rFonts w:cs="Times New Roman"/>
+          <w:b/>
+          <w:bCs/>
+          <w:szCs w:val="28"/>
+          <w:lang w:val="ru-RU"/>
+        </w:rPr>
+        <w:lastRenderedPageBreak/>
+        <w:t>Знімок</w:t>
+      </w:r>
+      <w:proofErr w:type="spellEnd"/>
+      <w:r>
+        <w:rPr>
+          <w:rFonts w:cs="Times New Roman"/>
+          <w:b/>
+          <w:bCs/>
+          <w:szCs w:val="28"/>
+          <w:lang w:val="ru-RU"/>
+        </w:rPr>
+        <w:t xml:space="preserve"> </w:t>
+      </w:r>
+      <w:proofErr w:type="spellStart"/>
+      <w:r>
+        <w:rPr>
+          <w:rFonts w:cs="Times New Roman"/>
+          <w:b/>
+          <w:bCs/>
+          <w:szCs w:val="28"/>
+          <w:lang w:val="ru-RU"/>
+        </w:rPr>
+        <w:t>екрану</w:t>
+      </w:r>
+      <w:proofErr w:type="spellEnd"/>
+      <w:r>
+        <w:rPr>
+          <w:rFonts w:cs="Times New Roman"/>
+          <w:b/>
+          <w:bCs/>
+          <w:szCs w:val="28"/>
+          <w:lang w:val="ru-RU"/>
+        </w:rPr>
+        <w:t xml:space="preserve"> з </w:t>
+      </w:r>
+      <w:proofErr w:type="spellStart"/>
+      <w:r>
+        <w:rPr>
+          <w:rFonts w:cs="Times New Roman"/>
+          <w:b/>
+          <w:bCs/>
+          <w:szCs w:val="28"/>
+          <w:lang w:val="ru-RU"/>
+        </w:rPr>
+        <w:t>посилання</w:t>
+      </w:r>
+      <w:proofErr w:type="spellEnd"/>
+      <w:r>
+        <w:rPr>
+          <w:rFonts w:cs="Times New Roman"/>
+          <w:b/>
+          <w:bCs/>
+          <w:szCs w:val="28"/>
+          <w:lang w:val="ru-RU"/>
+        </w:rPr>
+        <w:t xml:space="preserve"> на </w:t>
+      </w:r>
+      <w:proofErr w:type="spellStart"/>
+      <w:r>
+        <w:rPr>
+          <w:rFonts w:cs="Times New Roman"/>
+          <w:b/>
+          <w:bCs/>
+          <w:szCs w:val="28"/>
+          <w:lang w:val="ru-RU"/>
+        </w:rPr>
+        <w:t>GitHub</w:t>
+      </w:r>
+      <w:proofErr w:type="spellEnd"/>
+      <w:r>
+        <w:rPr>
+          <w:rFonts w:cs="Times New Roman"/>
+          <w:b/>
+          <w:bCs/>
+          <w:szCs w:val="28"/>
+          <w:lang w:val="ru-RU"/>
+        </w:rPr>
+        <w:t>:</w:t>
+      </w:r>
+    </w:p>
+    <w:p>
+      <w:pPr>
+        <w:jc w:val="left"/>
+        <w:rPr>
+          <w:rFonts w:cs="Times New Roman"/>
+          <w:b/>
+          <w:bCs/>
+          <w:szCs w:val="28"/>
+          <w:lang w:val="ru-RU"/>
+        </w:rPr>
+      </w:pPr>
+      <w:r>
+        <w:rPr>
+          <w:rFonts w:cs="Times New Roman"/>
+          <w:b/>
+          <w:bCs/>
+          <w:i/>
+          <w:iCs/>
+          <w:szCs w:val="28"/>
+          <w:lang w:val="ru-RU"/>
+        </w:rPr>
+        <w:drawing>
+          <wp:inline distT="0" distB="0" distL="0" distR="0" wp14:anchorId="113404D6" wp14:editId="2829F39F">
+            <wp:extent cx="3745230" cy="3604260"/>
+            <wp:effectExtent l="0" t="0" r="7620" b="0"/>
+            <wp:docPr id="1206931672" name="Рисунок 1"/>
+            <wp:cNvGraphicFramePr>
+              <a:graphicFrameLocks xmlns:a="http://schemas.openxmlformats.org/drawingml/2006/main" noChangeAspect="1"/>
+            </wp:cNvGraphicFramePr>
+            <a:graphic xmlns:a="http://schemas.openxmlformats.org/drawingml/2006/main">
+              <a:graphicData uri="http://schemas.openxmlformats.org/drawingml/2006/picture">
+                <pic:pic xmlns:pic="http://schemas.openxmlformats.org/drawingml/2006/picture">
+                  <pic:nvPicPr>
+                    <pic:cNvPr id="1206931672" name=""/>
+                    <pic:cNvPicPr/>
+                  </pic:nvPicPr>
+                  <pic:blipFill>
+                    <a:blip r:embed="rId17"/>
+                    <a:stretch>
+                      <a:fillRect/>
+                    </a:stretch>
+                  </pic:blipFill>
+                  <pic:spPr>
+                    <a:xfrm>
+                      <a:off x="0" y="0"/>
+                      <a:ext cx="3747905" cy="3606834"/>
+                    </a:xfrm>
+                    <a:prstGeom prst="rect">
+                      <a:avLst/>
+                    </a:prstGeom>
+                  </pic:spPr>
+                </pic:pic>
+              </a:graphicData>
+            </a:graphic>
+          </wp:inline>
+        </w:drawing>
+      </w:r>
+    </w:p>
+    <w:p>
+      <w:pPr>
+        <w:jc w:val="left"/>
+        <w:rPr>
+          <w:rFonts w:cs="Times New Roman"/>
+          <w:b/>
+          <w:bCs/>
+          <w:szCs w:val="28"/>
+          <w:lang w:val="ru-RU"/>
+        </w:rPr>
+      </w:pPr>
+    </w:p>
+    <w:p>
+      <w:pPr>
+        <w:jc w:val="left"/>
+        <w:rPr>
+          <w:rFonts w:cs="Times New Roman"/>
+          <w:b/>
+          <w:bCs/>
+          <w:szCs w:val="28"/>
+          <w:lang w:val="ru-RU"/>
+        </w:rPr>
+      </w:pPr>
+    </w:p>
+    <w:p>
+      <w:pPr>
+        <w:jc w:val="left"/>
+        <w:rPr>
+          <w:rFonts w:cs="Times New Roman"/>
+          <w:b/>
+          <w:bCs/>
+          <w:szCs w:val="28"/>
+          <w:lang w:val="ru-RU"/>
+        </w:rPr>
+      </w:pPr>
+    </w:p>
+    <w:p>
+      <w:pPr>
+        <w:jc w:val="left"/>
+        <w:rPr>
+          <w:rFonts w:cs="Times New Roman"/>
+          <w:b/>
+          <w:bCs/>
+          <w:szCs w:val="28"/>
+        </w:rPr>
+      </w:pPr>
+    </w:p>
+    <w:p>
+      <w:pPr>
+        <w:jc w:val="left"/>
+        <w:rPr>
+          <w:rFonts w:cs="Times New Roman"/>
+          <w:b/>
+          <w:bCs/>
+          <w:szCs w:val="28"/>
+          <w:lang w:val="ru-RU"/>
+        </w:rPr>
+      </w:pPr>
+    </w:p>
+    <w:p>
+      <w:pPr>
+        <w:jc w:val="left"/>
+        <w:rPr>
+          <w:rFonts w:cs="Times New Roman"/>
+          <w:b/>
+          <w:bCs/>
+          <w:szCs w:val="28"/>
+          <w:lang w:val="ru-RU"/>
+        </w:rPr>
+      </w:pPr>
+      <w:r>
+        <w:rPr>
+          <w:rFonts w:cs="Times New Roman"/>
+          <w:b/>
+          <w:bCs/>
+          <w:szCs w:val="28"/>
+          <w:lang w:val="ru-RU"/>
+        </w:rPr>
+        <w:t xml:space="preserve">Калькулятор з </w:t>
+      </w:r>
+      <w:proofErr w:type="spellStart"/>
+      <w:r>
+        <w:rPr>
+          <w:rFonts w:cs="Times New Roman"/>
+          <w:b/>
+          <w:bCs/>
+          <w:szCs w:val="28"/>
+          <w:lang w:val="ru-RU"/>
+        </w:rPr>
+        <w:t>використанням</w:t>
+      </w:r>
+      <w:proofErr w:type="spellEnd"/>
+      <w:r>
+        <w:rPr>
+          <w:rFonts w:cs="Times New Roman"/>
+          <w:b/>
+          <w:bCs/>
+          <w:szCs w:val="28"/>
+          <w:lang w:val="ru-RU"/>
+        </w:rPr>
+        <w:t xml:space="preserve"> </w:t>
+      </w:r>
+      <w:proofErr w:type="spellStart"/>
+      <w:r>
+        <w:rPr>
+          <w:rFonts w:cs="Times New Roman"/>
+          <w:b/>
+          <w:bCs/>
+          <w:szCs w:val="28"/>
+          <w:lang w:val="ru-RU"/>
+        </w:rPr>
+        <w:t>конструкції</w:t>
+      </w:r>
+      <w:proofErr w:type="spellEnd"/>
+      <w:r>
+        <w:rPr>
+          <w:rFonts w:cs="Times New Roman"/>
+          <w:b/>
+          <w:bCs/>
+          <w:szCs w:val="28"/>
+          <w:lang w:val="ru-RU"/>
+        </w:rPr>
+        <w:t xml:space="preserve"> </w:t>
+      </w:r>
+      <w:proofErr w:type="spellStart"/>
+      <w:r>
+        <w:rPr>
+          <w:rFonts w:cs="Times New Roman"/>
+          <w:b/>
+          <w:bCs/>
+          <w:szCs w:val="28"/>
+          <w:lang w:val="ru-RU"/>
+        </w:rPr>
+        <w:t>if-else</w:t>
+      </w:r>
+      <w:proofErr w:type="spellEnd"/>
+    </w:p>
+    <w:p>
+      <w:pPr>
+        <w:jc w:val="left"/>
+        <w:rPr>
+          <w:rFonts w:cs="Times New Roman"/>
+          <w:szCs w:val="28"/>
+          <w:lang w:val="ru-RU"/>
+        </w:rPr>
+      </w:pPr>
+      <w:proofErr w:type="spellStart"/>
+      <w:r>
+        <w:rPr>
+          <w:rFonts w:cs="Times New Roman"/>
+          <w:b/>
+          <w:bCs/>
+          <w:szCs w:val="28"/>
+          <w:lang w:val="ru-RU"/>
+        </w:rPr>
+        <w:t>Завдання</w:t>
+      </w:r>
+      <w:proofErr w:type="spellEnd"/>
+      <w:r>
+        <w:rPr>
+          <w:rFonts w:cs="Times New Roman"/>
+          <w:b/>
+          <w:bCs/>
+          <w:szCs w:val="28"/>
+          <w:lang w:val="ru-RU"/>
+        </w:rPr>
+        <w:t>:</w:t>
+      </w:r>
+      <w:r>
+        <w:rPr>
+          <w:rFonts w:cs="Times New Roman"/>
+          <w:szCs w:val="28"/>
+          <w:lang w:val="ru-RU"/>
+        </w:rPr>
+        <w:t xml:space="preserve"> </w:t>
+      </w:r>
+      <w:proofErr w:type="spellStart"/>
+      <w:r>
+        <w:rPr>
+          <w:rFonts w:cs="Times New Roman"/>
+          <w:szCs w:val="28"/>
+          <w:lang w:val="ru-RU"/>
+        </w:rPr>
+        <w:t>Написати</w:t>
+      </w:r>
+      <w:proofErr w:type="spellEnd"/>
+      <w:r>
+        <w:rPr>
+          <w:rFonts w:cs="Times New Roman"/>
+          <w:szCs w:val="28"/>
+          <w:lang w:val="ru-RU"/>
+        </w:rPr>
+        <w:t xml:space="preserve"> </w:t>
+      </w:r>
+      <w:proofErr w:type="spellStart"/>
+      <w:r>
+        <w:rPr>
+          <w:rFonts w:cs="Times New Roman"/>
+          <w:szCs w:val="28"/>
+          <w:lang w:val="ru-RU"/>
+        </w:rPr>
+        <w:t>програму</w:t>
+      </w:r>
+      <w:proofErr w:type="spellEnd"/>
+      <w:r>
+        <w:rPr>
+          <w:rFonts w:cs="Times New Roman"/>
+          <w:szCs w:val="28"/>
+          <w:lang w:val="ru-RU"/>
+        </w:rPr>
+        <w:t xml:space="preserve">-калькулятор, </w:t>
+      </w:r>
+      <w:proofErr w:type="spellStart"/>
+      <w:r>
+        <w:rPr>
+          <w:rFonts w:cs="Times New Roman"/>
+          <w:szCs w:val="28"/>
+          <w:lang w:val="ru-RU"/>
+        </w:rPr>
+        <w:t>використовуючи</w:t>
+      </w:r>
+      <w:proofErr w:type="spellEnd"/>
+      <w:r>
+        <w:rPr>
+          <w:rFonts w:cs="Times New Roman"/>
+          <w:szCs w:val="28"/>
+          <w:lang w:val="ru-RU"/>
+        </w:rPr>
+        <w:t xml:space="preserve"> </w:t>
+      </w:r>
+      <w:proofErr w:type="spellStart"/>
+      <w:r>
+        <w:rPr>
+          <w:rFonts w:cs="Times New Roman"/>
+          <w:szCs w:val="28"/>
+          <w:lang w:val="ru-RU"/>
+        </w:rPr>
+        <w:t>конструкцію</w:t>
+      </w:r>
+      <w:proofErr w:type="spellEnd"/>
+      <w:r>
+        <w:rPr>
+          <w:rFonts w:cs="Times New Roman"/>
+          <w:szCs w:val="28"/>
+          <w:lang w:val="ru-RU"/>
+        </w:rPr>
+        <w:t xml:space="preserve"> </w:t>
+      </w:r>
+      <w:proofErr w:type="spellStart"/>
+      <w:r>
+        <w:rPr>
+          <w:rFonts w:cs="Times New Roman"/>
+          <w:szCs w:val="28"/>
+          <w:lang w:val="ru-RU"/>
+        </w:rPr>
+        <w:t>if-elif-else</w:t>
+      </w:r>
+      <w:proofErr w:type="spellEnd"/>
+      <w:r>
+        <w:rPr>
+          <w:rFonts w:cs="Times New Roman"/>
+          <w:szCs w:val="28"/>
+          <w:lang w:val="ru-RU"/>
+        </w:rPr>
+        <w:t xml:space="preserve">, де </w:t>
+      </w:r>
+      <w:proofErr w:type="spellStart"/>
+      <w:r>
+        <w:rPr>
+          <w:rFonts w:cs="Times New Roman"/>
+          <w:szCs w:val="28"/>
+          <w:lang w:val="ru-RU"/>
+        </w:rPr>
+        <w:t>кожна</w:t>
+      </w:r>
+      <w:proofErr w:type="spellEnd"/>
+      <w:r>
+        <w:rPr>
+          <w:rFonts w:cs="Times New Roman"/>
+          <w:szCs w:val="28"/>
+          <w:lang w:val="ru-RU"/>
+        </w:rPr>
+        <w:t xml:space="preserve"> </w:t>
+      </w:r>
+      <w:proofErr w:type="spellStart"/>
+      <w:r>
+        <w:rPr>
+          <w:rFonts w:cs="Times New Roman"/>
+          <w:szCs w:val="28"/>
+          <w:lang w:val="ru-RU"/>
+        </w:rPr>
+        <w:t>арифметична</w:t>
+      </w:r>
+      <w:proofErr w:type="spellEnd"/>
+      <w:r>
+        <w:rPr>
+          <w:rFonts w:cs="Times New Roman"/>
+          <w:szCs w:val="28"/>
+          <w:lang w:val="ru-RU"/>
+        </w:rPr>
+        <w:t xml:space="preserve"> </w:t>
+      </w:r>
+      <w:proofErr w:type="spellStart"/>
+      <w:r>
+        <w:rPr>
+          <w:rFonts w:cs="Times New Roman"/>
+          <w:szCs w:val="28"/>
+          <w:lang w:val="ru-RU"/>
+        </w:rPr>
+        <w:t>операція</w:t>
+      </w:r>
+      <w:proofErr w:type="spellEnd"/>
+      <w:r>
+        <w:rPr>
+          <w:rFonts w:cs="Times New Roman"/>
+          <w:szCs w:val="28"/>
+          <w:lang w:val="ru-RU"/>
+        </w:rPr>
+        <w:t xml:space="preserve"> </w:t>
+      </w:r>
+      <w:proofErr w:type="spellStart"/>
+      <w:r>
+        <w:rPr>
+          <w:rFonts w:cs="Times New Roman"/>
+          <w:szCs w:val="28"/>
+          <w:lang w:val="ru-RU"/>
+        </w:rPr>
+        <w:t>виконується</w:t>
+      </w:r>
+      <w:proofErr w:type="spellEnd"/>
+      <w:r>
+        <w:rPr>
+          <w:rFonts w:cs="Times New Roman"/>
+          <w:szCs w:val="28"/>
+          <w:lang w:val="ru-RU"/>
+        </w:rPr>
+        <w:t xml:space="preserve"> в </w:t>
+      </w:r>
+      <w:proofErr w:type="spellStart"/>
+      <w:r>
+        <w:rPr>
+          <w:rFonts w:cs="Times New Roman"/>
+          <w:szCs w:val="28"/>
+          <w:lang w:val="ru-RU"/>
+        </w:rPr>
+        <w:t>окремій</w:t>
+      </w:r>
+      <w:proofErr w:type="spellEnd"/>
+      <w:r>
+        <w:rPr>
+          <w:rFonts w:cs="Times New Roman"/>
+          <w:szCs w:val="28"/>
+          <w:lang w:val="ru-RU"/>
+        </w:rPr>
+        <w:t xml:space="preserve"> </w:t>
+      </w:r>
+      <w:proofErr w:type="spellStart"/>
+      <w:r>
+        <w:rPr>
+          <w:rFonts w:cs="Times New Roman"/>
+          <w:szCs w:val="28"/>
+          <w:lang w:val="ru-RU"/>
+        </w:rPr>
+        <w:t>функції</w:t>
+      </w:r>
+      <w:proofErr w:type="spellEnd"/>
+      <w:r>
+        <w:rPr>
+          <w:rFonts w:cs="Times New Roman"/>
+          <w:szCs w:val="28"/>
+          <w:lang w:val="ru-RU"/>
+        </w:rPr>
+        <w:t xml:space="preserve">. </w:t>
+      </w:r>
+    </w:p>
+    <w:p>
+      <w:pPr>
+        <w:jc w:val="left"/>
+        <w:rPr>
+          <w:rFonts w:cs="Times New Roman"/>
+          <w:szCs w:val="28"/>
+          <w:lang w:val="ru-RU"/>
+        </w:rPr>
+      </w:pPr>
+      <w:proofErr w:type="spellStart"/>
+      <w:r>
+        <w:rPr>
+          <w:rFonts w:cs="Times New Roman"/>
+          <w:b/>
+          <w:bCs/>
+          <w:szCs w:val="28"/>
+          <w:lang w:val="ru-RU"/>
+        </w:rPr>
+        <w:t>Хід</w:t>
+      </w:r>
+      <w:proofErr w:type="spellEnd"/>
+      <w:r>
+        <w:rPr>
+          <w:rFonts w:cs="Times New Roman"/>
+          <w:b/>
+          <w:bCs/>
+          <w:szCs w:val="28"/>
+          <w:lang w:val="ru-RU"/>
+        </w:rPr>
+        <w:t xml:space="preserve"> </w:t>
+      </w:r>
+      <w:proofErr w:type="spellStart"/>
+      <w:r>
+        <w:rPr>
+          <w:rFonts w:cs="Times New Roman"/>
+          <w:b/>
+          <w:bCs/>
+          <w:szCs w:val="28"/>
+          <w:lang w:val="ru-RU"/>
+        </w:rPr>
+        <w:t>виконання</w:t>
+      </w:r>
+      <w:proofErr w:type="spellEnd"/>
+      <w:r>
+        <w:rPr>
+          <w:rFonts w:cs="Times New Roman"/>
+          <w:b/>
+          <w:bCs/>
+          <w:szCs w:val="28"/>
+          <w:lang w:val="ru-RU"/>
+        </w:rPr>
+        <w:t xml:space="preserve"> </w:t>
+      </w:r>
+      <w:proofErr w:type="spellStart"/>
+      <w:r>
+        <w:rPr>
+          <w:rFonts w:cs="Times New Roman"/>
+          <w:b/>
+          <w:bCs/>
+          <w:szCs w:val="28"/>
+          <w:lang w:val="ru-RU"/>
+        </w:rPr>
+        <w:t>завдання</w:t>
+      </w:r>
+      <w:proofErr w:type="spellEnd"/>
+      <w:r>
+        <w:rPr>
+          <w:rFonts w:cs="Times New Roman"/>
+          <w:b/>
+          <w:bCs/>
+          <w:szCs w:val="28"/>
+          <w:lang w:val="ru-RU"/>
+        </w:rPr>
+        <w:t>:</w:t>
+      </w:r>
+      <w:r>
+        <w:rPr>
+          <w:rFonts w:cs="Times New Roman"/>
+          <w:szCs w:val="28"/>
+          <w:lang w:val="ru-RU"/>
+        </w:rPr>
+        <w:t xml:space="preserve"> </w:t>
+      </w:r>
+      <w:proofErr w:type="spellStart"/>
+      <w:r>
+        <w:rPr>
+          <w:rFonts w:cs="Times New Roman"/>
+          <w:szCs w:val="28"/>
+          <w:lang w:val="ru-RU"/>
+        </w:rPr>
+        <w:t>Було</w:t>
+      </w:r>
+      <w:proofErr w:type="spellEnd"/>
+      <w:r>
+        <w:rPr>
+          <w:rFonts w:cs="Times New Roman"/>
+          <w:szCs w:val="28"/>
+          <w:lang w:val="ru-RU"/>
+        </w:rPr>
+        <w:t xml:space="preserve"> створено </w:t>
+      </w:r>
+      <w:proofErr w:type="spellStart"/>
+      <w:r>
+        <w:rPr>
+          <w:rFonts w:cs="Times New Roman"/>
+          <w:szCs w:val="28"/>
+          <w:lang w:val="ru-RU"/>
+        </w:rPr>
+        <w:t>окремі</w:t>
+      </w:r>
+      <w:proofErr w:type="spellEnd"/>
+      <w:r>
+        <w:rPr>
+          <w:rFonts w:cs="Times New Roman"/>
+          <w:szCs w:val="28"/>
+          <w:lang w:val="ru-RU"/>
+        </w:rPr>
+        <w:t xml:space="preserve"> </w:t>
+      </w:r>
+      <w:proofErr w:type="spellStart"/>
+      <w:r>
+        <w:rPr>
+          <w:rFonts w:cs="Times New Roman"/>
+          <w:szCs w:val="28"/>
+          <w:lang w:val="ru-RU"/>
+        </w:rPr>
+        <w:t>функції</w:t>
+      </w:r>
+      <w:proofErr w:type="spellEnd"/>
+      <w:r>
+        <w:rPr>
+          <w:rFonts w:cs="Times New Roman"/>
+          <w:szCs w:val="28"/>
+          <w:lang w:val="ru-RU"/>
+        </w:rPr>
+        <w:t xml:space="preserve"> для </w:t>
+      </w:r>
+      <w:proofErr w:type="spellStart"/>
+      <w:r>
+        <w:rPr>
+          <w:rFonts w:cs="Times New Roman"/>
+          <w:szCs w:val="28"/>
+          <w:lang w:val="ru-RU"/>
+        </w:rPr>
+        <w:t>арифметичних</w:t>
+      </w:r>
+      <w:proofErr w:type="spellEnd"/>
+      <w:r>
+        <w:rPr>
+          <w:rFonts w:cs="Times New Roman"/>
+          <w:szCs w:val="28"/>
+          <w:lang w:val="ru-RU"/>
+        </w:rPr>
+        <w:t xml:space="preserve"> </w:t>
+      </w:r>
+      <w:proofErr w:type="spellStart"/>
+      <w:r>
+        <w:rPr>
+          <w:rFonts w:cs="Times New Roman"/>
+          <w:szCs w:val="28"/>
+          <w:lang w:val="ru-RU"/>
+        </w:rPr>
+        <w:t>операцій</w:t>
+      </w:r>
+      <w:proofErr w:type="spellEnd"/>
+      <w:r>
+        <w:rPr>
+          <w:rFonts w:cs="Times New Roman"/>
+          <w:szCs w:val="28"/>
+          <w:lang w:val="ru-RU"/>
+        </w:rPr>
+        <w:t xml:space="preserve">: </w:t>
+      </w:r>
+      <w:proofErr w:type="spellStart"/>
+      <w:r>
+        <w:rPr>
+          <w:rFonts w:cs="Times New Roman"/>
+          <w:szCs w:val="28"/>
+          <w:lang w:val="ru-RU"/>
+        </w:rPr>
+        <w:t>add</w:t>
+      </w:r>
+      <w:proofErr w:type="spellEnd"/>
+      <w:r>
+        <w:rPr>
+          <w:rFonts w:cs="Times New Roman"/>
+          <w:szCs w:val="28"/>
+          <w:lang w:val="ru-RU"/>
+        </w:rPr>
+        <w:t xml:space="preserve">(), </w:t>
+      </w:r>
+      <w:proofErr w:type="spellStart"/>
+      <w:r>
+        <w:rPr>
+          <w:rFonts w:cs="Times New Roman"/>
+          <w:szCs w:val="28"/>
+          <w:lang w:val="ru-RU"/>
+        </w:rPr>
+        <w:t>subtract</w:t>
+      </w:r>
+      <w:proofErr w:type="spellEnd"/>
+      <w:r>
+        <w:rPr>
+          <w:rFonts w:cs="Times New Roman"/>
+          <w:szCs w:val="28"/>
+          <w:lang w:val="ru-RU"/>
+        </w:rPr>
+        <w:t xml:space="preserve">(), </w:t>
+      </w:r>
+      <w:proofErr w:type="spellStart"/>
+      <w:r>
+        <w:rPr>
+          <w:rFonts w:cs="Times New Roman"/>
+          <w:szCs w:val="28"/>
+          <w:lang w:val="ru-RU"/>
+        </w:rPr>
+        <w:t>multiply</w:t>
+      </w:r>
+      <w:proofErr w:type="spellEnd"/>
+      <w:r>
+        <w:rPr>
+          <w:rFonts w:cs="Times New Roman"/>
+          <w:szCs w:val="28"/>
+          <w:lang w:val="ru-RU"/>
+        </w:rPr>
+        <w:t xml:space="preserve">() та </w:t>
+      </w:r>
+      <w:proofErr w:type="spellStart"/>
+      <w:r>
+        <w:rPr>
+          <w:rFonts w:cs="Times New Roman"/>
+          <w:szCs w:val="28"/>
+          <w:lang w:val="ru-RU"/>
+        </w:rPr>
+        <w:t>divide</w:t>
+      </w:r>
+      <w:proofErr w:type="spellEnd"/>
+      <w:r>
+        <w:rPr>
+          <w:rFonts w:cs="Times New Roman"/>
+          <w:szCs w:val="28"/>
+          <w:lang w:val="ru-RU"/>
+        </w:rPr>
+        <w:t xml:space="preserve">(). У </w:t>
+      </w:r>
+      <w:proofErr w:type="spellStart"/>
+      <w:r>
+        <w:rPr>
+          <w:rFonts w:cs="Times New Roman"/>
+          <w:szCs w:val="28"/>
+          <w:lang w:val="ru-RU"/>
+        </w:rPr>
+        <w:t>функції</w:t>
+      </w:r>
+      <w:proofErr w:type="spellEnd"/>
+      <w:r>
+        <w:rPr>
+          <w:rFonts w:cs="Times New Roman"/>
+          <w:szCs w:val="28"/>
+          <w:lang w:val="ru-RU"/>
+        </w:rPr>
+        <w:t xml:space="preserve"> </w:t>
+      </w:r>
+      <w:proofErr w:type="spellStart"/>
+      <w:proofErr w:type="gramStart"/>
+      <w:r>
+        <w:rPr>
+          <w:rFonts w:cs="Times New Roman"/>
+          <w:szCs w:val="28"/>
+          <w:lang w:val="ru-RU"/>
+        </w:rPr>
+        <w:lastRenderedPageBreak/>
+        <w:t>divide</w:t>
+      </w:r>
+      <w:proofErr w:type="spellEnd"/>
+      <w:r>
+        <w:rPr>
+          <w:rFonts w:cs="Times New Roman"/>
+          <w:szCs w:val="28"/>
+          <w:lang w:val="ru-RU"/>
+        </w:rPr>
+        <w:t>(</w:t>
+      </w:r>
+      <w:proofErr w:type="gramEnd"/>
+      <w:r>
+        <w:rPr>
+          <w:rFonts w:cs="Times New Roman"/>
+          <w:szCs w:val="28"/>
+          <w:lang w:val="ru-RU"/>
+        </w:rPr>
+        <w:t xml:space="preserve">) </w:t>
+      </w:r>
+      <w:proofErr w:type="spellStart"/>
+      <w:r>
+        <w:rPr>
+          <w:rFonts w:cs="Times New Roman"/>
+          <w:szCs w:val="28"/>
+          <w:lang w:val="ru-RU"/>
+        </w:rPr>
+        <w:t>реалізовано</w:t>
+      </w:r>
+      <w:proofErr w:type="spellEnd"/>
+      <w:r>
+        <w:rPr>
+          <w:rFonts w:cs="Times New Roman"/>
+          <w:szCs w:val="28"/>
+          <w:lang w:val="ru-RU"/>
+        </w:rPr>
+        <w:t xml:space="preserve"> </w:t>
+      </w:r>
+      <w:proofErr w:type="spellStart"/>
+      <w:r>
+        <w:rPr>
+          <w:rFonts w:cs="Times New Roman"/>
+          <w:szCs w:val="28"/>
+          <w:lang w:val="ru-RU"/>
+        </w:rPr>
+        <w:t>перевірку</w:t>
+      </w:r>
+      <w:proofErr w:type="spellEnd"/>
+      <w:r>
+        <w:rPr>
+          <w:rFonts w:cs="Times New Roman"/>
+          <w:szCs w:val="28"/>
+          <w:lang w:val="ru-RU"/>
+        </w:rPr>
+        <w:t xml:space="preserve"> </w:t>
+      </w:r>
+      <w:proofErr w:type="spellStart"/>
+      <w:r>
+        <w:rPr>
+          <w:rFonts w:cs="Times New Roman"/>
+          <w:szCs w:val="28"/>
+          <w:lang w:val="ru-RU"/>
+        </w:rPr>
+        <w:t>ділення</w:t>
+      </w:r>
+      <w:proofErr w:type="spellEnd"/>
+      <w:r>
+        <w:rPr>
+          <w:rFonts w:cs="Times New Roman"/>
+          <w:szCs w:val="28"/>
+          <w:lang w:val="ru-RU"/>
+        </w:rPr>
+        <w:t xml:space="preserve"> на нуль. </w:t>
+      </w:r>
+      <w:proofErr w:type="spellStart"/>
+      <w:r>
+        <w:rPr>
+          <w:rFonts w:cs="Times New Roman"/>
+          <w:szCs w:val="28"/>
+          <w:lang w:val="ru-RU"/>
+        </w:rPr>
+        <w:t>Програма</w:t>
+      </w:r>
+      <w:proofErr w:type="spellEnd"/>
+      <w:r>
+        <w:rPr>
+          <w:rFonts w:cs="Times New Roman"/>
+          <w:szCs w:val="28"/>
+          <w:lang w:val="ru-RU"/>
+        </w:rPr>
+        <w:t xml:space="preserve"> </w:t>
+      </w:r>
+      <w:proofErr w:type="spellStart"/>
+      <w:r>
+        <w:rPr>
+          <w:rFonts w:cs="Times New Roman"/>
+          <w:szCs w:val="28"/>
+          <w:lang w:val="ru-RU"/>
+        </w:rPr>
+        <w:t>запитує</w:t>
+      </w:r>
+      <w:proofErr w:type="spellEnd"/>
+      <w:r>
+        <w:rPr>
+          <w:rFonts w:cs="Times New Roman"/>
+          <w:szCs w:val="28"/>
+          <w:lang w:val="ru-RU"/>
+        </w:rPr>
+        <w:t xml:space="preserve"> у </w:t>
+      </w:r>
+      <w:proofErr w:type="spellStart"/>
+      <w:r>
+        <w:rPr>
+          <w:rFonts w:cs="Times New Roman"/>
+          <w:szCs w:val="28"/>
+          <w:lang w:val="ru-RU"/>
+        </w:rPr>
+        <w:t>користувача</w:t>
+      </w:r>
+      <w:proofErr w:type="spellEnd"/>
+      <w:r>
+        <w:rPr>
+          <w:rFonts w:cs="Times New Roman"/>
+          <w:szCs w:val="28"/>
+          <w:lang w:val="ru-RU"/>
+        </w:rPr>
+        <w:t xml:space="preserve"> два числа та символ </w:t>
+      </w:r>
+      <w:proofErr w:type="spellStart"/>
+      <w:r>
+        <w:rPr>
+          <w:rFonts w:cs="Times New Roman"/>
+          <w:szCs w:val="28"/>
+          <w:lang w:val="ru-RU"/>
+        </w:rPr>
+        <w:t>операції</w:t>
+      </w:r>
+      <w:proofErr w:type="spellEnd"/>
+      <w:r>
+        <w:rPr>
+          <w:rFonts w:cs="Times New Roman"/>
+          <w:szCs w:val="28"/>
+          <w:lang w:val="ru-RU"/>
+        </w:rPr>
+        <w:t xml:space="preserve">, </w:t>
+      </w:r>
+      <w:proofErr w:type="spellStart"/>
+      <w:r>
+        <w:rPr>
+          <w:rFonts w:cs="Times New Roman"/>
+          <w:szCs w:val="28"/>
+          <w:lang w:val="ru-RU"/>
+        </w:rPr>
+        <w:t>після</w:t>
+      </w:r>
+      <w:proofErr w:type="spellEnd"/>
+      <w:r>
+        <w:rPr>
+          <w:rFonts w:cs="Times New Roman"/>
+          <w:szCs w:val="28"/>
+          <w:lang w:val="ru-RU"/>
+        </w:rPr>
+        <w:t xml:space="preserve"> </w:t>
+      </w:r>
+      <w:proofErr w:type="spellStart"/>
+      <w:r>
+        <w:rPr>
+          <w:rFonts w:cs="Times New Roman"/>
+          <w:szCs w:val="28"/>
+          <w:lang w:val="ru-RU"/>
+        </w:rPr>
+        <w:t>чого</w:t>
+      </w:r>
+      <w:proofErr w:type="spellEnd"/>
+      <w:r>
+        <w:rPr>
+          <w:rFonts w:cs="Times New Roman"/>
+          <w:szCs w:val="28"/>
+          <w:lang w:val="ru-RU"/>
+        </w:rPr>
+        <w:t xml:space="preserve"> за </w:t>
+      </w:r>
+      <w:proofErr w:type="spellStart"/>
+      <w:r>
+        <w:rPr>
+          <w:rFonts w:cs="Times New Roman"/>
+          <w:szCs w:val="28"/>
+          <w:lang w:val="ru-RU"/>
+        </w:rPr>
+        <w:t>допомогою</w:t>
+      </w:r>
+      <w:proofErr w:type="spellEnd"/>
+      <w:r>
+        <w:rPr>
+          <w:rFonts w:cs="Times New Roman"/>
+          <w:szCs w:val="28"/>
+          <w:lang w:val="ru-RU"/>
+        </w:rPr>
+        <w:t xml:space="preserve"> </w:t>
+      </w:r>
+      <w:proofErr w:type="spellStart"/>
+      <w:r>
+        <w:rPr>
+          <w:rFonts w:cs="Times New Roman"/>
+          <w:szCs w:val="28"/>
+          <w:lang w:val="ru-RU"/>
+        </w:rPr>
+        <w:t>конструкції</w:t>
+      </w:r>
+      <w:proofErr w:type="spellEnd"/>
+      <w:r>
+        <w:rPr>
+          <w:rFonts w:cs="Times New Roman"/>
+          <w:szCs w:val="28"/>
+          <w:lang w:val="ru-RU"/>
+        </w:rPr>
+        <w:t xml:space="preserve"> </w:t>
+      </w:r>
+      <w:proofErr w:type="spellStart"/>
+      <w:r>
+        <w:rPr>
+          <w:rFonts w:cs="Times New Roman"/>
+          <w:szCs w:val="28"/>
+          <w:lang w:val="ru-RU"/>
+        </w:rPr>
+        <w:t>if-elif-else</w:t>
+      </w:r>
+      <w:proofErr w:type="spellEnd"/>
+      <w:r>
+        <w:rPr>
+          <w:rFonts w:cs="Times New Roman"/>
+          <w:szCs w:val="28"/>
+          <w:lang w:val="ru-RU"/>
+        </w:rPr>
+        <w:t xml:space="preserve"> </w:t>
+      </w:r>
+      <w:proofErr w:type="spellStart"/>
+      <w:r>
+        <w:rPr>
+          <w:rFonts w:cs="Times New Roman"/>
+          <w:szCs w:val="28"/>
+          <w:lang w:val="ru-RU"/>
+        </w:rPr>
+        <w:t>викликається</w:t>
+      </w:r>
+      <w:proofErr w:type="spellEnd"/>
+      <w:r>
+        <w:rPr>
+          <w:rFonts w:cs="Times New Roman"/>
+          <w:szCs w:val="28"/>
+          <w:lang w:val="ru-RU"/>
+        </w:rPr>
+        <w:t xml:space="preserve"> </w:t>
+      </w:r>
+      <w:proofErr w:type="spellStart"/>
+      <w:r>
+        <w:rPr>
+          <w:rFonts w:cs="Times New Roman"/>
+          <w:szCs w:val="28"/>
+          <w:lang w:val="ru-RU"/>
+        </w:rPr>
+        <w:t>відповідна</w:t>
+      </w:r>
+      <w:proofErr w:type="spellEnd"/>
+      <w:r>
+        <w:rPr>
+          <w:rFonts w:cs="Times New Roman"/>
+          <w:szCs w:val="28"/>
+          <w:lang w:val="ru-RU"/>
+        </w:rPr>
+        <w:t xml:space="preserve"> </w:t>
+      </w:r>
+      <w:proofErr w:type="spellStart"/>
+      <w:r>
+        <w:rPr>
+          <w:rFonts w:cs="Times New Roman"/>
+          <w:szCs w:val="28"/>
+          <w:lang w:val="ru-RU"/>
+        </w:rPr>
+        <w:t>функція</w:t>
+      </w:r>
+      <w:proofErr w:type="spellEnd"/>
+      <w:r>
+        <w:rPr>
+          <w:rFonts w:cs="Times New Roman"/>
+          <w:szCs w:val="28"/>
+          <w:lang w:val="ru-RU"/>
+        </w:rPr>
+        <w:t xml:space="preserve"> та </w:t>
+      </w:r>
+      <w:proofErr w:type="spellStart"/>
+      <w:r>
+        <w:rPr>
+          <w:rFonts w:cs="Times New Roman"/>
+          <w:szCs w:val="28"/>
+          <w:lang w:val="ru-RU"/>
+        </w:rPr>
+        <w:t>виводиться</w:t>
+      </w:r>
+      <w:proofErr w:type="spellEnd"/>
+      <w:r>
+        <w:rPr>
+          <w:rFonts w:cs="Times New Roman"/>
+          <w:szCs w:val="28"/>
+          <w:lang w:val="ru-RU"/>
+        </w:rPr>
+        <w:t xml:space="preserve"> результат. </w:t>
+      </w:r>
+    </w:p>
+    <w:p>
+      <w:pPr>
+        <w:jc w:val="left"/>
+        <w:rPr>
+          <w:rFonts w:cs="Times New Roman"/>
+          <w:b/>
+          <w:bCs/>
+          <w:szCs w:val="28"/>
+          <w:lang w:val="ru-RU"/>
+        </w:rPr>
+      </w:pPr>
+      <w:r>
+        <w:rPr>
+          <w:rFonts w:cs="Times New Roman"/>
+          <w:b/>
+          <w:bCs/>
+          <w:szCs w:val="28"/>
+          <w:lang w:val="ru-RU"/>
+        </w:rPr>
+        <w:t xml:space="preserve">Текст </w:t>
+      </w:r>
+      <w:proofErr w:type="spellStart"/>
+      <w:r>
+        <w:rPr>
+          <w:rFonts w:cs="Times New Roman"/>
+          <w:b/>
+          <w:bCs/>
+          <w:szCs w:val="28"/>
+          <w:lang w:val="ru-RU"/>
+        </w:rPr>
+        <w:t>програми</w:t>
+      </w:r>
+      <w:proofErr w:type="spellEnd"/>
+      <w:r>
+        <w:rPr>
+          <w:rFonts w:cs="Times New Roman"/>
+          <w:b/>
+          <w:bCs/>
+          <w:szCs w:val="28"/>
+          <w:lang w:val="ru-RU"/>
+        </w:rPr>
+        <w:t>:</w:t>
+      </w:r>
+    </w:p>
+    <w:tbl>
+      <w:tblPr>
+        <w:tblStyle w:val="a3"/>
+        <w:tblW w:w="0" w:type="auto"/>
+        <w:tblLook w:val="04A0" w:firstRow="1" w:lastRow="0" w:firstColumn="1" w:lastColumn="0" w:noHBand="0" w:noVBand="1"/>
+      </w:tblPr>
+      <w:tblGrid>
+        <w:gridCol w:w="9350"/>
+      </w:tblGrid>
+      <w:tr>
+        <w:tc>
+          <w:tcPr>
+            <w:tcW w:w="9350" w:type="dxa"/>
+          </w:tcPr>
+          <w:p>
+            <w:pPr>
+              <w:ind w:firstLine="0"/>
+              <w:jc w:val="left"/>
+              <w:rPr>
+                <w:rFonts w:cs="Times New Roman"/>
+                <w:sz w:val="20"/>
+                <w:szCs w:val="20"/>
+              </w:rPr>
+            </w:pPr>
+            <w:r>
+              <w:rPr>
+                <w:rFonts w:cs="Times New Roman"/>
+                <w:sz w:val="20"/>
+                <w:szCs w:val="20"/>
+              </w:rPr>
+              <w:t xml:space="preserve">def </w:t>
+            </w:r>
+            <w:proofErr w:type="gramStart"/>
+            <w:r>
+              <w:rPr>
+                <w:rFonts w:cs="Times New Roman"/>
+                <w:sz w:val="20"/>
+                <w:szCs w:val="20"/>
+              </w:rPr>
+              <w:t>add(</w:t>
+            </w:r>
+            <w:proofErr w:type="gramEnd"/>
+            <w:r>
+              <w:rPr>
+                <w:rFonts w:cs="Times New Roman"/>
+                <w:sz w:val="20"/>
+                <w:szCs w:val="20"/>
+              </w:rPr>
+              <w:t>a, b):</w:t>
+            </w:r>
+          </w:p>
+          <w:p>
+            <w:pPr>
+              <w:ind w:firstLine="0"/>
+              <w:jc w:val="left"/>
+              <w:rPr>
+                <w:rFonts w:cs="Times New Roman"/>
+                <w:sz w:val="20"/>
+                <w:szCs w:val="20"/>
+                <w:lang w:val="uk-UA"/>
+              </w:rPr>
+            </w:pPr>
+            <w:r>
+              <w:rPr>
+                <w:rFonts w:cs="Times New Roman"/>
+                <w:sz w:val="20"/>
+                <w:szCs w:val="20"/>
+              </w:rPr>
+              <w:t xml:space="preserve">    return a + b</w:t>
+            </w:r>
+          </w:p>
+          <w:p>
+            <w:pPr>
+              <w:ind w:firstLine="0"/>
+              <w:jc w:val="left"/>
+              <w:rPr>
+                <w:rFonts w:cs="Times New Roman"/>
+                <w:sz w:val="20"/>
+                <w:szCs w:val="20"/>
+              </w:rPr>
+            </w:pPr>
+            <w:r>
+              <w:rPr>
+                <w:rFonts w:cs="Times New Roman"/>
+                <w:sz w:val="20"/>
+                <w:szCs w:val="20"/>
+              </w:rPr>
+              <w:t xml:space="preserve">def </w:t>
+            </w:r>
+            <w:proofErr w:type="gramStart"/>
+            <w:r>
+              <w:rPr>
+                <w:rFonts w:cs="Times New Roman"/>
+                <w:sz w:val="20"/>
+                <w:szCs w:val="20"/>
+              </w:rPr>
+              <w:t>subtract(</w:t>
+            </w:r>
+            <w:proofErr w:type="gramEnd"/>
+            <w:r>
+              <w:rPr>
+                <w:rFonts w:cs="Times New Roman"/>
+                <w:sz w:val="20"/>
+                <w:szCs w:val="20"/>
+              </w:rPr>
+              <w:t>a, b):</w:t>
+            </w:r>
+          </w:p>
+          <w:p>
+            <w:pPr>
+              <w:ind w:firstLine="0"/>
+              <w:jc w:val="left"/>
+              <w:rPr>
+                <w:rFonts w:cs="Times New Roman"/>
+                <w:sz w:val="20"/>
+                <w:szCs w:val="20"/>
+                <w:lang w:val="uk-UA"/>
+              </w:rPr>
+            </w:pPr>
+            <w:r>
+              <w:rPr>
+                <w:rFonts w:cs="Times New Roman"/>
+                <w:sz w:val="20"/>
+                <w:szCs w:val="20"/>
+              </w:rPr>
+              <w:t xml:space="preserve">    return a - b</w:t>
+            </w:r>
+          </w:p>
+          <w:p>
+            <w:pPr>
+              <w:ind w:firstLine="0"/>
+              <w:jc w:val="left"/>
+              <w:rPr>
+                <w:rFonts w:cs="Times New Roman"/>
+                <w:sz w:val="20"/>
+                <w:szCs w:val="20"/>
+              </w:rPr>
+            </w:pPr>
+            <w:r>
+              <w:rPr>
+                <w:rFonts w:cs="Times New Roman"/>
+                <w:sz w:val="20"/>
+                <w:szCs w:val="20"/>
+              </w:rPr>
+              <w:t xml:space="preserve">def </w:t>
+            </w:r>
+            <w:proofErr w:type="gramStart"/>
+            <w:r>
+              <w:rPr>
+                <w:rFonts w:cs="Times New Roman"/>
+                <w:sz w:val="20"/>
+                <w:szCs w:val="20"/>
+              </w:rPr>
+              <w:t>multiply(</w:t>
+            </w:r>
+            <w:proofErr w:type="gramEnd"/>
+            <w:r>
+              <w:rPr>
+                <w:rFonts w:cs="Times New Roman"/>
+                <w:sz w:val="20"/>
+                <w:szCs w:val="20"/>
+              </w:rPr>
+              <w:t>a, b):</w:t>
+            </w:r>
+          </w:p>
+          <w:p>
+            <w:pPr>
+              <w:ind w:firstLine="0"/>
+              <w:jc w:val="left"/>
+              <w:rPr>
+                <w:rFonts w:cs="Times New Roman"/>
+                <w:sz w:val="20"/>
+                <w:szCs w:val="20"/>
+                <w:lang w:val="uk-UA"/>
+              </w:rPr>
+            </w:pPr>
+            <w:r>
+              <w:rPr>
+                <w:rFonts w:cs="Times New Roman"/>
+                <w:sz w:val="20"/>
+                <w:szCs w:val="20"/>
+              </w:rPr>
+              <w:t xml:space="preserve">    return a * b</w:t>
+            </w:r>
+          </w:p>
+          <w:p>
+            <w:pPr>
+              <w:ind w:firstLine="0"/>
+              <w:jc w:val="left"/>
+              <w:rPr>
+                <w:rFonts w:cs="Times New Roman"/>
+                <w:sz w:val="20"/>
+                <w:szCs w:val="20"/>
+              </w:rPr>
+            </w:pPr>
+            <w:r>
+              <w:rPr>
+                <w:rFonts w:cs="Times New Roman"/>
+                <w:sz w:val="20"/>
+                <w:szCs w:val="20"/>
+              </w:rPr>
+              <w:t xml:space="preserve">def </w:t>
+            </w:r>
+            <w:proofErr w:type="gramStart"/>
+            <w:r>
+              <w:rPr>
+                <w:rFonts w:cs="Times New Roman"/>
+                <w:sz w:val="20"/>
+                <w:szCs w:val="20"/>
+              </w:rPr>
+              <w:t>divide(</w:t>
+            </w:r>
+            <w:proofErr w:type="gramEnd"/>
+            <w:r>
+              <w:rPr>
+                <w:rFonts w:cs="Times New Roman"/>
+                <w:sz w:val="20"/>
+                <w:szCs w:val="20"/>
+              </w:rPr>
+              <w:t>a, b):</w:t>
+            </w:r>
+          </w:p>
+          <w:p>
+            <w:pPr>
+              <w:ind w:firstLine="0"/>
+              <w:jc w:val="left"/>
+              <w:rPr>
+                <w:rFonts w:cs="Times New Roman"/>
+                <w:sz w:val="20"/>
+                <w:szCs w:val="20"/>
+              </w:rPr>
+            </w:pPr>
+            <w:r>
+              <w:rPr>
+                <w:rFonts w:cs="Times New Roman"/>
+                <w:sz w:val="20"/>
+                <w:szCs w:val="20"/>
+              </w:rPr>
+              <w:t xml:space="preserve">    if b == 0:</w:t>
+            </w:r>
+          </w:p>
+          <w:p>
+            <w:pPr>
+              <w:ind w:firstLine="0"/>
+              <w:jc w:val="left"/>
+              <w:rPr>
+                <w:rFonts w:cs="Times New Roman"/>
+                <w:sz w:val="20"/>
+                <w:szCs w:val="20"/>
+                <w:lang w:val="ru-RU"/>
+              </w:rPr>
+            </w:pPr>
+            <w:r>
+              <w:rPr>
+                <w:rFonts w:cs="Times New Roman"/>
+                <w:sz w:val="20"/>
+                <w:szCs w:val="20"/>
+              </w:rPr>
+              <w:t xml:space="preserve">        </w:t>
+            </w:r>
+            <w:proofErr w:type="spellStart"/>
+            <w:r>
+              <w:rPr>
+                <w:rFonts w:cs="Times New Roman"/>
+                <w:sz w:val="20"/>
+                <w:szCs w:val="20"/>
+                <w:lang w:val="ru-RU"/>
+              </w:rPr>
+              <w:t>return</w:t>
+            </w:r>
+            <w:proofErr w:type="spellEnd"/>
+            <w:r>
+              <w:rPr>
+                <w:rFonts w:cs="Times New Roman"/>
+                <w:sz w:val="20"/>
+                <w:szCs w:val="20"/>
+                <w:lang w:val="ru-RU"/>
+              </w:rPr>
+              <w:t xml:space="preserve"> "</w:t>
+            </w:r>
+            <w:proofErr w:type="spellStart"/>
+            <w:r>
+              <w:rPr>
+                <w:rFonts w:cs="Times New Roman"/>
+                <w:sz w:val="20"/>
+                <w:szCs w:val="20"/>
+                <w:lang w:val="ru-RU"/>
+              </w:rPr>
+              <w:t>Помилка</w:t>
+            </w:r>
+            <w:proofErr w:type="spellEnd"/>
+            <w:r>
+              <w:rPr>
+                <w:rFonts w:cs="Times New Roman"/>
+                <w:sz w:val="20"/>
+                <w:szCs w:val="20"/>
+                <w:lang w:val="ru-RU"/>
+              </w:rPr>
+              <w:t xml:space="preserve">: </w:t>
+            </w:r>
+            <w:proofErr w:type="spellStart"/>
+            <w:r>
+              <w:rPr>
+                <w:rFonts w:cs="Times New Roman"/>
+                <w:sz w:val="20"/>
+                <w:szCs w:val="20"/>
+                <w:lang w:val="ru-RU"/>
+              </w:rPr>
+              <w:t>ділення</w:t>
+            </w:r>
+            <w:proofErr w:type="spellEnd"/>
+            <w:r>
+              <w:rPr>
+                <w:rFonts w:cs="Times New Roman"/>
+                <w:sz w:val="20"/>
+                <w:szCs w:val="20"/>
+                <w:lang w:val="ru-RU"/>
+              </w:rPr>
+              <w:t xml:space="preserve"> на нуль!"</w:t>
+            </w:r>
+          </w:p>
+          <w:p>
+            <w:pPr>
+              <w:ind w:firstLine="0"/>
+              <w:jc w:val="left"/>
+              <w:rPr>
+                <w:rFonts w:cs="Times New Roman"/>
+                <w:sz w:val="20"/>
+                <w:szCs w:val="20"/>
+                <w:lang w:val="uk-UA"/>
+              </w:rPr>
+            </w:pPr>
+            <w:r>
+              <w:rPr>
+                <w:rFonts w:cs="Times New Roman"/>
+                <w:sz w:val="20"/>
+                <w:szCs w:val="20"/>
+                <w:lang w:val="ru-RU"/>
+              </w:rPr>
+              <w:t xml:space="preserve">    </w:t>
+            </w:r>
+            <w:r>
+              <w:rPr>
+                <w:rFonts w:cs="Times New Roman"/>
+                <w:sz w:val="20"/>
+                <w:szCs w:val="20"/>
+              </w:rPr>
+              <w:t>return a / b</w:t>
+            </w:r>
+          </w:p>
+          <w:p>
+            <w:pPr>
+              <w:ind w:firstLine="0"/>
+              <w:jc w:val="left"/>
+              <w:rPr>
+                <w:rFonts w:cs="Times New Roman"/>
+                <w:sz w:val="20"/>
+                <w:szCs w:val="20"/>
+              </w:rPr>
+            </w:pPr>
+            <w:r>
+              <w:rPr>
+                <w:rFonts w:cs="Times New Roman"/>
+                <w:sz w:val="20"/>
+                <w:szCs w:val="20"/>
+              </w:rPr>
+              <w:t xml:space="preserve">def </w:t>
+            </w:r>
+            <w:proofErr w:type="spellStart"/>
+            <w:r>
+              <w:rPr>
+                <w:rFonts w:cs="Times New Roman"/>
+                <w:sz w:val="20"/>
+                <w:szCs w:val="20"/>
+              </w:rPr>
+              <w:t>calculator_if_</w:t>
+            </w:r>
+            <w:proofErr w:type="gramStart"/>
+            <w:r>
+              <w:rPr>
+                <w:rFonts w:cs="Times New Roman"/>
+                <w:sz w:val="20"/>
+                <w:szCs w:val="20"/>
+              </w:rPr>
+              <w:t>else</w:t>
+            </w:r>
+            <w:proofErr w:type="spellEnd"/>
+            <w:r>
+              <w:rPr>
+                <w:rFonts w:cs="Times New Roman"/>
+                <w:sz w:val="20"/>
+                <w:szCs w:val="20"/>
+              </w:rPr>
+              <w:t>(</w:t>
+            </w:r>
+            <w:proofErr w:type="gramEnd"/>
+            <w:r>
+              <w:rPr>
+                <w:rFonts w:cs="Times New Roman"/>
+                <w:sz w:val="20"/>
+                <w:szCs w:val="20"/>
+              </w:rPr>
+              <w:t>):</w:t>
+            </w:r>
+          </w:p>
+          <w:p>
+            <w:pPr>
+              <w:ind w:firstLine="0"/>
+              <w:jc w:val="left"/>
+              <w:rPr>
+                <w:rFonts w:cs="Times New Roman"/>
+                <w:sz w:val="20"/>
+                <w:szCs w:val="20"/>
+              </w:rPr>
+            </w:pPr>
+            <w:r>
+              <w:rPr>
+                <w:rFonts w:cs="Times New Roman"/>
+                <w:sz w:val="20"/>
+                <w:szCs w:val="20"/>
+              </w:rPr>
+              <w:t xml:space="preserve">    </w:t>
+            </w:r>
+            <w:proofErr w:type="gramStart"/>
+            <w:r>
+              <w:rPr>
+                <w:rFonts w:cs="Times New Roman"/>
+                <w:sz w:val="20"/>
+                <w:szCs w:val="20"/>
+              </w:rPr>
+              <w:t>print(</w:t>
+            </w:r>
+            <w:proofErr w:type="gramEnd"/>
+            <w:r>
+              <w:rPr>
+                <w:rFonts w:cs="Times New Roman"/>
+                <w:sz w:val="20"/>
+                <w:szCs w:val="20"/>
+              </w:rPr>
+              <w:t xml:space="preserve">"--- </w:t>
+            </w:r>
+            <w:r>
+              <w:rPr>
+                <w:rFonts w:cs="Times New Roman"/>
+                <w:sz w:val="20"/>
+                <w:szCs w:val="20"/>
+                <w:lang w:val="ru-RU"/>
+              </w:rPr>
+              <w:t>Калькулятор</w:t>
+            </w:r>
+            <w:r>
+              <w:rPr>
+                <w:rFonts w:cs="Times New Roman"/>
+                <w:sz w:val="20"/>
+                <w:szCs w:val="20"/>
+              </w:rPr>
+              <w:t xml:space="preserve"> (if-else) ---")</w:t>
+            </w:r>
+          </w:p>
+          <w:p>
+            <w:pPr>
+              <w:ind w:firstLine="0"/>
+              <w:jc w:val="left"/>
+              <w:rPr>
+                <w:rFonts w:cs="Times New Roman"/>
+                <w:sz w:val="20"/>
+                <w:szCs w:val="20"/>
+              </w:rPr>
+            </w:pPr>
+            <w:r>
+              <w:rPr>
+                <w:rFonts w:cs="Times New Roman"/>
+                <w:sz w:val="20"/>
+                <w:szCs w:val="20"/>
+              </w:rPr>
+              <w:t xml:space="preserve">    num1 = </w:t>
+            </w:r>
+            <w:proofErr w:type="gramStart"/>
+            <w:r>
+              <w:rPr>
+                <w:rFonts w:cs="Times New Roman"/>
+                <w:sz w:val="20"/>
+                <w:szCs w:val="20"/>
+              </w:rPr>
+              <w:t>float(input(</w:t>
+            </w:r>
+            <w:proofErr w:type="gramEnd"/>
+            <w:r>
+              <w:rPr>
+                <w:rFonts w:cs="Times New Roman"/>
+                <w:sz w:val="20"/>
+                <w:szCs w:val="20"/>
+              </w:rPr>
+              <w:t>"</w:t>
+            </w:r>
+            <w:proofErr w:type="spellStart"/>
+            <w:r>
+              <w:rPr>
+                <w:rFonts w:cs="Times New Roman"/>
+                <w:sz w:val="20"/>
+                <w:szCs w:val="20"/>
+                <w:lang w:val="ru-RU"/>
+              </w:rPr>
+              <w:t>Введіть</w:t>
+            </w:r>
+            <w:proofErr w:type="spellEnd"/>
+            <w:r>
+              <w:rPr>
+                <w:rFonts w:cs="Times New Roman"/>
+                <w:sz w:val="20"/>
+                <w:szCs w:val="20"/>
+              </w:rPr>
+              <w:t xml:space="preserve"> </w:t>
+            </w:r>
+            <w:r>
+              <w:rPr>
+                <w:rFonts w:cs="Times New Roman"/>
+                <w:sz w:val="20"/>
+                <w:szCs w:val="20"/>
+                <w:lang w:val="ru-RU"/>
+              </w:rPr>
+              <w:t>перше</w:t>
+            </w:r>
+            <w:r>
+              <w:rPr>
+                <w:rFonts w:cs="Times New Roman"/>
+                <w:sz w:val="20"/>
+                <w:szCs w:val="20"/>
+              </w:rPr>
+              <w:t xml:space="preserve"> </w:t>
+            </w:r>
+            <w:r>
+              <w:rPr>
+                <w:rFonts w:cs="Times New Roman"/>
+                <w:sz w:val="20"/>
+                <w:szCs w:val="20"/>
+                <w:lang w:val="ru-RU"/>
+              </w:rPr>
+              <w:t>число</w:t>
+            </w:r>
+            <w:r>
+              <w:rPr>
+                <w:rFonts w:cs="Times New Roman"/>
+                <w:sz w:val="20"/>
+                <w:szCs w:val="20"/>
+              </w:rPr>
+              <w:t>: "))</w:t>
+            </w:r>
+          </w:p>
+          <w:p>
+            <w:pPr>
+              <w:ind w:firstLine="0"/>
+              <w:jc w:val="left"/>
+              <w:rPr>
+                <w:rFonts w:cs="Times New Roman"/>
+                <w:sz w:val="20"/>
+                <w:szCs w:val="20"/>
+              </w:rPr>
+            </w:pPr>
+            <w:r>
+              <w:rPr>
+                <w:rFonts w:cs="Times New Roman"/>
+                <w:sz w:val="20"/>
+                <w:szCs w:val="20"/>
+              </w:rPr>
+              <w:t xml:space="preserve">    op = </w:t>
+            </w:r>
+            <w:proofErr w:type="gramStart"/>
+            <w:r>
+              <w:rPr>
+                <w:rFonts w:cs="Times New Roman"/>
+                <w:sz w:val="20"/>
+                <w:szCs w:val="20"/>
+              </w:rPr>
+              <w:t>input(</w:t>
+            </w:r>
+            <w:proofErr w:type="gramEnd"/>
+            <w:r>
+              <w:rPr>
+                <w:rFonts w:cs="Times New Roman"/>
+                <w:sz w:val="20"/>
+                <w:szCs w:val="20"/>
+              </w:rPr>
+              <w:t>"</w:t>
+            </w:r>
+            <w:proofErr w:type="spellStart"/>
+            <w:r>
+              <w:rPr>
+                <w:rFonts w:cs="Times New Roman"/>
+                <w:sz w:val="20"/>
+                <w:szCs w:val="20"/>
+                <w:lang w:val="ru-RU"/>
+              </w:rPr>
+              <w:t>Введіть</w:t>
+            </w:r>
+            <w:proofErr w:type="spellEnd"/>
+            <w:r>
+              <w:rPr>
+                <w:rFonts w:cs="Times New Roman"/>
+                <w:sz w:val="20"/>
+                <w:szCs w:val="20"/>
+              </w:rPr>
+              <w:t xml:space="preserve"> </w:t>
+            </w:r>
+            <w:proofErr w:type="spellStart"/>
+            <w:r>
+              <w:rPr>
+                <w:rFonts w:cs="Times New Roman"/>
+                <w:sz w:val="20"/>
+                <w:szCs w:val="20"/>
+                <w:lang w:val="ru-RU"/>
+              </w:rPr>
+              <w:t>операцію</w:t>
+            </w:r>
+            <w:proofErr w:type="spellEnd"/>
+            <w:r>
+              <w:rPr>
+                <w:rFonts w:cs="Times New Roman"/>
+                <w:sz w:val="20"/>
+                <w:szCs w:val="20"/>
+              </w:rPr>
+              <w:t xml:space="preserve"> (+, -, *, /): "</w:t>
+            </w:r>
+            <w:proofErr w:type="gramStart"/>
+            <w:r>
+              <w:rPr>
+                <w:rFonts w:cs="Times New Roman"/>
+                <w:sz w:val="20"/>
+                <w:szCs w:val="20"/>
+              </w:rPr>
+              <w:t>).strip</w:t>
+            </w:r>
+            <w:proofErr w:type="gramEnd"/>
+            <w:r>
+              <w:rPr>
+                <w:rFonts w:cs="Times New Roman"/>
+                <w:sz w:val="20"/>
+                <w:szCs w:val="20"/>
+              </w:rPr>
+              <w:t>()</w:t>
+            </w:r>
+          </w:p>
+          <w:p>
+            <w:pPr>
+              <w:ind w:firstLine="0"/>
+              <w:jc w:val="left"/>
+              <w:rPr>
+                <w:rFonts w:cs="Times New Roman"/>
+                <w:sz w:val="20"/>
+                <w:szCs w:val="20"/>
+                <w:lang w:val="uk-UA"/>
+              </w:rPr>
+            </w:pPr>
+            <w:r>
+              <w:rPr>
+                <w:rFonts w:cs="Times New Roman"/>
+                <w:sz w:val="20"/>
+                <w:szCs w:val="20"/>
+              </w:rPr>
+              <w:t xml:space="preserve">    num2 = </w:t>
+            </w:r>
+            <w:proofErr w:type="gramStart"/>
+            <w:r>
+              <w:rPr>
+                <w:rFonts w:cs="Times New Roman"/>
+                <w:sz w:val="20"/>
+                <w:szCs w:val="20"/>
+              </w:rPr>
+              <w:t>float(input(</w:t>
+            </w:r>
+            <w:proofErr w:type="gramEnd"/>
+            <w:r>
+              <w:rPr>
+                <w:rFonts w:cs="Times New Roman"/>
+                <w:sz w:val="20"/>
+                <w:szCs w:val="20"/>
+              </w:rPr>
+              <w:t>"</w:t>
+            </w:r>
+            <w:proofErr w:type="spellStart"/>
+            <w:r>
+              <w:rPr>
+                <w:rFonts w:cs="Times New Roman"/>
+                <w:sz w:val="20"/>
+                <w:szCs w:val="20"/>
+                <w:lang w:val="ru-RU"/>
+              </w:rPr>
+              <w:t>Введіть</w:t>
+            </w:r>
+            <w:proofErr w:type="spellEnd"/>
+            <w:r>
+              <w:rPr>
+                <w:rFonts w:cs="Times New Roman"/>
+                <w:sz w:val="20"/>
+                <w:szCs w:val="20"/>
+              </w:rPr>
+              <w:t xml:space="preserve"> </w:t>
+            </w:r>
+            <w:r>
+              <w:rPr>
+                <w:rFonts w:cs="Times New Roman"/>
+                <w:sz w:val="20"/>
+                <w:szCs w:val="20"/>
+                <w:lang w:val="ru-RU"/>
+              </w:rPr>
+              <w:t>друге</w:t>
+            </w:r>
+            <w:r>
+              <w:rPr>
+                <w:rFonts w:cs="Times New Roman"/>
+                <w:sz w:val="20"/>
+                <w:szCs w:val="20"/>
+              </w:rPr>
+              <w:t xml:space="preserve"> </w:t>
+            </w:r>
+            <w:r>
+              <w:rPr>
+                <w:rFonts w:cs="Times New Roman"/>
+                <w:sz w:val="20"/>
+                <w:szCs w:val="20"/>
+                <w:lang w:val="ru-RU"/>
+              </w:rPr>
+              <w:t>число</w:t>
+            </w:r>
+            <w:r>
+              <w:rPr>
+                <w:rFonts w:cs="Times New Roman"/>
+                <w:sz w:val="20"/>
+                <w:szCs w:val="20"/>
+              </w:rPr>
+              <w:t>: "))</w:t>
+            </w:r>
+          </w:p>
+          <w:p>
+            <w:pPr>
+              <w:ind w:firstLine="0"/>
+              <w:jc w:val="left"/>
+              <w:rPr>
+                <w:rFonts w:cs="Times New Roman"/>
+                <w:sz w:val="20"/>
+                <w:szCs w:val="20"/>
+              </w:rPr>
+            </w:pPr>
+            <w:r>
+              <w:rPr>
+                <w:rFonts w:cs="Times New Roman"/>
+                <w:sz w:val="20"/>
+                <w:szCs w:val="20"/>
+              </w:rPr>
+              <w:t xml:space="preserve">    if op == '+':</w:t>
+            </w:r>
+          </w:p>
+          <w:p>
+            <w:pPr>
+              <w:ind w:firstLine="0"/>
+              <w:jc w:val="left"/>
+              <w:rPr>
+                <w:rFonts w:cs="Times New Roman"/>
+                <w:sz w:val="20"/>
+                <w:szCs w:val="20"/>
+              </w:rPr>
+            </w:pPr>
+            <w:r>
+              <w:rPr>
+                <w:rFonts w:cs="Times New Roman"/>
+                <w:sz w:val="20"/>
+                <w:szCs w:val="20"/>
+              </w:rPr>
+              <w:t xml:space="preserve">        res = </w:t>
+            </w:r>
+            <w:proofErr w:type="gramStart"/>
+            <w:r>
+              <w:rPr>
+                <w:rFonts w:cs="Times New Roman"/>
+                <w:sz w:val="20"/>
+                <w:szCs w:val="20"/>
+              </w:rPr>
+              <w:t>add(</w:t>
+            </w:r>
+            <w:proofErr w:type="gramEnd"/>
+            <w:r>
+              <w:rPr>
+                <w:rFonts w:cs="Times New Roman"/>
+                <w:sz w:val="20"/>
+                <w:szCs w:val="20"/>
+              </w:rPr>
+              <w:t>num1, num2)</w:t>
+            </w:r>
+          </w:p>
+          <w:p>
+            <w:pPr>
+              <w:ind w:firstLine="0"/>
+              <w:jc w:val="left"/>
+              <w:rPr>
+                <w:rFonts w:cs="Times New Roman"/>
+                <w:sz w:val="20"/>
+                <w:szCs w:val="20"/>
+              </w:rPr>
+            </w:pPr>
+            <w:r>
+              <w:rPr>
+                <w:rFonts w:cs="Times New Roman"/>
+                <w:sz w:val="20"/>
+                <w:szCs w:val="20"/>
+              </w:rPr>
+              <w:t xml:space="preserve">    </w:t>
+            </w:r>
+            <w:proofErr w:type="spellStart"/>
+            <w:r>
+              <w:rPr>
+                <w:rFonts w:cs="Times New Roman"/>
+                <w:sz w:val="20"/>
+                <w:szCs w:val="20"/>
+              </w:rPr>
+              <w:t>elif</w:t>
+            </w:r>
+            <w:proofErr w:type="spellEnd"/>
+            <w:r>
+              <w:rPr>
+                <w:rFonts w:cs="Times New Roman"/>
+                <w:sz w:val="20"/>
+                <w:szCs w:val="20"/>
+              </w:rPr>
+              <w:t xml:space="preserve"> op == '-':</w:t>
+            </w:r>
+          </w:p>
+          <w:p>
+            <w:pPr>
+              <w:ind w:firstLine="0"/>
+              <w:jc w:val="left"/>
+              <w:rPr>
+                <w:rFonts w:cs="Times New Roman"/>
+                <w:sz w:val="20"/>
+                <w:szCs w:val="20"/>
+              </w:rPr>
+            </w:pPr>
+            <w:r>
+              <w:rPr>
+                <w:rFonts w:cs="Times New Roman"/>
+                <w:sz w:val="20"/>
+                <w:szCs w:val="20"/>
+              </w:rPr>
+              <w:t xml:space="preserve">        res = </w:t>
+            </w:r>
+            <w:proofErr w:type="gramStart"/>
+            <w:r>
+              <w:rPr>
+                <w:rFonts w:cs="Times New Roman"/>
+                <w:sz w:val="20"/>
+                <w:szCs w:val="20"/>
+              </w:rPr>
+              <w:t>subtract(</w:t>
+            </w:r>
+            <w:proofErr w:type="gramEnd"/>
+            <w:r>
+              <w:rPr>
+                <w:rFonts w:cs="Times New Roman"/>
+                <w:sz w:val="20"/>
+                <w:szCs w:val="20"/>
+              </w:rPr>
+              <w:t>num1, num2)</w:t>
+            </w:r>
+          </w:p>
+          <w:p>
+            <w:pPr>
+              <w:ind w:firstLine="0"/>
+              <w:jc w:val="left"/>
+              <w:rPr>
+                <w:rFonts w:cs="Times New Roman"/>
+                <w:sz w:val="20"/>
+                <w:szCs w:val="20"/>
+              </w:rPr>
+            </w:pPr>
+            <w:r>
+              <w:rPr>
+                <w:rFonts w:cs="Times New Roman"/>
+                <w:sz w:val="20"/>
+                <w:szCs w:val="20"/>
+              </w:rPr>
+              <w:t xml:space="preserve">    </w:t>
+            </w:r>
+            <w:proofErr w:type="spellStart"/>
+            <w:r>
+              <w:rPr>
+                <w:rFonts w:cs="Times New Roman"/>
+                <w:sz w:val="20"/>
+                <w:szCs w:val="20"/>
+              </w:rPr>
+              <w:t>elif</w:t>
+            </w:r>
+            <w:proofErr w:type="spellEnd"/>
+            <w:r>
+              <w:rPr>
+                <w:rFonts w:cs="Times New Roman"/>
+                <w:sz w:val="20"/>
+                <w:szCs w:val="20"/>
+              </w:rPr>
+              <w:t xml:space="preserve"> op == '*':</w:t>
+            </w:r>
+          </w:p>
+          <w:p>
+            <w:pPr>
+              <w:ind w:firstLine="0"/>
+              <w:jc w:val="left"/>
+              <w:rPr>
+                <w:rFonts w:cs="Times New Roman"/>
+                <w:sz w:val="20"/>
+                <w:szCs w:val="20"/>
+              </w:rPr>
+            </w:pPr>
+            <w:r>
+              <w:rPr>
+                <w:rFonts w:cs="Times New Roman"/>
+                <w:sz w:val="20"/>
+                <w:szCs w:val="20"/>
+              </w:rPr>
+              <w:t xml:space="preserve">        res = </w:t>
+            </w:r>
+            <w:proofErr w:type="gramStart"/>
+            <w:r>
+              <w:rPr>
+                <w:rFonts w:cs="Times New Roman"/>
+                <w:sz w:val="20"/>
+                <w:szCs w:val="20"/>
+              </w:rPr>
+              <w:t>multiply(</w:t>
+            </w:r>
+            <w:proofErr w:type="gramEnd"/>
+            <w:r>
+              <w:rPr>
+                <w:rFonts w:cs="Times New Roman"/>
+                <w:sz w:val="20"/>
+                <w:szCs w:val="20"/>
+              </w:rPr>
+              <w:t>num1, num2)</w:t>
+            </w:r>
+          </w:p>
+          <w:p>
+            <w:pPr>
+              <w:ind w:firstLine="0"/>
+              <w:jc w:val="left"/>
+              <w:rPr>
+                <w:rFonts w:cs="Times New Roman"/>
+                <w:sz w:val="20"/>
+                <w:szCs w:val="20"/>
+              </w:rPr>
+            </w:pPr>
+            <w:r>
+              <w:rPr>
+                <w:rFonts w:cs="Times New Roman"/>
+                <w:sz w:val="20"/>
+                <w:szCs w:val="20"/>
+              </w:rPr>
+              <w:t xml:space="preserve">    </w:t>
+            </w:r>
+            <w:proofErr w:type="spellStart"/>
+            <w:r>
+              <w:rPr>
+                <w:rFonts w:cs="Times New Roman"/>
+                <w:sz w:val="20"/>
+                <w:szCs w:val="20"/>
+              </w:rPr>
+              <w:t>elif</w:t>
+            </w:r>
+            <w:proofErr w:type="spellEnd"/>
+            <w:r>
+              <w:rPr>
+                <w:rFonts w:cs="Times New Roman"/>
+                <w:sz w:val="20"/>
+                <w:szCs w:val="20"/>
+              </w:rPr>
+              <w:t xml:space="preserve"> op == '/':</w:t>
+            </w:r>
+          </w:p>
+          <w:p>
+            <w:pPr>
+              <w:ind w:firstLine="0"/>
+              <w:jc w:val="left"/>
+              <w:rPr>
+                <w:rFonts w:cs="Times New Roman"/>
+                <w:sz w:val="20"/>
+                <w:szCs w:val="20"/>
+              </w:rPr>
+            </w:pPr>
+            <w:r>
+              <w:rPr>
+                <w:rFonts w:cs="Times New Roman"/>
+                <w:sz w:val="20"/>
+                <w:szCs w:val="20"/>
+              </w:rPr>
+              <w:t xml:space="preserve">        res = </w:t>
+            </w:r>
+            <w:proofErr w:type="gramStart"/>
+            <w:r>
+              <w:rPr>
+                <w:rFonts w:cs="Times New Roman"/>
+                <w:sz w:val="20"/>
+                <w:szCs w:val="20"/>
+              </w:rPr>
+              <w:t>divide(</w:t>
+            </w:r>
+            <w:proofErr w:type="gramEnd"/>
+            <w:r>
+              <w:rPr>
+                <w:rFonts w:cs="Times New Roman"/>
+                <w:sz w:val="20"/>
+                <w:szCs w:val="20"/>
+              </w:rPr>
+              <w:t>num1, num2)</w:t>
+            </w:r>
+          </w:p>
+          <w:p>
+            <w:pPr>
+              <w:ind w:firstLine="0"/>
+              <w:jc w:val="left"/>
+              <w:rPr>
+                <w:rFonts w:cs="Times New Roman"/>
+                <w:sz w:val="20"/>
+                <w:szCs w:val="20"/>
+              </w:rPr>
+            </w:pPr>
+            <w:r>
+              <w:rPr>
+                <w:rFonts w:cs="Times New Roman"/>
+                <w:sz w:val="20"/>
+                <w:szCs w:val="20"/>
+              </w:rPr>
+              <w:t xml:space="preserve">    else:</w:t>
+            </w:r>
+          </w:p>
+          <w:p>
+            <w:pPr>
+              <w:ind w:firstLine="0"/>
+              <w:jc w:val="left"/>
+              <w:rPr>
+                <w:rFonts w:cs="Times New Roman"/>
+                <w:sz w:val="20"/>
+                <w:szCs w:val="20"/>
+                <w:lang w:val="uk-UA"/>
+              </w:rPr>
+            </w:pPr>
+            <w:r>
+              <w:rPr>
+                <w:rFonts w:cs="Times New Roman"/>
+                <w:sz w:val="20"/>
+                <w:szCs w:val="20"/>
+              </w:rPr>
+              <w:t xml:space="preserve">        res = "</w:t>
+            </w:r>
+            <w:proofErr w:type="spellStart"/>
+            <w:r>
+              <w:rPr>
+                <w:rFonts w:cs="Times New Roman"/>
+                <w:sz w:val="20"/>
+                <w:szCs w:val="20"/>
+                <w:lang w:val="ru-RU"/>
+              </w:rPr>
+              <w:t>Невідома</w:t>
+            </w:r>
+            <w:proofErr w:type="spellEnd"/>
+            <w:r>
+              <w:rPr>
+                <w:rFonts w:cs="Times New Roman"/>
+                <w:sz w:val="20"/>
+                <w:szCs w:val="20"/>
+              </w:rPr>
+              <w:t xml:space="preserve"> </w:t>
+            </w:r>
+            <w:proofErr w:type="spellStart"/>
+            <w:r>
+              <w:rPr>
+                <w:rFonts w:cs="Times New Roman"/>
+                <w:sz w:val="20"/>
+                <w:szCs w:val="20"/>
+                <w:lang w:val="ru-RU"/>
+              </w:rPr>
+              <w:t>операція</w:t>
+            </w:r>
+            <w:proofErr w:type="spellEnd"/>
+            <w:r>
+              <w:rPr>
+                <w:rFonts w:cs="Times New Roman"/>
+                <w:sz w:val="20"/>
+                <w:szCs w:val="20"/>
+              </w:rPr>
+              <w:t>!"</w:t>
+            </w:r>
+          </w:p>
+          <w:p>
+            <w:pPr>
+              <w:ind w:firstLine="0"/>
+              <w:jc w:val="left"/>
+              <w:rPr>
+                <w:rFonts w:cs="Times New Roman"/>
+                <w:sz w:val="20"/>
+                <w:szCs w:val="20"/>
+                <w:lang w:val="uk-UA"/>
+              </w:rPr>
+            </w:pPr>
+            <w:r>
+              <w:rPr>
+                <w:rFonts w:cs="Times New Roman"/>
+                <w:sz w:val="20"/>
+                <w:szCs w:val="20"/>
+              </w:rPr>
+              <w:t xml:space="preserve">    </w:t>
+            </w:r>
+            <w:proofErr w:type="gramStart"/>
+            <w:r>
+              <w:rPr>
+                <w:rFonts w:cs="Times New Roman"/>
+                <w:sz w:val="20"/>
+                <w:szCs w:val="20"/>
+              </w:rPr>
+              <w:t>print(</w:t>
+            </w:r>
+            <w:proofErr w:type="gramEnd"/>
+            <w:r>
+              <w:rPr>
+                <w:rFonts w:cs="Times New Roman"/>
+                <w:sz w:val="20"/>
+                <w:szCs w:val="20"/>
+              </w:rPr>
+              <w:t>f"</w:t>
+            </w:r>
+            <w:r>
+              <w:rPr>
+                <w:rFonts w:cs="Times New Roman"/>
+                <w:sz w:val="20"/>
+                <w:szCs w:val="20"/>
+                <w:lang w:val="ru-RU"/>
+              </w:rPr>
+              <w:t>Результат</w:t>
+            </w:r>
+            <w:r>
+              <w:rPr>
+                <w:rFonts w:cs="Times New Roman"/>
+                <w:sz w:val="20"/>
+                <w:szCs w:val="20"/>
+              </w:rPr>
+              <w:t>: {res}")</w:t>
+            </w:r>
+          </w:p>
+          <w:p>
+            <w:pPr>
+              <w:ind w:firstLine="0"/>
+              <w:jc w:val="left"/>
+              <w:rPr>
+                <w:rFonts w:cs="Times New Roman"/>
+                <w:sz w:val="20"/>
+                <w:szCs w:val="20"/>
+              </w:rPr>
+            </w:pPr>
+            <w:r>
+              <w:rPr>
+                <w:rFonts w:cs="Times New Roman"/>
+                <w:sz w:val="20"/>
+                <w:szCs w:val="20"/>
+              </w:rPr>
+              <w:t>if __name__ == "__main__":</w:t>
+            </w:r>
+          </w:p>
+          <w:p>
+            <w:pPr>
+              <w:ind w:firstLine="0"/>
+              <w:jc w:val="left"/>
+              <w:rPr>
+                <w:rFonts w:cs="Times New Roman"/>
+                <w:sz w:val="20"/>
+                <w:szCs w:val="20"/>
+              </w:rPr>
+            </w:pPr>
+            <w:r>
+              <w:rPr>
+                <w:rFonts w:cs="Times New Roman"/>
+                <w:sz w:val="20"/>
+                <w:szCs w:val="20"/>
+              </w:rPr>
+              <w:t xml:space="preserve">    </w:t>
+            </w:r>
+            <w:proofErr w:type="spellStart"/>
+            <w:r>
+              <w:rPr>
+                <w:rFonts w:cs="Times New Roman"/>
+                <w:sz w:val="20"/>
+                <w:szCs w:val="20"/>
+              </w:rPr>
+              <w:t>calculator_if_</w:t>
+            </w:r>
+            <w:proofErr w:type="gramStart"/>
+            <w:r>
+              <w:rPr>
+                <w:rFonts w:cs="Times New Roman"/>
+                <w:sz w:val="20"/>
+                <w:szCs w:val="20"/>
+              </w:rPr>
+              <w:t>else</w:t>
+            </w:r>
+            <w:proofErr w:type="spellEnd"/>
+            <w:r>
+              <w:rPr>
+                <w:rFonts w:cs="Times New Roman"/>
+                <w:sz w:val="20"/>
+                <w:szCs w:val="20"/>
+              </w:rPr>
+              <w:t>(</w:t>
+            </w:r>
+            <w:proofErr w:type="gramEnd"/>
+            <w:r>
+              <w:rPr>
+                <w:rFonts w:cs="Times New Roman"/>
+                <w:sz w:val="20"/>
+                <w:szCs w:val="20"/>
+              </w:rPr>
+              <w:t>)</w:t>
+            </w:r>
+          </w:p>
+        </w:tc>
+      </w:tr>
+    </w:tbl>
+    <w:p>
+      <w:pPr>
+        <w:jc w:val="left"/>
+        <w:rPr>
+          <w:rFonts w:cs="Times New Roman"/>
+          <w:sz w:val="20"/>
+          <w:szCs w:val="20"/>
+        </w:rPr>
+      </w:pPr>
+    </w:p>
+    <w:p>
+      <w:pPr>
+        <w:jc w:val="left"/>
+        <w:rPr>
+          <w:rFonts w:cs="Times New Roman"/>
+          <w:szCs w:val="28"/>
+          <w:lang w:val="ru-RU"/>
+        </w:rPr>
+      </w:pPr>
+      <w:r>
+        <w:rPr>
+          <w:rFonts w:cs="Times New Roman"/>
+          <w:b/>
+          <w:bCs/>
+          <w:szCs w:val="28"/>
+          <w:lang w:val="ru-RU"/>
+        </w:rPr>
+        <w:lastRenderedPageBreak/>
+        <w:t xml:space="preserve">Результат </w:t>
+      </w:r>
+      <w:proofErr w:type="spellStart"/>
+      <w:r>
+        <w:rPr>
+          <w:rFonts w:cs="Times New Roman"/>
+          <w:b/>
+          <w:bCs/>
+          <w:szCs w:val="28"/>
+          <w:lang w:val="ru-RU"/>
+        </w:rPr>
+        <w:t>виконання</w:t>
+      </w:r>
+      <w:proofErr w:type="spellEnd"/>
+      <w:r>
+        <w:rPr>
+          <w:rFonts w:cs="Times New Roman"/>
+          <w:b/>
+          <w:bCs/>
+          <w:szCs w:val="28"/>
+          <w:lang w:val="ru-RU"/>
+        </w:rPr>
+        <w:t>:</w:t>
+      </w:r>
+    </w:p>
+    <w:p>
+      <w:pPr>
+        <w:jc w:val="left"/>
+        <w:rPr>
+          <w:rFonts w:cs="Times New Roman"/>
+          <w:szCs w:val="28"/>
+          <w:lang w:val="ru-RU"/>
+        </w:rPr>
+      </w:pPr>
+      <w:r>
+        <w:rPr>
+          <w:rFonts w:cs="Times New Roman"/>
+          <w:i/>
+          <w:iCs/>
+          <w:szCs w:val="28"/>
+          <w:lang w:val="ru-RU"/>
+        </w:rPr>
+        <w:drawing>
+          <wp:inline distT="0" distB="0" distL="0" distR="0" wp14:anchorId="7519CEFF" wp14:editId="158224BE">
+            <wp:extent cx="5943600" cy="969645"/>
+            <wp:effectExtent l="0" t="0" r="0" b="1905"/>
+            <wp:docPr id="817671694" name="Рисунок 1"/>
+            <wp:cNvGraphicFramePr>
+              <a:graphicFrameLocks xmlns:a="http://schemas.openxmlformats.org/drawingml/2006/main" noChangeAspect="1"/>
+            </wp:cNvGraphicFramePr>
+            <a:graphic xmlns:a="http://schemas.openxmlformats.org/drawingml/2006/main">
+              <a:graphicData uri="http://schemas.openxmlformats.org/drawingml/2006/picture">
+                <pic:pic xmlns:pic="http://schemas.openxmlformats.org/drawingml/2006/picture">
+                  <pic:nvPicPr>
+                    <pic:cNvPr id="817671694" name=""/>
+                    <pic:cNvPicPr/>
+                  </pic:nvPicPr>
+                  <pic:blipFill>
+                    <a:blip r:embed="rId18"/>
+                    <a:stretch>
+                      <a:fillRect/>
+                    </a:stretch>
+                  </pic:blipFill>
+                  <pic:spPr>
+                    <a:xfrm>
+                      <a:off x="0" y="0"/>
+                      <a:ext cx="5943600" cy="969645"/>
+                    </a:xfrm>
+                    <a:prstGeom prst="rect">
+                      <a:avLst/>
+                    </a:prstGeom>
+                  </pic:spPr>
+                </pic:pic>
+              </a:graphicData>
+            </a:graphic>
+          </wp:inline>
+        </w:drawing>
+      </w:r>
+      <w:proofErr w:type="spellStart"/>
+      <w:r>
+        <w:rPr>
+          <w:rFonts w:cs="Times New Roman"/>
+          <w:b/>
+          <w:bCs/>
+          <w:szCs w:val="28"/>
+          <w:lang w:val="ru-RU"/>
+        </w:rPr>
+        <w:t>Посилання</w:t>
+      </w:r>
+      <w:proofErr w:type="spellEnd"/>
+      <w:r>
+        <w:rPr>
+          <w:rFonts w:cs="Times New Roman"/>
+          <w:b/>
+          <w:bCs/>
+          <w:szCs w:val="28"/>
+          <w:lang w:val="ru-RU"/>
+        </w:rPr>
+        <w:t xml:space="preserve"> на </w:t>
+      </w:r>
+      <w:proofErr w:type="spellStart"/>
+      <w:r>
+        <w:rPr>
+          <w:rFonts w:cs="Times New Roman"/>
+          <w:b/>
+          <w:bCs/>
+          <w:szCs w:val="28"/>
+          <w:lang w:val="ru-RU"/>
+        </w:rPr>
+        <w:t>GitHub</w:t>
+      </w:r>
+      <w:proofErr w:type="spellEnd"/>
+      <w:r>
+        <w:rPr>
+          <w:rFonts w:cs="Times New Roman"/>
+          <w:b/>
+          <w:bCs/>
+          <w:szCs w:val="28"/>
+          <w:lang w:val="ru-RU"/>
+        </w:rPr>
+        <w:t>:</w:t>
+      </w:r>
+    </w:p>
+    <w:p>
+      <w:pPr>
+        <w:jc w:val="left"/>
+        <w:rPr>
+          <w:rFonts w:cs="Times New Roman"/>
+          <w:szCs w:val="28"/>
+        </w:rPr>
+      </w:pPr>
+      <w:hyperlink r:id="rId19" w:history="1">
+        <w:r>
+          <w:rPr>
+            <w:rStyle w:val="a4"/>
+            <w:rFonts w:cs="Times New Roman"/>
+            <w:szCs w:val="28"/>
+            <w:lang w:val="ru-RU"/>
+          </w:rPr>
+          <w:t>https://github.com/Vladcreater/TP-KB-252-Vlad-Baklazhko/blob/main/topic_02/task2.py</w:t>
+        </w:r>
+      </w:hyperlink>
+    </w:p>
+    <w:p>
+      <w:pPr>
+        <w:jc w:val="left"/>
+        <w:rPr>
+          <w:rFonts w:cs="Times New Roman"/>
+          <w:szCs w:val="28"/>
+        </w:rPr>
+      </w:pPr>
+    </w:p>
+    <w:p>
+      <w:pPr>
+        <w:jc w:val="left"/>
+        <w:rPr>
+          <w:rFonts w:cs="Times New Roman"/>
+          <w:szCs w:val="28"/>
+        </w:rPr>
+      </w:pPr>
+    </w:p>
+    <w:p>
+      <w:pPr>
+        <w:jc w:val="left"/>
+        <w:rPr>
+          <w:rFonts w:cs="Times New Roman"/>
+          <w:szCs w:val="28"/>
+        </w:rPr>
+      </w:pPr>
+    </w:p>
+    <w:p>
+      <w:pPr>
+        <w:jc w:val="left"/>
+        <w:rPr>
+          <w:rFonts w:cs="Times New Roman"/>
+          <w:szCs w:val="28"/>
+        </w:rPr>
+      </w:pPr>
+    </w:p>
+    <w:p>
+      <w:pPr>
+        <w:jc w:val="left"/>
+        <w:rPr>
+          <w:rFonts w:cs="Times New Roman"/>
+          <w:szCs w:val="28"/>
+        </w:rPr>
+      </w:pPr>
+    </w:p>
+    <w:p>
+      <w:pPr>
+        <w:jc w:val="left"/>
+        <w:rPr>
+          <w:rFonts w:cs="Times New Roman"/>
+          <w:szCs w:val="28"/>
+          <w:lang w:val="ru-RU"/>
+        </w:rPr>
+      </w:pPr>
+      <w:proofErr w:type="spellStart"/>
+      <w:r>
+        <w:rPr>
+          <w:rFonts w:cs="Times New Roman"/>
+          <w:b/>
+          <w:bCs/>
+          <w:szCs w:val="28"/>
+          <w:lang w:val="ru-RU"/>
+        </w:rPr>
+        <w:t>Знімок</w:t>
+      </w:r>
+      <w:proofErr w:type="spellEnd"/>
+      <w:r>
+        <w:rPr>
+          <w:rFonts w:cs="Times New Roman"/>
+          <w:b/>
+          <w:bCs/>
+          <w:szCs w:val="28"/>
+          <w:lang w:val="ru-RU"/>
+        </w:rPr>
+        <w:t xml:space="preserve"> </w:t>
+      </w:r>
+      <w:proofErr w:type="spellStart"/>
+      <w:r>
+        <w:rPr>
+          <w:rFonts w:cs="Times New Roman"/>
+          <w:b/>
+          <w:bCs/>
+          <w:szCs w:val="28"/>
+          <w:lang w:val="ru-RU"/>
+        </w:rPr>
+        <w:t>екрану</w:t>
+      </w:r>
+      <w:proofErr w:type="spellEnd"/>
+      <w:r>
+        <w:rPr>
+          <w:rFonts w:cs="Times New Roman"/>
+          <w:b/>
+          <w:bCs/>
+          <w:szCs w:val="28"/>
+          <w:lang w:val="ru-RU"/>
+        </w:rPr>
+        <w:t xml:space="preserve"> з </w:t>
+      </w:r>
+      <w:proofErr w:type="spellStart"/>
+      <w:r>
+        <w:rPr>
+          <w:rFonts w:cs="Times New Roman"/>
+          <w:b/>
+          <w:bCs/>
+          <w:szCs w:val="28"/>
+          <w:lang w:val="ru-RU"/>
+        </w:rPr>
+        <w:t>посилання</w:t>
+      </w:r>
+      <w:proofErr w:type="spellEnd"/>
+      <w:r>
+        <w:rPr>
+          <w:rFonts w:cs="Times New Roman"/>
+          <w:b/>
+          <w:bCs/>
+          <w:szCs w:val="28"/>
+          <w:lang w:val="ru-RU"/>
+        </w:rPr>
+        <w:t xml:space="preserve"> на </w:t>
+      </w:r>
+      <w:proofErr w:type="spellStart"/>
+      <w:r>
+        <w:rPr>
+          <w:rFonts w:cs="Times New Roman"/>
+          <w:b/>
+          <w:bCs/>
+          <w:szCs w:val="28"/>
+          <w:lang w:val="ru-RU"/>
+        </w:rPr>
+        <w:t>GitHub</w:t>
+      </w:r>
+      <w:proofErr w:type="spellEnd"/>
+      <w:r>
+        <w:rPr>
+          <w:rFonts w:cs="Times New Roman"/>
+          <w:b/>
+          <w:bCs/>
+          <w:szCs w:val="28"/>
+          <w:lang w:val="ru-RU"/>
+        </w:rPr>
+        <w:t>:</w:t>
+      </w:r>
+    </w:p>
+    <w:p>
+      <w:pPr>
+        <w:jc w:val="left"/>
+        <w:rPr>
+          <w:rFonts w:cs="Times New Roman"/>
+          <w:szCs w:val="28"/>
+          <w:lang w:val="ru-RU"/>
+        </w:rPr>
+      </w:pPr>
+      <w:r>
+        <w:rPr>
+          <w:rFonts w:cs="Times New Roman"/>
+          <w:i/>
+          <w:iCs/>
+          <w:szCs w:val="28"/>
+          <w:lang w:val="ru-RU"/>
+        </w:rPr>
+        <w:drawing>
+          <wp:inline distT="0" distB="0" distL="0" distR="0" wp14:anchorId="2DAE7B16" wp14:editId="3D044995">
+            <wp:extent cx="3761636" cy="3101340"/>
+            <wp:effectExtent l="0" t="0" r="0" b="3810"/>
+            <wp:docPr id="1424246550" name="Рисунок 1"/>
+            <wp:cNvGraphicFramePr>
+              <a:graphicFrameLocks xmlns:a="http://schemas.openxmlformats.org/drawingml/2006/main" noChangeAspect="1"/>
+            </wp:cNvGraphicFramePr>
+            <a:graphic xmlns:a="http://schemas.openxmlformats.org/drawingml/2006/main">
+              <a:graphicData uri="http://schemas.openxmlformats.org/drawingml/2006/picture">
+                <pic:pic xmlns:pic="http://schemas.openxmlformats.org/drawingml/2006/picture">
+                  <pic:nvPicPr>
+                    <pic:cNvPr id="1424246550" name=""/>
+                    <pic:cNvPicPr/>
+                  </pic:nvPicPr>
+                  <pic:blipFill>
+                    <a:blip r:embed="rId20"/>
+                    <a:stretch>
+                      <a:fillRect/>
+                    </a:stretch>
+                  </pic:blipFill>
+                  <pic:spPr>
+                    <a:xfrm>
+                      <a:off x="0" y="0"/>
+                      <a:ext cx="3763857" cy="3103171"/>
+                    </a:xfrm>
+                    <a:prstGeom prst="rect">
+                      <a:avLst/>
+                    </a:prstGeom>
+                  </pic:spPr>
+                </pic:pic>
+              </a:graphicData>
+            </a:graphic>
+          </wp:inline>
+        </w:drawing>
+      </w:r>
+    </w:p>
+    <w:p>
+      <w:pPr>
+        <w:jc w:val="left"/>
+        <w:rPr>
+          <w:rFonts w:cs="Times New Roman"/>
+          <w:b/>
+          <w:bCs/>
+          <w:szCs w:val="28"/>
+          <w:lang w:val="ru-RU"/>
+        </w:rPr>
+      </w:pPr>
+      <w:r>
+        <w:rPr>
+          <w:rFonts w:cs="Times New Roman"/>
+          <w:b/>
+          <w:bCs/>
+          <w:szCs w:val="28"/>
+          <w:lang w:val="ru-RU"/>
+        </w:rPr>
+        <w:lastRenderedPageBreak/>
+        <w:t xml:space="preserve">Калькулятор з </w:t>
+      </w:r>
+      <w:proofErr w:type="spellStart"/>
+      <w:r>
+        <w:rPr>
+          <w:rFonts w:cs="Times New Roman"/>
+          <w:b/>
+          <w:bCs/>
+          <w:szCs w:val="28"/>
+          <w:lang w:val="ru-RU"/>
+        </w:rPr>
+        <w:t>використанням</w:t>
+      </w:r>
+      <w:proofErr w:type="spellEnd"/>
+      <w:r>
+        <w:rPr>
+          <w:rFonts w:cs="Times New Roman"/>
+          <w:b/>
+          <w:bCs/>
+          <w:szCs w:val="28"/>
+          <w:lang w:val="ru-RU"/>
+        </w:rPr>
+        <w:t xml:space="preserve"> </w:t>
+      </w:r>
+      <w:proofErr w:type="spellStart"/>
+      <w:r>
+        <w:rPr>
+          <w:rFonts w:cs="Times New Roman"/>
+          <w:b/>
+          <w:bCs/>
+          <w:szCs w:val="28"/>
+          <w:lang w:val="ru-RU"/>
+        </w:rPr>
+        <w:t>конструкції</w:t>
+      </w:r>
+      <w:proofErr w:type="spellEnd"/>
+      <w:r>
+        <w:rPr>
+          <w:rFonts w:cs="Times New Roman"/>
+          <w:b/>
+          <w:bCs/>
+          <w:szCs w:val="28"/>
+          <w:lang w:val="ru-RU"/>
+        </w:rPr>
+        <w:t xml:space="preserve"> </w:t>
+      </w:r>
+      <w:proofErr w:type="spellStart"/>
+      <w:r>
+        <w:rPr>
+          <w:rFonts w:cs="Times New Roman"/>
+          <w:b/>
+          <w:bCs/>
+          <w:szCs w:val="28"/>
+          <w:lang w:val="ru-RU"/>
+        </w:rPr>
+        <w:t>match-case</w:t>
+      </w:r>
+      <w:proofErr w:type="spellEnd"/>
+    </w:p>
+    <w:p>
+      <w:pPr>
+        <w:jc w:val="left"/>
+        <w:rPr>
+          <w:rFonts w:cs="Times New Roman"/>
+          <w:szCs w:val="28"/>
+          <w:lang w:val="ru-RU"/>
+        </w:rPr>
+      </w:pPr>
+      <w:proofErr w:type="spellStart"/>
+      <w:r>
+        <w:rPr>
+          <w:rFonts w:cs="Times New Roman"/>
+          <w:b/>
+          <w:bCs/>
+          <w:szCs w:val="28"/>
+          <w:lang w:val="ru-RU"/>
+        </w:rPr>
+        <w:t>Завдання</w:t>
+      </w:r>
+      <w:proofErr w:type="spellEnd"/>
+      <w:r>
+        <w:rPr>
+          <w:rFonts w:cs="Times New Roman"/>
+          <w:b/>
+          <w:bCs/>
+          <w:szCs w:val="28"/>
+          <w:lang w:val="ru-RU"/>
+        </w:rPr>
+        <w:t>:</w:t>
+      </w:r>
+      <w:r>
+        <w:rPr>
+          <w:rFonts w:cs="Times New Roman"/>
+          <w:szCs w:val="28"/>
+          <w:lang w:val="ru-RU"/>
+        </w:rPr>
+        <w:t xml:space="preserve"> </w:t>
+      </w:r>
+      <w:proofErr w:type="spellStart"/>
+      <w:r>
+        <w:rPr>
+          <w:rFonts w:cs="Times New Roman"/>
+          <w:szCs w:val="28"/>
+          <w:lang w:val="ru-RU"/>
+        </w:rPr>
+        <w:t>Написати</w:t>
+      </w:r>
+      <w:proofErr w:type="spellEnd"/>
+      <w:r>
+        <w:rPr>
+          <w:rFonts w:cs="Times New Roman"/>
+          <w:szCs w:val="28"/>
+          <w:lang w:val="ru-RU"/>
+        </w:rPr>
+        <w:t xml:space="preserve"> </w:t>
+      </w:r>
+      <w:proofErr w:type="spellStart"/>
+      <w:r>
+        <w:rPr>
+          <w:rFonts w:cs="Times New Roman"/>
+          <w:szCs w:val="28"/>
+          <w:lang w:val="ru-RU"/>
+        </w:rPr>
+        <w:t>програму</w:t>
+      </w:r>
+      <w:proofErr w:type="spellEnd"/>
+      <w:r>
+        <w:rPr>
+          <w:rFonts w:cs="Times New Roman"/>
+          <w:szCs w:val="28"/>
+          <w:lang w:val="ru-RU"/>
+        </w:rPr>
+        <w:t xml:space="preserve">-калькулятор, </w:t>
+      </w:r>
+      <w:proofErr w:type="spellStart"/>
+      <w:r>
+        <w:rPr>
+          <w:rFonts w:cs="Times New Roman"/>
+          <w:szCs w:val="28"/>
+          <w:lang w:val="ru-RU"/>
+        </w:rPr>
+        <w:t>використовуючи</w:t>
+      </w:r>
+      <w:proofErr w:type="spellEnd"/>
+      <w:r>
+        <w:rPr>
+          <w:rFonts w:cs="Times New Roman"/>
+          <w:szCs w:val="28"/>
+          <w:lang w:val="ru-RU"/>
+        </w:rPr>
+        <w:t xml:space="preserve"> </w:t>
+      </w:r>
+      <w:proofErr w:type="spellStart"/>
+      <w:r>
+        <w:rPr>
+          <w:rFonts w:cs="Times New Roman"/>
+          <w:szCs w:val="28"/>
+          <w:lang w:val="ru-RU"/>
+        </w:rPr>
+        <w:t>конструкцію</w:t>
+      </w:r>
+      <w:proofErr w:type="spellEnd"/>
+      <w:r>
+        <w:rPr>
+          <w:rFonts w:cs="Times New Roman"/>
+          <w:szCs w:val="28"/>
+          <w:lang w:val="ru-RU"/>
+        </w:rPr>
+        <w:t xml:space="preserve"> </w:t>
+      </w:r>
+      <w:proofErr w:type="spellStart"/>
+      <w:r>
+        <w:rPr>
+          <w:rFonts w:cs="Times New Roman"/>
+          <w:szCs w:val="28"/>
+          <w:lang w:val="ru-RU"/>
+        </w:rPr>
+        <w:t>match-case</w:t>
+      </w:r>
+      <w:proofErr w:type="spellEnd"/>
+      <w:r>
+        <w:rPr>
+          <w:rFonts w:cs="Times New Roman"/>
+          <w:szCs w:val="28"/>
+          <w:lang w:val="ru-RU"/>
+        </w:rPr>
+        <w:t xml:space="preserve">, де </w:t>
+      </w:r>
+      <w:proofErr w:type="spellStart"/>
+      <w:r>
+        <w:rPr>
+          <w:rFonts w:cs="Times New Roman"/>
+          <w:szCs w:val="28"/>
+          <w:lang w:val="ru-RU"/>
+        </w:rPr>
+        <w:t>кожна</w:t>
+      </w:r>
+      <w:proofErr w:type="spellEnd"/>
+      <w:r>
+        <w:rPr>
+          <w:rFonts w:cs="Times New Roman"/>
+          <w:szCs w:val="28"/>
+          <w:lang w:val="ru-RU"/>
+        </w:rPr>
+        <w:t xml:space="preserve"> </w:t>
+      </w:r>
+      <w:proofErr w:type="spellStart"/>
+      <w:r>
+        <w:rPr>
+          <w:rFonts w:cs="Times New Roman"/>
+          <w:szCs w:val="28"/>
+          <w:lang w:val="ru-RU"/>
+        </w:rPr>
+        <w:t>арифметична</w:t>
+      </w:r>
+      <w:proofErr w:type="spellEnd"/>
+      <w:r>
+        <w:rPr>
+          <w:rFonts w:cs="Times New Roman"/>
+          <w:szCs w:val="28"/>
+          <w:lang w:val="ru-RU"/>
+        </w:rPr>
+        <w:t xml:space="preserve"> </w:t>
+      </w:r>
+      <w:proofErr w:type="spellStart"/>
+      <w:r>
+        <w:rPr>
+          <w:rFonts w:cs="Times New Roman"/>
+          <w:szCs w:val="28"/>
+          <w:lang w:val="ru-RU"/>
+        </w:rPr>
+        <w:t>операція</w:t>
+      </w:r>
+      <w:proofErr w:type="spellEnd"/>
+      <w:r>
+        <w:rPr>
+          <w:rFonts w:cs="Times New Roman"/>
+          <w:szCs w:val="28"/>
+          <w:lang w:val="ru-RU"/>
+        </w:rPr>
+        <w:t xml:space="preserve"> </w:t>
+      </w:r>
+      <w:proofErr w:type="spellStart"/>
+      <w:r>
+        <w:rPr>
+          <w:rFonts w:cs="Times New Roman"/>
+          <w:szCs w:val="28"/>
+          <w:lang w:val="ru-RU"/>
+        </w:rPr>
+        <w:t>виконується</w:t>
+      </w:r>
+      <w:proofErr w:type="spellEnd"/>
+      <w:r>
+        <w:rPr>
+          <w:rFonts w:cs="Times New Roman"/>
+          <w:szCs w:val="28"/>
+          <w:lang w:val="ru-RU"/>
+        </w:rPr>
+        <w:t xml:space="preserve"> в </w:t>
+      </w:r>
+      <w:proofErr w:type="spellStart"/>
+      <w:r>
+        <w:rPr>
+          <w:rFonts w:cs="Times New Roman"/>
+          <w:szCs w:val="28"/>
+          <w:lang w:val="ru-RU"/>
+        </w:rPr>
+        <w:t>окремій</w:t>
+      </w:r>
+      <w:proofErr w:type="spellEnd"/>
+      <w:r>
+        <w:rPr>
+          <w:rFonts w:cs="Times New Roman"/>
+          <w:szCs w:val="28"/>
+          <w:lang w:val="ru-RU"/>
+        </w:rPr>
+        <w:t xml:space="preserve"> </w:t>
+      </w:r>
+      <w:proofErr w:type="spellStart"/>
+      <w:r>
+        <w:rPr>
+          <w:rFonts w:cs="Times New Roman"/>
+          <w:szCs w:val="28"/>
+          <w:lang w:val="ru-RU"/>
+        </w:rPr>
+        <w:t>функції</w:t>
+      </w:r>
+      <w:proofErr w:type="spellEnd"/>
+      <w:r>
+        <w:rPr>
+          <w:rFonts w:cs="Times New Roman"/>
+          <w:szCs w:val="28"/>
+          <w:lang w:val="ru-RU"/>
+        </w:rPr>
+        <w:t xml:space="preserve">. </w:t>
+      </w:r>
+    </w:p>
+    <w:p>
+      <w:pPr>
+        <w:jc w:val="left"/>
+        <w:rPr>
+          <w:rFonts w:cs="Times New Roman"/>
+          <w:szCs w:val="28"/>
+          <w:lang w:val="ru-RU"/>
+        </w:rPr>
+      </w:pPr>
+      <w:proofErr w:type="spellStart"/>
+      <w:r>
+        <w:rPr>
+          <w:rFonts w:cs="Times New Roman"/>
+          <w:b/>
+          <w:bCs/>
+          <w:szCs w:val="28"/>
+          <w:lang w:val="ru-RU"/>
+        </w:rPr>
+        <w:t>Хід</w:t>
+      </w:r>
+      <w:proofErr w:type="spellEnd"/>
+      <w:r>
+        <w:rPr>
+          <w:rFonts w:cs="Times New Roman"/>
+          <w:b/>
+          <w:bCs/>
+          <w:szCs w:val="28"/>
+          <w:lang w:val="ru-RU"/>
+        </w:rPr>
+        <w:t xml:space="preserve"> </w:t>
+      </w:r>
+      <w:proofErr w:type="spellStart"/>
+      <w:r>
+        <w:rPr>
+          <w:rFonts w:cs="Times New Roman"/>
+          <w:b/>
+          <w:bCs/>
+          <w:szCs w:val="28"/>
+          <w:lang w:val="ru-RU"/>
+        </w:rPr>
+        <w:t>виконання</w:t>
+      </w:r>
+      <w:proofErr w:type="spellEnd"/>
+      <w:r>
+        <w:rPr>
+          <w:rFonts w:cs="Times New Roman"/>
+          <w:b/>
+          <w:bCs/>
+          <w:szCs w:val="28"/>
+          <w:lang w:val="ru-RU"/>
+        </w:rPr>
+        <w:t xml:space="preserve"> </w:t>
+      </w:r>
+      <w:proofErr w:type="spellStart"/>
+      <w:r>
+        <w:rPr>
+          <w:rFonts w:cs="Times New Roman"/>
+          <w:b/>
+          <w:bCs/>
+          <w:szCs w:val="28"/>
+          <w:lang w:val="ru-RU"/>
+        </w:rPr>
+        <w:t>завдання</w:t>
+      </w:r>
+      <w:proofErr w:type="spellEnd"/>
+      <w:r>
+        <w:rPr>
+          <w:rFonts w:cs="Times New Roman"/>
+          <w:b/>
+          <w:bCs/>
+          <w:szCs w:val="28"/>
+          <w:lang w:val="ru-RU"/>
+        </w:rPr>
+        <w:t>:</w:t>
+      </w:r>
+      <w:r>
+        <w:rPr>
+          <w:rFonts w:cs="Times New Roman"/>
+          <w:szCs w:val="28"/>
+          <w:lang w:val="ru-RU"/>
+        </w:rPr>
+        <w:t xml:space="preserve"> Для </w:t>
+      </w:r>
+      <w:proofErr w:type="spellStart"/>
+      <w:r>
+        <w:rPr>
+          <w:rFonts w:cs="Times New Roman"/>
+          <w:szCs w:val="28"/>
+          <w:lang w:val="ru-RU"/>
+        </w:rPr>
+        <w:t>виконання</w:t>
+      </w:r>
+      <w:proofErr w:type="spellEnd"/>
+      <w:r>
+        <w:rPr>
+          <w:rFonts w:cs="Times New Roman"/>
+          <w:szCs w:val="28"/>
+          <w:lang w:val="ru-RU"/>
+        </w:rPr>
+        <w:t xml:space="preserve"> </w:t>
+      </w:r>
+      <w:proofErr w:type="spellStart"/>
+      <w:r>
+        <w:rPr>
+          <w:rFonts w:cs="Times New Roman"/>
+          <w:szCs w:val="28"/>
+          <w:lang w:val="ru-RU"/>
+        </w:rPr>
+        <w:t>завдання</w:t>
+      </w:r>
+      <w:proofErr w:type="spellEnd"/>
+      <w:r>
+        <w:rPr>
+          <w:rFonts w:cs="Times New Roman"/>
+          <w:szCs w:val="28"/>
+          <w:lang w:val="ru-RU"/>
+        </w:rPr>
+        <w:t xml:space="preserve"> </w:t>
+      </w:r>
+      <w:proofErr w:type="spellStart"/>
+      <w:r>
+        <w:rPr>
+          <w:rFonts w:cs="Times New Roman"/>
+          <w:szCs w:val="28"/>
+          <w:lang w:val="ru-RU"/>
+        </w:rPr>
+        <w:t>використано</w:t>
+      </w:r>
+      <w:proofErr w:type="spellEnd"/>
+      <w:r>
+        <w:rPr>
+          <w:rFonts w:cs="Times New Roman"/>
+          <w:szCs w:val="28"/>
+          <w:lang w:val="ru-RU"/>
+        </w:rPr>
+        <w:t xml:space="preserve"> </w:t>
+      </w:r>
+      <w:proofErr w:type="spellStart"/>
+      <w:r>
+        <w:rPr>
+          <w:rFonts w:cs="Times New Roman"/>
+          <w:szCs w:val="28"/>
+          <w:lang w:val="ru-RU"/>
+        </w:rPr>
+        <w:t>створені</w:t>
+      </w:r>
+      <w:proofErr w:type="spellEnd"/>
+      <w:r>
+        <w:rPr>
+          <w:rFonts w:cs="Times New Roman"/>
+          <w:szCs w:val="28"/>
+          <w:lang w:val="ru-RU"/>
+        </w:rPr>
+        <w:t xml:space="preserve"> </w:t>
+      </w:r>
+      <w:proofErr w:type="spellStart"/>
+      <w:r>
+        <w:rPr>
+          <w:rFonts w:cs="Times New Roman"/>
+          <w:szCs w:val="28"/>
+          <w:lang w:val="ru-RU"/>
+        </w:rPr>
+        <w:t>раніше</w:t>
+      </w:r>
+      <w:proofErr w:type="spellEnd"/>
+      <w:r>
+        <w:rPr>
+          <w:rFonts w:cs="Times New Roman"/>
+          <w:szCs w:val="28"/>
+          <w:lang w:val="ru-RU"/>
+        </w:rPr>
+        <w:t xml:space="preserve"> </w:t>
+      </w:r>
+      <w:proofErr w:type="spellStart"/>
+      <w:r>
+        <w:rPr>
+          <w:rFonts w:cs="Times New Roman"/>
+          <w:szCs w:val="28"/>
+          <w:lang w:val="ru-RU"/>
+        </w:rPr>
+        <w:t>функції</w:t>
+      </w:r>
+      <w:proofErr w:type="spellEnd"/>
+      <w:r>
+        <w:rPr>
+          <w:rFonts w:cs="Times New Roman"/>
+          <w:szCs w:val="28"/>
+          <w:lang w:val="ru-RU"/>
+        </w:rPr>
+        <w:t xml:space="preserve"> </w:t>
+      </w:r>
+      <w:proofErr w:type="spellStart"/>
+      <w:r>
+        <w:rPr>
+          <w:rFonts w:cs="Times New Roman"/>
+          <w:szCs w:val="28"/>
+          <w:lang w:val="ru-RU"/>
+        </w:rPr>
+        <w:t>арифметичних</w:t>
+      </w:r>
+      <w:proofErr w:type="spellEnd"/>
+      <w:r>
+        <w:rPr>
+          <w:rFonts w:cs="Times New Roman"/>
+          <w:szCs w:val="28"/>
+          <w:lang w:val="ru-RU"/>
+        </w:rPr>
+        <w:t xml:space="preserve"> </w:t>
+      </w:r>
+      <w:proofErr w:type="spellStart"/>
+      <w:r>
+        <w:rPr>
+          <w:rFonts w:cs="Times New Roman"/>
+          <w:szCs w:val="28"/>
+          <w:lang w:val="ru-RU"/>
+        </w:rPr>
+        <w:t>операцій</w:t>
+      </w:r>
+      <w:proofErr w:type="spellEnd"/>
+      <w:r>
+        <w:rPr>
+          <w:rFonts w:cs="Times New Roman"/>
+          <w:szCs w:val="28"/>
+          <w:lang w:val="ru-RU"/>
+        </w:rPr>
+        <w:t xml:space="preserve">. </w:t>
+      </w:r>
+      <w:proofErr w:type="spellStart"/>
+      <w:r>
+        <w:rPr>
+          <w:rFonts w:cs="Times New Roman"/>
+          <w:szCs w:val="28"/>
+          <w:lang w:val="ru-RU"/>
+        </w:rPr>
+        <w:t>Вибір</w:t>
+      </w:r>
+      <w:proofErr w:type="spellEnd"/>
+      <w:r>
+        <w:rPr>
+          <w:rFonts w:cs="Times New Roman"/>
+          <w:szCs w:val="28"/>
+          <w:lang w:val="ru-RU"/>
+        </w:rPr>
+        <w:t xml:space="preserve"> </w:t>
+      </w:r>
+      <w:proofErr w:type="spellStart"/>
+      <w:r>
+        <w:rPr>
+          <w:rFonts w:cs="Times New Roman"/>
+          <w:szCs w:val="28"/>
+          <w:lang w:val="ru-RU"/>
+        </w:rPr>
+        <w:t>необхідної</w:t>
+      </w:r>
+      <w:proofErr w:type="spellEnd"/>
+      <w:r>
+        <w:rPr>
+          <w:rFonts w:cs="Times New Roman"/>
+          <w:szCs w:val="28"/>
+          <w:lang w:val="ru-RU"/>
+        </w:rPr>
+        <w:t xml:space="preserve"> </w:t>
+      </w:r>
+      <w:proofErr w:type="spellStart"/>
+      <w:r>
+        <w:rPr>
+          <w:rFonts w:cs="Times New Roman"/>
+          <w:szCs w:val="28"/>
+          <w:lang w:val="ru-RU"/>
+        </w:rPr>
+        <w:t>операції</w:t>
+      </w:r>
+      <w:proofErr w:type="spellEnd"/>
+      <w:r>
+        <w:rPr>
+          <w:rFonts w:cs="Times New Roman"/>
+          <w:szCs w:val="28"/>
+          <w:lang w:val="ru-RU"/>
+        </w:rPr>
+        <w:t xml:space="preserve"> </w:t>
+      </w:r>
+      <w:proofErr w:type="spellStart"/>
+      <w:r>
+        <w:rPr>
+          <w:rFonts w:cs="Times New Roman"/>
+          <w:szCs w:val="28"/>
+          <w:lang w:val="ru-RU"/>
+        </w:rPr>
+        <w:t>реалізовано</w:t>
+      </w:r>
+      <w:proofErr w:type="spellEnd"/>
+      <w:r>
+        <w:rPr>
+          <w:rFonts w:cs="Times New Roman"/>
+          <w:szCs w:val="28"/>
+          <w:lang w:val="ru-RU"/>
+        </w:rPr>
+        <w:t xml:space="preserve"> за </w:t>
+      </w:r>
+      <w:proofErr w:type="spellStart"/>
+      <w:r>
+        <w:rPr>
+          <w:rFonts w:cs="Times New Roman"/>
+          <w:szCs w:val="28"/>
+          <w:lang w:val="ru-RU"/>
+        </w:rPr>
+        <w:t>допомогою</w:t>
+      </w:r>
+      <w:proofErr w:type="spellEnd"/>
+      <w:r>
+        <w:rPr>
+          <w:rFonts w:cs="Times New Roman"/>
+          <w:szCs w:val="28"/>
+          <w:lang w:val="ru-RU"/>
+        </w:rPr>
+        <w:t xml:space="preserve"> оператора структурного </w:t>
+      </w:r>
+      <w:proofErr w:type="spellStart"/>
+      <w:r>
+        <w:rPr>
+          <w:rFonts w:cs="Times New Roman"/>
+          <w:szCs w:val="28"/>
+          <w:lang w:val="ru-RU"/>
+        </w:rPr>
+        <w:t>зіставлення</w:t>
+      </w:r>
+      <w:proofErr w:type="spellEnd"/>
+      <w:r>
+        <w:rPr>
+          <w:rFonts w:cs="Times New Roman"/>
+          <w:szCs w:val="28"/>
+          <w:lang w:val="ru-RU"/>
+        </w:rPr>
+        <w:t xml:space="preserve"> </w:t>
+      </w:r>
+      <w:proofErr w:type="spellStart"/>
+      <w:r>
+        <w:rPr>
+          <w:rFonts w:cs="Times New Roman"/>
+          <w:szCs w:val="28"/>
+          <w:lang w:val="ru-RU"/>
+        </w:rPr>
+        <w:t>шаблонів</w:t>
+      </w:r>
+      <w:proofErr w:type="spellEnd"/>
+      <w:r>
+        <w:rPr>
+          <w:rFonts w:cs="Times New Roman"/>
+          <w:szCs w:val="28"/>
+          <w:lang w:val="ru-RU"/>
+        </w:rPr>
+        <w:t xml:space="preserve"> </w:t>
+      </w:r>
+      <w:proofErr w:type="spellStart"/>
+      <w:r>
+        <w:rPr>
+          <w:rFonts w:cs="Times New Roman"/>
+          <w:szCs w:val="28"/>
+          <w:lang w:val="ru-RU"/>
+        </w:rPr>
+        <w:t>match-case</w:t>
+      </w:r>
+      <w:proofErr w:type="spellEnd"/>
+      <w:r>
+        <w:rPr>
+          <w:rFonts w:cs="Times New Roman"/>
+          <w:szCs w:val="28"/>
+          <w:lang w:val="ru-RU"/>
+        </w:rPr>
+        <w:t xml:space="preserve">. </w:t>
+      </w:r>
+      <w:proofErr w:type="spellStart"/>
+      <w:r>
+        <w:rPr>
+          <w:rFonts w:cs="Times New Roman"/>
+          <w:szCs w:val="28"/>
+          <w:lang w:val="ru-RU"/>
+        </w:rPr>
+        <w:t>Користувач</w:t>
+      </w:r>
+      <w:proofErr w:type="spellEnd"/>
+      <w:r>
+        <w:rPr>
+          <w:rFonts w:cs="Times New Roman"/>
+          <w:szCs w:val="28"/>
+          <w:lang w:val="ru-RU"/>
+        </w:rPr>
+        <w:t xml:space="preserve"> вводить два числа та знак </w:t>
+      </w:r>
+      <w:proofErr w:type="spellStart"/>
+      <w:r>
+        <w:rPr>
+          <w:rFonts w:cs="Times New Roman"/>
+          <w:szCs w:val="28"/>
+          <w:lang w:val="ru-RU"/>
+        </w:rPr>
+        <w:t>операції</w:t>
+      </w:r>
+      <w:proofErr w:type="spellEnd"/>
+      <w:r>
+        <w:rPr>
+          <w:rFonts w:cs="Times New Roman"/>
+          <w:szCs w:val="28"/>
+          <w:lang w:val="ru-RU"/>
+        </w:rPr>
+        <w:t xml:space="preserve">, </w:t>
+      </w:r>
+      <w:proofErr w:type="spellStart"/>
+      <w:r>
+        <w:rPr>
+          <w:rFonts w:cs="Times New Roman"/>
+          <w:szCs w:val="28"/>
+          <w:lang w:val="ru-RU"/>
+        </w:rPr>
+        <w:t>після</w:t>
+      </w:r>
+      <w:proofErr w:type="spellEnd"/>
+      <w:r>
+        <w:rPr>
+          <w:rFonts w:cs="Times New Roman"/>
+          <w:szCs w:val="28"/>
+          <w:lang w:val="ru-RU"/>
+        </w:rPr>
+        <w:t xml:space="preserve"> </w:t>
+      </w:r>
+      <w:proofErr w:type="spellStart"/>
+      <w:r>
+        <w:rPr>
+          <w:rFonts w:cs="Times New Roman"/>
+          <w:szCs w:val="28"/>
+          <w:lang w:val="ru-RU"/>
+        </w:rPr>
+        <w:t>чого</w:t>
+      </w:r>
+      <w:proofErr w:type="spellEnd"/>
+      <w:r>
+        <w:rPr>
+          <w:rFonts w:cs="Times New Roman"/>
+          <w:szCs w:val="28"/>
+          <w:lang w:val="ru-RU"/>
+        </w:rPr>
+        <w:t xml:space="preserve"> </w:t>
+      </w:r>
+      <w:proofErr w:type="spellStart"/>
+      <w:r>
+        <w:rPr>
+          <w:rFonts w:cs="Times New Roman"/>
+          <w:szCs w:val="28"/>
+          <w:lang w:val="ru-RU"/>
+        </w:rPr>
+        <w:t>match</w:t>
+      </w:r>
+      <w:proofErr w:type="spellEnd"/>
+      <w:r>
+        <w:rPr>
+          <w:rFonts w:cs="Times New Roman"/>
+          <w:szCs w:val="28"/>
+          <w:lang w:val="ru-RU"/>
+        </w:rPr>
+        <w:t xml:space="preserve"> </w:t>
+      </w:r>
+      <w:proofErr w:type="spellStart"/>
+      <w:r>
+        <w:rPr>
+          <w:rFonts w:cs="Times New Roman"/>
+          <w:szCs w:val="28"/>
+          <w:lang w:val="ru-RU"/>
+        </w:rPr>
+        <w:t>викликає</w:t>
+      </w:r>
+      <w:proofErr w:type="spellEnd"/>
+      <w:r>
+        <w:rPr>
+          <w:rFonts w:cs="Times New Roman"/>
+          <w:szCs w:val="28"/>
+          <w:lang w:val="ru-RU"/>
+        </w:rPr>
+        <w:t xml:space="preserve"> </w:t>
+      </w:r>
+      <w:proofErr w:type="spellStart"/>
+      <w:r>
+        <w:rPr>
+          <w:rFonts w:cs="Times New Roman"/>
+          <w:szCs w:val="28"/>
+          <w:lang w:val="ru-RU"/>
+        </w:rPr>
+        <w:t>потрібну</w:t>
+      </w:r>
+      <w:proofErr w:type="spellEnd"/>
+      <w:r>
+        <w:rPr>
+          <w:rFonts w:cs="Times New Roman"/>
+          <w:szCs w:val="28"/>
+          <w:lang w:val="ru-RU"/>
+        </w:rPr>
+        <w:t xml:space="preserve"> </w:t>
+      </w:r>
+      <w:proofErr w:type="spellStart"/>
+      <w:r>
+        <w:rPr>
+          <w:rFonts w:cs="Times New Roman"/>
+          <w:szCs w:val="28"/>
+          <w:lang w:val="ru-RU"/>
+        </w:rPr>
+        <w:t>функцію</w:t>
+      </w:r>
+      <w:proofErr w:type="spellEnd"/>
+      <w:r>
+        <w:rPr>
+          <w:rFonts w:cs="Times New Roman"/>
+          <w:szCs w:val="28"/>
+          <w:lang w:val="ru-RU"/>
+        </w:rPr>
+        <w:t xml:space="preserve"> </w:t>
+      </w:r>
+      <w:proofErr w:type="spellStart"/>
+      <w:r>
+        <w:rPr>
+          <w:rFonts w:cs="Times New Roman"/>
+          <w:szCs w:val="28"/>
+          <w:lang w:val="ru-RU"/>
+        </w:rPr>
+        <w:t>або</w:t>
+      </w:r>
+      <w:proofErr w:type="spellEnd"/>
+      <w:r>
+        <w:rPr>
+          <w:rFonts w:cs="Times New Roman"/>
+          <w:szCs w:val="28"/>
+          <w:lang w:val="ru-RU"/>
+        </w:rPr>
+        <w:t xml:space="preserve"> </w:t>
+      </w:r>
+      <w:proofErr w:type="spellStart"/>
+      <w:r>
+        <w:rPr>
+          <w:rFonts w:cs="Times New Roman"/>
+          <w:szCs w:val="28"/>
+          <w:lang w:val="ru-RU"/>
+        </w:rPr>
+        <w:t>обробляє</w:t>
+      </w:r>
+      <w:proofErr w:type="spellEnd"/>
+      <w:r>
+        <w:rPr>
+          <w:rFonts w:cs="Times New Roman"/>
+          <w:szCs w:val="28"/>
+          <w:lang w:val="ru-RU"/>
+        </w:rPr>
+        <w:t xml:space="preserve"> </w:t>
+      </w:r>
+      <w:proofErr w:type="spellStart"/>
+      <w:r>
+        <w:rPr>
+          <w:rFonts w:cs="Times New Roman"/>
+          <w:szCs w:val="28"/>
+          <w:lang w:val="ru-RU"/>
+        </w:rPr>
+        <w:t>помилку</w:t>
+      </w:r>
+      <w:proofErr w:type="spellEnd"/>
+      <w:r>
+        <w:rPr>
+          <w:rFonts w:cs="Times New Roman"/>
+          <w:szCs w:val="28"/>
+          <w:lang w:val="ru-RU"/>
+        </w:rPr>
+        <w:t xml:space="preserve"> </w:t>
+      </w:r>
+      <w:proofErr w:type="spellStart"/>
+      <w:r>
+        <w:rPr>
+          <w:rFonts w:cs="Times New Roman"/>
+          <w:szCs w:val="28"/>
+          <w:lang w:val="ru-RU"/>
+        </w:rPr>
+        <w:t>введення</w:t>
+      </w:r>
+      <w:proofErr w:type="spellEnd"/>
+      <w:r>
+        <w:rPr>
+          <w:rFonts w:cs="Times New Roman"/>
+          <w:szCs w:val="28"/>
+          <w:lang w:val="ru-RU"/>
+        </w:rPr>
+        <w:t xml:space="preserve"> </w:t>
+      </w:r>
+      <w:proofErr w:type="spellStart"/>
+      <w:r>
+        <w:rPr>
+          <w:rFonts w:cs="Times New Roman"/>
+          <w:szCs w:val="28"/>
+          <w:lang w:val="ru-RU"/>
+        </w:rPr>
+        <w:t>некоректного</w:t>
+      </w:r>
+      <w:proofErr w:type="spellEnd"/>
+      <w:r>
+        <w:rPr>
+          <w:rFonts w:cs="Times New Roman"/>
+          <w:szCs w:val="28"/>
+          <w:lang w:val="ru-RU"/>
+        </w:rPr>
+        <w:t xml:space="preserve"> символу. </w:t>
+      </w:r>
+    </w:p>
+    <w:p>
+      <w:pPr>
+        <w:jc w:val="left"/>
+        <w:rPr>
+          <w:rFonts w:cs="Times New Roman"/>
+          <w:szCs w:val="28"/>
+          <w:lang w:val="ru-RU"/>
+        </w:rPr>
+      </w:pPr>
+      <w:r>
+        <w:rPr>
+          <w:rFonts w:cs="Times New Roman"/>
+          <w:b/>
+          <w:bCs/>
+          <w:szCs w:val="28"/>
+          <w:lang w:val="ru-RU"/>
+        </w:rPr>
+        <w:t xml:space="preserve">Текст </w:t>
+      </w:r>
+      <w:proofErr w:type="spellStart"/>
+      <w:r>
+        <w:rPr>
+          <w:rFonts w:cs="Times New Roman"/>
+          <w:b/>
+          <w:bCs/>
+          <w:szCs w:val="28"/>
+          <w:lang w:val="ru-RU"/>
+        </w:rPr>
+        <w:t>програми</w:t>
+      </w:r>
+      <w:proofErr w:type="spellEnd"/>
+      <w:r>
+        <w:rPr>
+          <w:rFonts w:cs="Times New Roman"/>
+          <w:b/>
+          <w:bCs/>
+          <w:szCs w:val="28"/>
+          <w:lang w:val="ru-RU"/>
+        </w:rPr>
+        <w:t>:</w:t>
+      </w:r>
+    </w:p>
+    <w:tbl>
+      <w:tblPr>
+        <w:tblStyle w:val="a3"/>
+        <w:tblW w:w="0" w:type="auto"/>
+        <w:tblLook w:val="04A0" w:firstRow="1" w:lastRow="0" w:firstColumn="1" w:lastColumn="0" w:noHBand="0" w:noVBand="1"/>
+      </w:tblPr>
+      <w:tblGrid>
+        <w:gridCol w:w="9350"/>
+      </w:tblGrid>
+      <w:tr>
+        <w:tc>
+          <w:tcPr>
+            <w:tcW w:w="9350" w:type="dxa"/>
+          </w:tcPr>
+          <w:p>
+            <w:pPr>
+              <w:ind w:firstLine="0"/>
+              <w:jc w:val="left"/>
+              <w:rPr>
+                <w:rFonts w:cs="Times New Roman"/>
+                <w:sz w:val="20"/>
+                <w:szCs w:val="20"/>
+              </w:rPr>
+            </w:pPr>
+            <w:r>
+              <w:rPr>
+                <w:rFonts w:cs="Times New Roman"/>
+                <w:sz w:val="20"/>
+                <w:szCs w:val="20"/>
+              </w:rPr>
+              <w:t xml:space="preserve">def </w:t>
+            </w:r>
+            <w:proofErr w:type="gramStart"/>
+            <w:r>
+              <w:rPr>
+                <w:rFonts w:cs="Times New Roman"/>
+                <w:sz w:val="20"/>
+                <w:szCs w:val="20"/>
+              </w:rPr>
+              <w:t>add(</w:t>
+            </w:r>
+            <w:proofErr w:type="gramEnd"/>
+            <w:r>
+              <w:rPr>
+                <w:rFonts w:cs="Times New Roman"/>
+                <w:sz w:val="20"/>
+                <w:szCs w:val="20"/>
+              </w:rPr>
+              <w:t>a, b):</w:t>
+            </w:r>
+          </w:p>
+          <w:p>
+            <w:pPr>
+              <w:ind w:firstLine="0"/>
+              <w:jc w:val="left"/>
+              <w:rPr>
+                <w:rFonts w:cs="Times New Roman"/>
+                <w:sz w:val="20"/>
+                <w:szCs w:val="20"/>
+                <w:lang w:val="uk-UA"/>
+              </w:rPr>
+            </w:pPr>
+            <w:r>
+              <w:rPr>
+                <w:rFonts w:cs="Times New Roman"/>
+                <w:sz w:val="20"/>
+                <w:szCs w:val="20"/>
+              </w:rPr>
+              <w:t xml:space="preserve">    return a + b</w:t>
+            </w:r>
+          </w:p>
+          <w:p>
+            <w:pPr>
+              <w:ind w:firstLine="0"/>
+              <w:jc w:val="left"/>
+              <w:rPr>
+                <w:rFonts w:cs="Times New Roman"/>
+                <w:sz w:val="20"/>
+                <w:szCs w:val="20"/>
+              </w:rPr>
+            </w:pPr>
+            <w:r>
+              <w:rPr>
+                <w:rFonts w:cs="Times New Roman"/>
+                <w:sz w:val="20"/>
+                <w:szCs w:val="20"/>
+              </w:rPr>
+              <w:t xml:space="preserve">def </w:t>
+            </w:r>
+            <w:proofErr w:type="gramStart"/>
+            <w:r>
+              <w:rPr>
+                <w:rFonts w:cs="Times New Roman"/>
+                <w:sz w:val="20"/>
+                <w:szCs w:val="20"/>
+              </w:rPr>
+              <w:t>subtract(</w:t>
+            </w:r>
+            <w:proofErr w:type="gramEnd"/>
+            <w:r>
+              <w:rPr>
+                <w:rFonts w:cs="Times New Roman"/>
+                <w:sz w:val="20"/>
+                <w:szCs w:val="20"/>
+              </w:rPr>
+              <w:t>a, b):</w:t>
+            </w:r>
+          </w:p>
+          <w:p>
+            <w:pPr>
+              <w:ind w:firstLine="0"/>
+              <w:jc w:val="left"/>
+              <w:rPr>
+                <w:rFonts w:cs="Times New Roman"/>
+                <w:sz w:val="20"/>
+                <w:szCs w:val="20"/>
+                <w:lang w:val="uk-UA"/>
+              </w:rPr>
+            </w:pPr>
+            <w:r>
+              <w:rPr>
+                <w:rFonts w:cs="Times New Roman"/>
+                <w:sz w:val="20"/>
+                <w:szCs w:val="20"/>
+              </w:rPr>
+              <w:t xml:space="preserve">    return a - b</w:t>
+            </w:r>
+          </w:p>
+          <w:p>
+            <w:pPr>
+              <w:ind w:firstLine="0"/>
+              <w:jc w:val="left"/>
+              <w:rPr>
+                <w:rFonts w:cs="Times New Roman"/>
+                <w:sz w:val="20"/>
+                <w:szCs w:val="20"/>
+              </w:rPr>
+            </w:pPr>
+            <w:r>
+              <w:rPr>
+                <w:rFonts w:cs="Times New Roman"/>
+                <w:sz w:val="20"/>
+                <w:szCs w:val="20"/>
+              </w:rPr>
+              <w:t xml:space="preserve">def </w:t>
+            </w:r>
+            <w:proofErr w:type="gramStart"/>
+            <w:r>
+              <w:rPr>
+                <w:rFonts w:cs="Times New Roman"/>
+                <w:sz w:val="20"/>
+                <w:szCs w:val="20"/>
+              </w:rPr>
+              <w:t>multiply(</w:t>
+            </w:r>
+            <w:proofErr w:type="gramEnd"/>
+            <w:r>
+              <w:rPr>
+                <w:rFonts w:cs="Times New Roman"/>
+                <w:sz w:val="20"/>
+                <w:szCs w:val="20"/>
+              </w:rPr>
+              <w:t>a, b):</w:t>
+            </w:r>
+          </w:p>
+          <w:p>
+            <w:pPr>
+              <w:ind w:firstLine="0"/>
+              <w:jc w:val="left"/>
+              <w:rPr>
+                <w:rFonts w:cs="Times New Roman"/>
+                <w:sz w:val="20"/>
+                <w:szCs w:val="20"/>
+                <w:lang w:val="uk-UA"/>
+              </w:rPr>
+            </w:pPr>
+            <w:r>
+              <w:rPr>
+                <w:rFonts w:cs="Times New Roman"/>
+                <w:sz w:val="20"/>
+                <w:szCs w:val="20"/>
+              </w:rPr>
+              <w:t xml:space="preserve">    return a * b</w:t>
+            </w:r>
+          </w:p>
+          <w:p>
+            <w:pPr>
+              <w:ind w:firstLine="0"/>
+              <w:jc w:val="left"/>
+              <w:rPr>
+                <w:rFonts w:cs="Times New Roman"/>
+                <w:sz w:val="20"/>
+                <w:szCs w:val="20"/>
+              </w:rPr>
+            </w:pPr>
+            <w:r>
+              <w:rPr>
+                <w:rFonts w:cs="Times New Roman"/>
+                <w:sz w:val="20"/>
+                <w:szCs w:val="20"/>
+              </w:rPr>
+              <w:t xml:space="preserve">def </w:t>
+            </w:r>
+            <w:proofErr w:type="gramStart"/>
+            <w:r>
+              <w:rPr>
+                <w:rFonts w:cs="Times New Roman"/>
+                <w:sz w:val="20"/>
+                <w:szCs w:val="20"/>
+              </w:rPr>
+              <w:t>divide(</w:t>
+            </w:r>
+            <w:proofErr w:type="gramEnd"/>
+            <w:r>
+              <w:rPr>
+                <w:rFonts w:cs="Times New Roman"/>
+                <w:sz w:val="20"/>
+                <w:szCs w:val="20"/>
+              </w:rPr>
+              <w:t>a, b):</w:t>
+            </w:r>
+          </w:p>
+          <w:p>
+            <w:pPr>
+              <w:ind w:firstLine="0"/>
+              <w:jc w:val="left"/>
+              <w:rPr>
+                <w:rFonts w:cs="Times New Roman"/>
+                <w:sz w:val="20"/>
+                <w:szCs w:val="20"/>
+              </w:rPr>
+            </w:pPr>
+            <w:r>
+              <w:rPr>
+                <w:rFonts w:cs="Times New Roman"/>
+                <w:sz w:val="20"/>
+                <w:szCs w:val="20"/>
+              </w:rPr>
+              <w:t xml:space="preserve">    if b == 0:</w:t>
+            </w:r>
+          </w:p>
+          <w:p>
+            <w:pPr>
+              <w:ind w:firstLine="0"/>
+              <w:jc w:val="left"/>
+              <w:rPr>
+                <w:rFonts w:cs="Times New Roman"/>
+                <w:sz w:val="20"/>
+                <w:szCs w:val="20"/>
+                <w:lang w:val="ru-RU"/>
+              </w:rPr>
+            </w:pPr>
+            <w:r>
+              <w:rPr>
+                <w:rFonts w:cs="Times New Roman"/>
+                <w:sz w:val="20"/>
+                <w:szCs w:val="20"/>
+              </w:rPr>
+              <w:t xml:space="preserve">        </w:t>
+            </w:r>
+            <w:proofErr w:type="spellStart"/>
+            <w:r>
+              <w:rPr>
+                <w:rFonts w:cs="Times New Roman"/>
+                <w:sz w:val="20"/>
+                <w:szCs w:val="20"/>
+                <w:lang w:val="ru-RU"/>
+              </w:rPr>
+              <w:t>return</w:t>
+            </w:r>
+            <w:proofErr w:type="spellEnd"/>
+            <w:r>
+              <w:rPr>
+                <w:rFonts w:cs="Times New Roman"/>
+                <w:sz w:val="20"/>
+                <w:szCs w:val="20"/>
+                <w:lang w:val="ru-RU"/>
+              </w:rPr>
+              <w:t xml:space="preserve"> "</w:t>
+            </w:r>
+            <w:proofErr w:type="spellStart"/>
+            <w:r>
+              <w:rPr>
+                <w:rFonts w:cs="Times New Roman"/>
+                <w:sz w:val="20"/>
+                <w:szCs w:val="20"/>
+                <w:lang w:val="ru-RU"/>
+              </w:rPr>
+              <w:t>Помилка</w:t>
+            </w:r>
+            <w:proofErr w:type="spellEnd"/>
+            <w:r>
+              <w:rPr>
+                <w:rFonts w:cs="Times New Roman"/>
+                <w:sz w:val="20"/>
+                <w:szCs w:val="20"/>
+                <w:lang w:val="ru-RU"/>
+              </w:rPr>
+              <w:t xml:space="preserve">: </w:t>
+            </w:r>
+            <w:proofErr w:type="spellStart"/>
+            <w:r>
+              <w:rPr>
+                <w:rFonts w:cs="Times New Roman"/>
+                <w:sz w:val="20"/>
+                <w:szCs w:val="20"/>
+                <w:lang w:val="ru-RU"/>
+              </w:rPr>
+              <w:t>ділення</w:t>
+            </w:r>
+            <w:proofErr w:type="spellEnd"/>
+            <w:r>
+              <w:rPr>
+                <w:rFonts w:cs="Times New Roman"/>
+                <w:sz w:val="20"/>
+                <w:szCs w:val="20"/>
+                <w:lang w:val="ru-RU"/>
+              </w:rPr>
+              <w:t xml:space="preserve"> на нуль!"</w:t>
+            </w:r>
+          </w:p>
+          <w:p>
+            <w:pPr>
+              <w:ind w:firstLine="0"/>
+              <w:jc w:val="left"/>
+              <w:rPr>
+                <w:rFonts w:cs="Times New Roman"/>
+                <w:sz w:val="20"/>
+                <w:szCs w:val="20"/>
+                <w:lang w:val="uk-UA"/>
+              </w:rPr>
+            </w:pPr>
+            <w:r>
+              <w:rPr>
+                <w:rFonts w:cs="Times New Roman"/>
+                <w:sz w:val="20"/>
+                <w:szCs w:val="20"/>
+                <w:lang w:val="ru-RU"/>
+              </w:rPr>
+              <w:t xml:space="preserve">    </w:t>
+            </w:r>
+            <w:r>
+              <w:rPr>
+                <w:rFonts w:cs="Times New Roman"/>
+                <w:sz w:val="20"/>
+                <w:szCs w:val="20"/>
+              </w:rPr>
+              <w:t>return a / b</w:t>
+            </w:r>
+          </w:p>
+          <w:p>
+            <w:pPr>
+              <w:ind w:firstLine="0"/>
+              <w:jc w:val="left"/>
+              <w:rPr>
+                <w:rFonts w:cs="Times New Roman"/>
+                <w:sz w:val="20"/>
+                <w:szCs w:val="20"/>
+              </w:rPr>
+            </w:pPr>
+            <w:r>
+              <w:rPr>
+                <w:rFonts w:cs="Times New Roman"/>
+                <w:sz w:val="20"/>
+                <w:szCs w:val="20"/>
+              </w:rPr>
+              <w:t xml:space="preserve">def </w:t>
+            </w:r>
+            <w:proofErr w:type="spellStart"/>
+            <w:r>
+              <w:rPr>
+                <w:rFonts w:cs="Times New Roman"/>
+                <w:sz w:val="20"/>
+                <w:szCs w:val="20"/>
+              </w:rPr>
+              <w:t>calculator_</w:t>
+            </w:r>
+            <w:proofErr w:type="gramStart"/>
+            <w:r>
+              <w:rPr>
+                <w:rFonts w:cs="Times New Roman"/>
+                <w:sz w:val="20"/>
+                <w:szCs w:val="20"/>
+              </w:rPr>
+              <w:t>match</w:t>
+            </w:r>
+            <w:proofErr w:type="spellEnd"/>
+            <w:r>
+              <w:rPr>
+                <w:rFonts w:cs="Times New Roman"/>
+                <w:sz w:val="20"/>
+                <w:szCs w:val="20"/>
+              </w:rPr>
+              <w:t>(</w:t>
+            </w:r>
+            <w:proofErr w:type="gramEnd"/>
+            <w:r>
+              <w:rPr>
+                <w:rFonts w:cs="Times New Roman"/>
+                <w:sz w:val="20"/>
+                <w:szCs w:val="20"/>
+              </w:rPr>
+              <w:t>):</w:t>
+            </w:r>
+          </w:p>
+          <w:p>
+            <w:pPr>
+              <w:ind w:firstLine="0"/>
+              <w:jc w:val="left"/>
+              <w:rPr>
+                <w:rFonts w:cs="Times New Roman"/>
+                <w:sz w:val="20"/>
+                <w:szCs w:val="20"/>
+              </w:rPr>
+            </w:pPr>
+            <w:r>
+              <w:rPr>
+                <w:rFonts w:cs="Times New Roman"/>
+                <w:sz w:val="20"/>
+                <w:szCs w:val="20"/>
+              </w:rPr>
+              <w:t xml:space="preserve">    </w:t>
+            </w:r>
+            <w:proofErr w:type="gramStart"/>
+            <w:r>
+              <w:rPr>
+                <w:rFonts w:cs="Times New Roman"/>
+                <w:sz w:val="20"/>
+                <w:szCs w:val="20"/>
+              </w:rPr>
+              <w:t>print(</w:t>
+            </w:r>
+            <w:proofErr w:type="gramEnd"/>
+            <w:r>
+              <w:rPr>
+                <w:rFonts w:cs="Times New Roman"/>
+                <w:sz w:val="20"/>
+                <w:szCs w:val="20"/>
+              </w:rPr>
+              <w:t xml:space="preserve">"--- </w:t>
+            </w:r>
+            <w:r>
+              <w:rPr>
+                <w:rFonts w:cs="Times New Roman"/>
+                <w:sz w:val="20"/>
+                <w:szCs w:val="20"/>
+                <w:lang w:val="ru-RU"/>
+              </w:rPr>
+              <w:t>Калькулятор</w:t>
+            </w:r>
+            <w:r>
+              <w:rPr>
+                <w:rFonts w:cs="Times New Roman"/>
+                <w:sz w:val="20"/>
+                <w:szCs w:val="20"/>
+              </w:rPr>
+              <w:t xml:space="preserve"> (match-case) ---")</w:t>
+            </w:r>
+          </w:p>
+          <w:p>
+            <w:pPr>
+              <w:ind w:firstLine="0"/>
+              <w:jc w:val="left"/>
+              <w:rPr>
+                <w:rFonts w:cs="Times New Roman"/>
+                <w:sz w:val="20"/>
+                <w:szCs w:val="20"/>
+              </w:rPr>
+            </w:pPr>
+            <w:r>
+              <w:rPr>
+                <w:rFonts w:cs="Times New Roman"/>
+                <w:sz w:val="20"/>
+                <w:szCs w:val="20"/>
+              </w:rPr>
+              <w:t xml:space="preserve">    num1 = </w:t>
+            </w:r>
+            <w:proofErr w:type="gramStart"/>
+            <w:r>
+              <w:rPr>
+                <w:rFonts w:cs="Times New Roman"/>
+                <w:sz w:val="20"/>
+                <w:szCs w:val="20"/>
+              </w:rPr>
+              <w:t>float(input(</w:t>
+            </w:r>
+            <w:proofErr w:type="gramEnd"/>
+            <w:r>
+              <w:rPr>
+                <w:rFonts w:cs="Times New Roman"/>
+                <w:sz w:val="20"/>
+                <w:szCs w:val="20"/>
+              </w:rPr>
+              <w:t>"</w:t>
+            </w:r>
+            <w:proofErr w:type="spellStart"/>
+            <w:r>
+              <w:rPr>
+                <w:rFonts w:cs="Times New Roman"/>
+                <w:sz w:val="20"/>
+                <w:szCs w:val="20"/>
+                <w:lang w:val="ru-RU"/>
+              </w:rPr>
+              <w:t>Введіть</w:t>
+            </w:r>
+            <w:proofErr w:type="spellEnd"/>
+            <w:r>
+              <w:rPr>
+                <w:rFonts w:cs="Times New Roman"/>
+                <w:sz w:val="20"/>
+                <w:szCs w:val="20"/>
+              </w:rPr>
+              <w:t xml:space="preserve"> </w:t>
+            </w:r>
+            <w:r>
+              <w:rPr>
+                <w:rFonts w:cs="Times New Roman"/>
+                <w:sz w:val="20"/>
+                <w:szCs w:val="20"/>
+                <w:lang w:val="ru-RU"/>
+              </w:rPr>
+              <w:t>перше</w:t>
+            </w:r>
+            <w:r>
+              <w:rPr>
+                <w:rFonts w:cs="Times New Roman"/>
+                <w:sz w:val="20"/>
+                <w:szCs w:val="20"/>
+              </w:rPr>
+              <w:t xml:space="preserve"> </w:t>
+            </w:r>
+            <w:r>
+              <w:rPr>
+                <w:rFonts w:cs="Times New Roman"/>
+                <w:sz w:val="20"/>
+                <w:szCs w:val="20"/>
+                <w:lang w:val="ru-RU"/>
+              </w:rPr>
+              <w:t>число</w:t>
+            </w:r>
+            <w:r>
+              <w:rPr>
+                <w:rFonts w:cs="Times New Roman"/>
+                <w:sz w:val="20"/>
+                <w:szCs w:val="20"/>
+              </w:rPr>
+              <w:t>: "))</w:t>
+            </w:r>
+          </w:p>
+          <w:p>
+            <w:pPr>
+              <w:ind w:firstLine="0"/>
+              <w:jc w:val="left"/>
+              <w:rPr>
+                <w:rFonts w:cs="Times New Roman"/>
+                <w:sz w:val="20"/>
+                <w:szCs w:val="20"/>
+              </w:rPr>
+            </w:pPr>
+            <w:r>
+              <w:rPr>
+                <w:rFonts w:cs="Times New Roman"/>
+                <w:sz w:val="20"/>
+                <w:szCs w:val="20"/>
+              </w:rPr>
+              <w:t xml:space="preserve">    op = </w:t>
+            </w:r>
+            <w:proofErr w:type="gramStart"/>
+            <w:r>
+              <w:rPr>
+                <w:rFonts w:cs="Times New Roman"/>
+                <w:sz w:val="20"/>
+                <w:szCs w:val="20"/>
+              </w:rPr>
+              <w:t>input(</w:t>
+            </w:r>
+            <w:proofErr w:type="gramEnd"/>
+            <w:r>
+              <w:rPr>
+                <w:rFonts w:cs="Times New Roman"/>
+                <w:sz w:val="20"/>
+                <w:szCs w:val="20"/>
+              </w:rPr>
+              <w:t>"</w:t>
+            </w:r>
+            <w:proofErr w:type="spellStart"/>
+            <w:r>
+              <w:rPr>
+                <w:rFonts w:cs="Times New Roman"/>
+                <w:sz w:val="20"/>
+                <w:szCs w:val="20"/>
+                <w:lang w:val="ru-RU"/>
+              </w:rPr>
+              <w:t>Введіть</w:t>
+            </w:r>
+            <w:proofErr w:type="spellEnd"/>
+            <w:r>
+              <w:rPr>
+                <w:rFonts w:cs="Times New Roman"/>
+                <w:sz w:val="20"/>
+                <w:szCs w:val="20"/>
+              </w:rPr>
+              <w:t xml:space="preserve"> </w:t>
+            </w:r>
+            <w:proofErr w:type="spellStart"/>
+            <w:r>
+              <w:rPr>
+                <w:rFonts w:cs="Times New Roman"/>
+                <w:sz w:val="20"/>
+                <w:szCs w:val="20"/>
+                <w:lang w:val="ru-RU"/>
+              </w:rPr>
+              <w:t>операцію</w:t>
+            </w:r>
+            <w:proofErr w:type="spellEnd"/>
+            <w:r>
+              <w:rPr>
+                <w:rFonts w:cs="Times New Roman"/>
+                <w:sz w:val="20"/>
+                <w:szCs w:val="20"/>
+              </w:rPr>
+              <w:t xml:space="preserve"> (+, -, *, /): "</w:t>
+            </w:r>
+            <w:proofErr w:type="gramStart"/>
+            <w:r>
+              <w:rPr>
+                <w:rFonts w:cs="Times New Roman"/>
+                <w:sz w:val="20"/>
+                <w:szCs w:val="20"/>
+              </w:rPr>
+              <w:t>).strip</w:t>
+            </w:r>
+            <w:proofErr w:type="gramEnd"/>
+            <w:r>
+              <w:rPr>
+                <w:rFonts w:cs="Times New Roman"/>
+                <w:sz w:val="20"/>
+                <w:szCs w:val="20"/>
+              </w:rPr>
+              <w:t>()</w:t>
+            </w:r>
+          </w:p>
+          <w:p>
+            <w:pPr>
+              <w:ind w:firstLine="0"/>
+              <w:jc w:val="left"/>
+              <w:rPr>
+                <w:rFonts w:cs="Times New Roman"/>
+                <w:sz w:val="20"/>
+                <w:szCs w:val="20"/>
+                <w:lang w:val="uk-UA"/>
+              </w:rPr>
+            </w:pPr>
+            <w:r>
+              <w:rPr>
+                <w:rFonts w:cs="Times New Roman"/>
+                <w:sz w:val="20"/>
+                <w:szCs w:val="20"/>
+              </w:rPr>
+              <w:t xml:space="preserve">    num2 = </w:t>
+            </w:r>
+            <w:proofErr w:type="gramStart"/>
+            <w:r>
+              <w:rPr>
+                <w:rFonts w:cs="Times New Roman"/>
+                <w:sz w:val="20"/>
+                <w:szCs w:val="20"/>
+              </w:rPr>
+              <w:t>float(input(</w:t>
+            </w:r>
+            <w:proofErr w:type="gramEnd"/>
+            <w:r>
+              <w:rPr>
+                <w:rFonts w:cs="Times New Roman"/>
+                <w:sz w:val="20"/>
+                <w:szCs w:val="20"/>
+              </w:rPr>
+              <w:t>"</w:t>
+            </w:r>
+            <w:proofErr w:type="spellStart"/>
+            <w:r>
+              <w:rPr>
+                <w:rFonts w:cs="Times New Roman"/>
+                <w:sz w:val="20"/>
+                <w:szCs w:val="20"/>
+                <w:lang w:val="ru-RU"/>
+              </w:rPr>
+              <w:t>Введіть</w:t>
+            </w:r>
+            <w:proofErr w:type="spellEnd"/>
+            <w:r>
+              <w:rPr>
+                <w:rFonts w:cs="Times New Roman"/>
+                <w:sz w:val="20"/>
+                <w:szCs w:val="20"/>
+              </w:rPr>
+              <w:t xml:space="preserve"> </w:t>
+            </w:r>
+            <w:r>
+              <w:rPr>
+                <w:rFonts w:cs="Times New Roman"/>
+                <w:sz w:val="20"/>
+                <w:szCs w:val="20"/>
+                <w:lang w:val="ru-RU"/>
+              </w:rPr>
+              <w:t>друге</w:t>
+            </w:r>
+            <w:r>
+              <w:rPr>
+                <w:rFonts w:cs="Times New Roman"/>
+                <w:sz w:val="20"/>
+                <w:szCs w:val="20"/>
+              </w:rPr>
+              <w:t xml:space="preserve"> </w:t>
+            </w:r>
+            <w:r>
+              <w:rPr>
+                <w:rFonts w:cs="Times New Roman"/>
+                <w:sz w:val="20"/>
+                <w:szCs w:val="20"/>
+                <w:lang w:val="ru-RU"/>
+              </w:rPr>
+              <w:t>число</w:t>
+            </w:r>
+            <w:r>
+              <w:rPr>
+                <w:rFonts w:cs="Times New Roman"/>
+                <w:sz w:val="20"/>
+                <w:szCs w:val="20"/>
+              </w:rPr>
+              <w:t>: "))</w:t>
+            </w:r>
+          </w:p>
+          <w:p>
+            <w:pPr>
+              <w:ind w:firstLine="0"/>
+              <w:jc w:val="left"/>
+              <w:rPr>
+                <w:rFonts w:cs="Times New Roman"/>
+                <w:sz w:val="20"/>
+                <w:szCs w:val="20"/>
+              </w:rPr>
+            </w:pPr>
+            <w:r>
+              <w:rPr>
+                <w:rFonts w:cs="Times New Roman"/>
+                <w:sz w:val="20"/>
+                <w:szCs w:val="20"/>
+              </w:rPr>
+              <w:t xml:space="preserve">    match op:</w:t>
+            </w:r>
+          </w:p>
+          <w:p>
+            <w:pPr>
+              <w:ind w:firstLine="0"/>
+              <w:jc w:val="left"/>
+              <w:rPr>
+                <w:rFonts w:cs="Times New Roman"/>
+                <w:sz w:val="20"/>
+                <w:szCs w:val="20"/>
+              </w:rPr>
+            </w:pPr>
+            <w:r>
+              <w:rPr>
+                <w:rFonts w:cs="Times New Roman"/>
+                <w:sz w:val="20"/>
+                <w:szCs w:val="20"/>
+              </w:rPr>
+              <w:t xml:space="preserve">        case '+':</w:t>
+            </w:r>
+          </w:p>
+          <w:p>
+            <w:pPr>
+              <w:ind w:firstLine="0"/>
+              <w:jc w:val="left"/>
+              <w:rPr>
+                <w:rFonts w:cs="Times New Roman"/>
+                <w:sz w:val="20"/>
+                <w:szCs w:val="20"/>
+              </w:rPr>
+            </w:pPr>
+            <w:r>
+              <w:rPr>
+                <w:rFonts w:cs="Times New Roman"/>
+                <w:sz w:val="20"/>
+                <w:szCs w:val="20"/>
+              </w:rPr>
+              <w:t xml:space="preserve">            res = </w:t>
+            </w:r>
+            <w:proofErr w:type="gramStart"/>
+            <w:r>
+              <w:rPr>
+                <w:rFonts w:cs="Times New Roman"/>
+                <w:sz w:val="20"/>
+                <w:szCs w:val="20"/>
+              </w:rPr>
+              <w:t>add(</w:t>
+            </w:r>
+            <w:proofErr w:type="gramEnd"/>
+            <w:r>
+              <w:rPr>
+                <w:rFonts w:cs="Times New Roman"/>
+                <w:sz w:val="20"/>
+                <w:szCs w:val="20"/>
+              </w:rPr>
+              <w:t>num1, num2)</w:t>
+            </w:r>
+          </w:p>
+          <w:p>
+            <w:pPr>
+              <w:ind w:firstLine="0"/>
+              <w:jc w:val="left"/>
+              <w:rPr>
+                <w:rFonts w:cs="Times New Roman"/>
+                <w:sz w:val="20"/>
+                <w:szCs w:val="20"/>
+              </w:rPr>
+            </w:pPr>
+            <w:r>
+              <w:rPr>
+                <w:rFonts w:cs="Times New Roman"/>
+                <w:sz w:val="20"/>
+                <w:szCs w:val="20"/>
+              </w:rPr>
+              <w:t xml:space="preserve">        case '-':</w:t>
+            </w:r>
+          </w:p>
+          <w:p>
+            <w:pPr>
+              <w:ind w:firstLine="0"/>
+              <w:jc w:val="left"/>
+              <w:rPr>
+                <w:rFonts w:cs="Times New Roman"/>
+                <w:sz w:val="20"/>
+                <w:szCs w:val="20"/>
+              </w:rPr>
+            </w:pPr>
+            <w:r>
+              <w:rPr>
+                <w:rFonts w:cs="Times New Roman"/>
+                <w:sz w:val="20"/>
+                <w:szCs w:val="20"/>
+              </w:rPr>
+              <w:t xml:space="preserve">            res = </w:t>
+            </w:r>
+            <w:proofErr w:type="gramStart"/>
+            <w:r>
+              <w:rPr>
+                <w:rFonts w:cs="Times New Roman"/>
+                <w:sz w:val="20"/>
+                <w:szCs w:val="20"/>
+              </w:rPr>
+              <w:t>subtract(</w:t>
+            </w:r>
+            <w:proofErr w:type="gramEnd"/>
+            <w:r>
+              <w:rPr>
+                <w:rFonts w:cs="Times New Roman"/>
+                <w:sz w:val="20"/>
+                <w:szCs w:val="20"/>
+              </w:rPr>
+              <w:t>num1, num2)</w:t>
+            </w:r>
+          </w:p>
+          <w:p>
+            <w:pPr>
+              <w:ind w:firstLine="0"/>
+              <w:jc w:val="left"/>
+              <w:rPr>
+                <w:rFonts w:cs="Times New Roman"/>
+                <w:sz w:val="20"/>
+                <w:szCs w:val="20"/>
+              </w:rPr>
+            </w:pPr>
+            <w:r>
+              <w:rPr>
+                <w:rFonts w:cs="Times New Roman"/>
+                <w:sz w:val="20"/>
+                <w:szCs w:val="20"/>
+              </w:rPr>
+              <w:lastRenderedPageBreak/>
+              <w:t xml:space="preserve">        case '*':</w:t>
+            </w:r>
+          </w:p>
+          <w:p>
+            <w:pPr>
+              <w:ind w:firstLine="0"/>
+              <w:jc w:val="left"/>
+              <w:rPr>
+                <w:rFonts w:cs="Times New Roman"/>
+                <w:sz w:val="20"/>
+                <w:szCs w:val="20"/>
+              </w:rPr>
+            </w:pPr>
+            <w:r>
+              <w:rPr>
+                <w:rFonts w:cs="Times New Roman"/>
+                <w:sz w:val="20"/>
+                <w:szCs w:val="20"/>
+              </w:rPr>
+              <w:t xml:space="preserve">            res = </w:t>
+            </w:r>
+            <w:proofErr w:type="gramStart"/>
+            <w:r>
+              <w:rPr>
+                <w:rFonts w:cs="Times New Roman"/>
+                <w:sz w:val="20"/>
+                <w:szCs w:val="20"/>
+              </w:rPr>
+              <w:t>multiply(</w:t>
+            </w:r>
+            <w:proofErr w:type="gramEnd"/>
+            <w:r>
+              <w:rPr>
+                <w:rFonts w:cs="Times New Roman"/>
+                <w:sz w:val="20"/>
+                <w:szCs w:val="20"/>
+              </w:rPr>
+              <w:t>num1, num2)</w:t>
+            </w:r>
+          </w:p>
+          <w:p>
+            <w:pPr>
+              <w:ind w:firstLine="0"/>
+              <w:jc w:val="left"/>
+              <w:rPr>
+                <w:rFonts w:cs="Times New Roman"/>
+                <w:sz w:val="20"/>
+                <w:szCs w:val="20"/>
+              </w:rPr>
+            </w:pPr>
+            <w:r>
+              <w:rPr>
+                <w:rFonts w:cs="Times New Roman"/>
+                <w:sz w:val="20"/>
+                <w:szCs w:val="20"/>
+              </w:rPr>
+              <w:t xml:space="preserve">        case '/':</w:t>
+            </w:r>
+          </w:p>
+          <w:p>
+            <w:pPr>
+              <w:ind w:firstLine="0"/>
+              <w:jc w:val="left"/>
+              <w:rPr>
+                <w:rFonts w:cs="Times New Roman"/>
+                <w:sz w:val="20"/>
+                <w:szCs w:val="20"/>
+              </w:rPr>
+            </w:pPr>
+            <w:r>
+              <w:rPr>
+                <w:rFonts w:cs="Times New Roman"/>
+                <w:sz w:val="20"/>
+                <w:szCs w:val="20"/>
+              </w:rPr>
+              <w:t xml:space="preserve">            res = </w:t>
+            </w:r>
+            <w:proofErr w:type="gramStart"/>
+            <w:r>
+              <w:rPr>
+                <w:rFonts w:cs="Times New Roman"/>
+                <w:sz w:val="20"/>
+                <w:szCs w:val="20"/>
+              </w:rPr>
+              <w:t>divide(</w:t>
+            </w:r>
+            <w:proofErr w:type="gramEnd"/>
+            <w:r>
+              <w:rPr>
+                <w:rFonts w:cs="Times New Roman"/>
+                <w:sz w:val="20"/>
+                <w:szCs w:val="20"/>
+              </w:rPr>
+              <w:t>num1, num2)</w:t>
+            </w:r>
+          </w:p>
+          <w:p>
+            <w:pPr>
+              <w:ind w:firstLine="0"/>
+              <w:jc w:val="left"/>
+              <w:rPr>
+                <w:rFonts w:cs="Times New Roman"/>
+                <w:sz w:val="20"/>
+                <w:szCs w:val="20"/>
+              </w:rPr>
+            </w:pPr>
+            <w:r>
+              <w:rPr>
+                <w:rFonts w:cs="Times New Roman"/>
+                <w:sz w:val="20"/>
+                <w:szCs w:val="20"/>
+              </w:rPr>
+              <w:t xml:space="preserve">        case _:</w:t>
+            </w:r>
+          </w:p>
+          <w:p>
+            <w:pPr>
+              <w:ind w:firstLine="0"/>
+              <w:jc w:val="left"/>
+              <w:rPr>
+                <w:rFonts w:cs="Times New Roman"/>
+                <w:sz w:val="20"/>
+                <w:szCs w:val="20"/>
+                <w:lang w:val="ru-RU"/>
+              </w:rPr>
+            </w:pPr>
+            <w:r>
+              <w:rPr>
+                <w:rFonts w:cs="Times New Roman"/>
+                <w:sz w:val="20"/>
+                <w:szCs w:val="20"/>
+              </w:rPr>
+              <w:t xml:space="preserve">            </w:t>
+            </w:r>
+            <w:proofErr w:type="spellStart"/>
+            <w:r>
+              <w:rPr>
+                <w:rFonts w:cs="Times New Roman"/>
+                <w:sz w:val="20"/>
+                <w:szCs w:val="20"/>
+                <w:lang w:val="ru-RU"/>
+              </w:rPr>
+              <w:t>res</w:t>
+            </w:r>
+            <w:proofErr w:type="spellEnd"/>
+            <w:r>
+              <w:rPr>
+                <w:rFonts w:cs="Times New Roman"/>
+                <w:sz w:val="20"/>
+                <w:szCs w:val="20"/>
+                <w:lang w:val="ru-RU"/>
+              </w:rPr>
+              <w:t xml:space="preserve"> = "</w:t>
+            </w:r>
+            <w:proofErr w:type="spellStart"/>
+            <w:r>
+              <w:rPr>
+                <w:rFonts w:cs="Times New Roman"/>
+                <w:sz w:val="20"/>
+                <w:szCs w:val="20"/>
+                <w:lang w:val="ru-RU"/>
+              </w:rPr>
+              <w:t>Невідома</w:t>
+            </w:r>
+            <w:proofErr w:type="spellEnd"/>
+            <w:r>
+              <w:rPr>
+                <w:rFonts w:cs="Times New Roman"/>
+                <w:sz w:val="20"/>
+                <w:szCs w:val="20"/>
+                <w:lang w:val="ru-RU"/>
+              </w:rPr>
+              <w:t xml:space="preserve"> </w:t>
+            </w:r>
+            <w:proofErr w:type="spellStart"/>
+            <w:r>
+              <w:rPr>
+                <w:rFonts w:cs="Times New Roman"/>
+                <w:sz w:val="20"/>
+                <w:szCs w:val="20"/>
+                <w:lang w:val="ru-RU"/>
+              </w:rPr>
+              <w:t>операція</w:t>
+            </w:r>
+            <w:proofErr w:type="spellEnd"/>
+            <w:r>
+              <w:rPr>
+                <w:rFonts w:cs="Times New Roman"/>
+                <w:sz w:val="20"/>
+                <w:szCs w:val="20"/>
+                <w:lang w:val="ru-RU"/>
+              </w:rPr>
+              <w:t>!"</w:t>
+            </w:r>
+          </w:p>
+          <w:p>
+            <w:pPr>
+              <w:ind w:firstLine="0"/>
+              <w:jc w:val="left"/>
+              <w:rPr>
+                <w:rFonts w:cs="Times New Roman"/>
+                <w:sz w:val="20"/>
+                <w:szCs w:val="20"/>
+                <w:lang w:val="ru-RU"/>
+              </w:rPr>
+            </w:pPr>
+            <w:r>
+              <w:rPr>
+                <w:rFonts w:cs="Times New Roman"/>
+                <w:sz w:val="20"/>
+                <w:szCs w:val="20"/>
+                <w:lang w:val="ru-RU"/>
+              </w:rPr>
+              <w:t xml:space="preserve">    </w:t>
+            </w:r>
+            <w:proofErr w:type="spellStart"/>
+            <w:proofErr w:type="gramStart"/>
+            <w:r>
+              <w:rPr>
+                <w:rFonts w:cs="Times New Roman"/>
+                <w:sz w:val="20"/>
+                <w:szCs w:val="20"/>
+                <w:lang w:val="ru-RU"/>
+              </w:rPr>
+              <w:t>print</w:t>
+            </w:r>
+            <w:proofErr w:type="spellEnd"/>
+            <w:r>
+              <w:rPr>
+                <w:rFonts w:cs="Times New Roman"/>
+                <w:sz w:val="20"/>
+                <w:szCs w:val="20"/>
+                <w:lang w:val="ru-RU"/>
+              </w:rPr>
+              <w:t>(</w:t>
+            </w:r>
+            <w:proofErr w:type="spellStart"/>
+            <w:proofErr w:type="gramEnd"/>
+            <w:r>
+              <w:rPr>
+                <w:rFonts w:cs="Times New Roman"/>
+                <w:sz w:val="20"/>
+                <w:szCs w:val="20"/>
+                <w:lang w:val="ru-RU"/>
+              </w:rPr>
+              <w:t>f"Результат</w:t>
+            </w:r>
+            <w:proofErr w:type="spellEnd"/>
+            <w:r>
+              <w:rPr>
+                <w:rFonts w:cs="Times New Roman"/>
+                <w:sz w:val="20"/>
+                <w:szCs w:val="20"/>
+                <w:lang w:val="ru-RU"/>
+              </w:rPr>
+              <w:t>: {</w:t>
+            </w:r>
+            <w:proofErr w:type="spellStart"/>
+            <w:r>
+              <w:rPr>
+                <w:rFonts w:cs="Times New Roman"/>
+                <w:sz w:val="20"/>
+                <w:szCs w:val="20"/>
+                <w:lang w:val="ru-RU"/>
+              </w:rPr>
+              <w:t>res</w:t>
+            </w:r>
+            <w:proofErr w:type="spellEnd"/>
+            <w:r>
+              <w:rPr>
+                <w:rFonts w:cs="Times New Roman"/>
+                <w:sz w:val="20"/>
+                <w:szCs w:val="20"/>
+                <w:lang w:val="ru-RU"/>
+              </w:rPr>
+              <w:t>}")</w:t>
+            </w:r>
+          </w:p>
+          <w:p>
+            <w:pPr>
+              <w:ind w:firstLine="0"/>
+              <w:jc w:val="left"/>
+              <w:rPr>
+                <w:rFonts w:cs="Times New Roman"/>
+                <w:sz w:val="20"/>
+                <w:szCs w:val="20"/>
+              </w:rPr>
+            </w:pPr>
+            <w:r>
+              <w:rPr>
+                <w:rFonts w:cs="Times New Roman"/>
+                <w:sz w:val="20"/>
+                <w:szCs w:val="20"/>
+              </w:rPr>
+              <w:t>if __name__ == "__main__":</w:t>
+            </w:r>
+          </w:p>
+          <w:p>
+            <w:pPr>
+              <w:ind w:firstLine="0"/>
+              <w:jc w:val="left"/>
+              <w:rPr>
+                <w:rFonts w:cs="Times New Roman"/>
+                <w:sz w:val="20"/>
+                <w:szCs w:val="20"/>
+              </w:rPr>
+            </w:pPr>
+            <w:r>
+              <w:rPr>
+                <w:rFonts w:cs="Times New Roman"/>
+                <w:sz w:val="20"/>
+                <w:szCs w:val="20"/>
+              </w:rPr>
+              <w:t xml:space="preserve">    </w:t>
+            </w:r>
+            <w:proofErr w:type="spellStart"/>
+            <w:r>
+              <w:rPr>
+                <w:rFonts w:cs="Times New Roman"/>
+                <w:sz w:val="20"/>
+                <w:szCs w:val="20"/>
+              </w:rPr>
+              <w:t>calculator_</w:t>
+            </w:r>
+            <w:proofErr w:type="gramStart"/>
+            <w:r>
+              <w:rPr>
+                <w:rFonts w:cs="Times New Roman"/>
+                <w:sz w:val="20"/>
+                <w:szCs w:val="20"/>
+              </w:rPr>
+              <w:t>match</w:t>
+            </w:r>
+            <w:proofErr w:type="spellEnd"/>
+            <w:r>
+              <w:rPr>
+                <w:rFonts w:cs="Times New Roman"/>
+                <w:sz w:val="20"/>
+                <w:szCs w:val="20"/>
+              </w:rPr>
+              <w:t>(</w:t>
+            </w:r>
+            <w:proofErr w:type="gramEnd"/>
+            <w:r>
+              <w:rPr>
+                <w:rFonts w:cs="Times New Roman"/>
+                <w:sz w:val="20"/>
+                <w:szCs w:val="20"/>
+              </w:rPr>
+              <w:t>)</w:t>
+            </w:r>
+          </w:p>
+        </w:tc>
+      </w:tr>
+    </w:tbl>
+    <w:p>
+      <w:pPr>
+        <w:jc w:val="left"/>
+        <w:rPr>
+          <w:rFonts w:cs="Times New Roman"/>
+          <w:szCs w:val="28"/>
+        </w:rPr>
+      </w:pPr>
+    </w:p>
+    <w:p>
+      <w:pPr>
+        <w:jc w:val="left"/>
+        <w:rPr>
+          <w:rFonts w:cs="Times New Roman"/>
+          <w:szCs w:val="28"/>
+        </w:rPr>
+      </w:pPr>
+    </w:p>
+    <w:p>
+      <w:pPr>
+        <w:jc w:val="left"/>
+        <w:rPr>
+          <w:rFonts w:cs="Times New Roman"/>
+          <w:szCs w:val="28"/>
+        </w:rPr>
+      </w:pPr>
+    </w:p>
+    <w:p>
+      <w:pPr>
+        <w:jc w:val="left"/>
+        <w:rPr>
+          <w:rFonts w:cs="Times New Roman"/>
+          <w:szCs w:val="28"/>
+        </w:rPr>
+      </w:pPr>
+    </w:p>
+    <w:p>
+      <w:pPr>
+        <w:jc w:val="left"/>
+        <w:rPr>
+          <w:rFonts w:cs="Times New Roman"/>
+          <w:szCs w:val="28"/>
+          <w:lang w:val="ru-RU"/>
+        </w:rPr>
+      </w:pPr>
+      <w:r>
+        <w:rPr>
+          <w:rFonts w:cs="Times New Roman"/>
+          <w:b/>
+          <w:bCs/>
+          <w:szCs w:val="28"/>
+          <w:lang w:val="ru-RU"/>
+        </w:rPr>
+        <w:t xml:space="preserve">Результат </w:t>
+      </w:r>
+      <w:proofErr w:type="spellStart"/>
+      <w:r>
+        <w:rPr>
+          <w:rFonts w:cs="Times New Roman"/>
+          <w:b/>
+          <w:bCs/>
+          <w:szCs w:val="28"/>
+          <w:lang w:val="ru-RU"/>
+        </w:rPr>
+        <w:t>виконання</w:t>
+      </w:r>
+      <w:proofErr w:type="spellEnd"/>
+      <w:r>
+        <w:rPr>
+          <w:rFonts w:cs="Times New Roman"/>
+          <w:b/>
+          <w:bCs/>
+          <w:szCs w:val="28"/>
+          <w:lang w:val="ru-RU"/>
+        </w:rPr>
+        <w:t>:</w:t>
+      </w:r>
+    </w:p>
+    <w:p>
+      <w:pPr>
+        <w:jc w:val="left"/>
+        <w:rPr>
+          <w:rFonts w:cs="Times New Roman"/>
+          <w:b/>
+          <w:bCs/>
+          <w:szCs w:val="28"/>
+          <w:lang w:val="ru-RU"/>
+        </w:rPr>
+      </w:pPr>
+      <w:r>
+        <w:rPr>
+          <w:rFonts w:cs="Times New Roman"/>
+          <w:i/>
+          <w:iCs/>
+          <w:szCs w:val="28"/>
+          <w:lang w:val="ru-RU"/>
+        </w:rPr>
+        <w:drawing>
+          <wp:inline distT="0" distB="0" distL="0" distR="0" wp14:anchorId="3FFE32BC" wp14:editId="49EDD686">
+            <wp:extent cx="5943600" cy="1471930"/>
+            <wp:effectExtent l="0" t="0" r="0" b="0"/>
+            <wp:docPr id="1720670550" name="Рисунок 1"/>
+            <wp:cNvGraphicFramePr>
+              <a:graphicFrameLocks xmlns:a="http://schemas.openxmlformats.org/drawingml/2006/main" noChangeAspect="1"/>
+            </wp:cNvGraphicFramePr>
+            <a:graphic xmlns:a="http://schemas.openxmlformats.org/drawingml/2006/main">
+              <a:graphicData uri="http://schemas.openxmlformats.org/drawingml/2006/picture">
+                <pic:pic xmlns:pic="http://schemas.openxmlformats.org/drawingml/2006/picture">
+                  <pic:nvPicPr>
+                    <pic:cNvPr id="1720670550" name=""/>
+                    <pic:cNvPicPr/>
+                  </pic:nvPicPr>
+                  <pic:blipFill>
+                    <a:blip r:embed="rId21"/>
+                    <a:stretch>
+                      <a:fillRect/>
+                    </a:stretch>
+                  </pic:blipFill>
+                  <pic:spPr>
+                    <a:xfrm>
+                      <a:off x="0" y="0"/>
+                      <a:ext cx="5943600" cy="1471930"/>
+                    </a:xfrm>
+                    <a:prstGeom prst="rect">
+                      <a:avLst/>
+                    </a:prstGeom>
+                  </pic:spPr>
+                </pic:pic>
+              </a:graphicData>
+            </a:graphic>
+          </wp:inline>
+        </w:drawing>
+      </w:r>
+    </w:p>
+    <w:p>
+      <w:pPr>
+        <w:jc w:val="left"/>
+        <w:rPr>
+          <w:rFonts w:cs="Times New Roman"/>
+          <w:szCs w:val="28"/>
+          <w:lang w:val="ru-RU"/>
+        </w:rPr>
+      </w:pPr>
+      <w:proofErr w:type="spellStart"/>
+      <w:r>
+        <w:rPr>
+          <w:rFonts w:cs="Times New Roman"/>
+          <w:b/>
+          <w:bCs/>
+          <w:szCs w:val="28"/>
+          <w:lang w:val="ru-RU"/>
+        </w:rPr>
+        <w:t>Посилання</w:t>
+      </w:r>
+      <w:proofErr w:type="spellEnd"/>
+      <w:r>
+        <w:rPr>
+          <w:rFonts w:cs="Times New Roman"/>
+          <w:b/>
+          <w:bCs/>
+          <w:szCs w:val="28"/>
+          <w:lang w:val="ru-RU"/>
+        </w:rPr>
+        <w:t xml:space="preserve"> на </w:t>
+      </w:r>
+      <w:proofErr w:type="spellStart"/>
+      <w:r>
+        <w:rPr>
+          <w:rFonts w:cs="Times New Roman"/>
+          <w:b/>
+          <w:bCs/>
+          <w:szCs w:val="28"/>
+          <w:lang w:val="ru-RU"/>
+        </w:rPr>
+        <w:t>GitHub</w:t>
+      </w:r>
+      <w:proofErr w:type="spellEnd"/>
+      <w:r>
+        <w:rPr>
+          <w:rFonts w:cs="Times New Roman"/>
+          <w:b/>
+          <w:bCs/>
+          <w:szCs w:val="28"/>
+          <w:lang w:val="ru-RU"/>
+        </w:rPr>
+        <w:t>:</w:t>
+      </w:r>
+    </w:p>
+    <w:p>
+      <w:pPr>
+        <w:rPr>
+          <w:rFonts w:cs="Times New Roman"/>
+          <w:szCs w:val="28"/>
+        </w:rPr>
+      </w:pPr>
+      <w:hyperlink r:id="rId22" w:history="1">
+        <w:r>
+          <w:rPr>
+            <w:rStyle w:val="a4"/>
+            <w:rFonts w:cs="Times New Roman"/>
+            <w:szCs w:val="28"/>
+            <w:lang w:val="ru-RU"/>
+          </w:rPr>
+          <w:t>https://github.com/Vladcreater/TP-KB-252-Vlad-Baklazhko/blob/main/topic_02/task3.py</w:t>
+        </w:r>
+      </w:hyperlink>
+    </w:p>
+    <w:p>
+      <w:pPr>
+        <w:rPr>
+          <w:rFonts w:cs="Times New Roman"/>
+          <w:szCs w:val="28"/>
+        </w:rPr>
+      </w:pPr>
+    </w:p>
+    <w:p>
+      <w:pPr>
+        <w:rPr>
+          <w:rFonts w:cs="Times New Roman"/>
+          <w:szCs w:val="28"/>
+        </w:rPr>
+      </w:pPr>
+    </w:p>
+    <w:p>
+      <w:pPr>
+        <w:rPr>
+          <w:rFonts w:cs="Times New Roman"/>
+          <w:szCs w:val="28"/>
+        </w:rPr>
+      </w:pPr>
+    </w:p>
+    <w:p>
+      <w:pPr>
+        <w:rPr>
+          <w:rFonts w:cs="Times New Roman"/>
+          <w:szCs w:val="28"/>
+          <w:lang w:val="ru-RU"/>
+        </w:rPr>
+      </w:pPr>
+      <w:proofErr w:type="spellStart"/>
+      <w:r>
+        <w:rPr>
+          <w:rFonts w:cs="Times New Roman"/>
+          <w:b/>
+          <w:bCs/>
+          <w:szCs w:val="28"/>
+          <w:lang w:val="ru-RU"/>
+        </w:rPr>
+        <w:lastRenderedPageBreak/>
+        <w:t>Знімок</w:t>
+      </w:r>
+      <w:proofErr w:type="spellEnd"/>
+      <w:r>
+        <w:rPr>
+          <w:rFonts w:cs="Times New Roman"/>
+          <w:b/>
+          <w:bCs/>
+          <w:szCs w:val="28"/>
+          <w:lang w:val="ru-RU"/>
+        </w:rPr>
+        <w:t xml:space="preserve"> </w:t>
+      </w:r>
+      <w:proofErr w:type="spellStart"/>
+      <w:r>
+        <w:rPr>
+          <w:rFonts w:cs="Times New Roman"/>
+          <w:b/>
+          <w:bCs/>
+          <w:szCs w:val="28"/>
+          <w:lang w:val="ru-RU"/>
+        </w:rPr>
+        <w:t>екрану</w:t>
+      </w:r>
+      <w:proofErr w:type="spellEnd"/>
+      <w:r>
+        <w:rPr>
+          <w:rFonts w:cs="Times New Roman"/>
+          <w:b/>
+          <w:bCs/>
+          <w:szCs w:val="28"/>
+          <w:lang w:val="ru-RU"/>
+        </w:rPr>
+        <w:t xml:space="preserve"> з </w:t>
+      </w:r>
+      <w:proofErr w:type="spellStart"/>
+      <w:r>
+        <w:rPr>
+          <w:rFonts w:cs="Times New Roman"/>
+          <w:b/>
+          <w:bCs/>
+          <w:szCs w:val="28"/>
+          <w:lang w:val="ru-RU"/>
+        </w:rPr>
+        <w:t>посилання</w:t>
+      </w:r>
+      <w:proofErr w:type="spellEnd"/>
+      <w:r>
+        <w:rPr>
+          <w:rFonts w:cs="Times New Roman"/>
+          <w:b/>
+          <w:bCs/>
+          <w:szCs w:val="28"/>
+          <w:lang w:val="ru-RU"/>
+        </w:rPr>
+        <w:t xml:space="preserve"> на </w:t>
+      </w:r>
+      <w:proofErr w:type="spellStart"/>
+      <w:r>
+        <w:rPr>
+          <w:rFonts w:cs="Times New Roman"/>
+          <w:b/>
+          <w:bCs/>
+          <w:szCs w:val="28"/>
+          <w:lang w:val="ru-RU"/>
+        </w:rPr>
+        <w:t>GitHub</w:t>
+      </w:r>
+      <w:proofErr w:type="spellEnd"/>
+      <w:r>
+        <w:rPr>
+          <w:rFonts w:cs="Times New Roman"/>
+          <w:b/>
+          <w:bCs/>
+          <w:szCs w:val="28"/>
+          <w:lang w:val="ru-RU"/>
+        </w:rPr>
+        <w:t>:</w:t>
+      </w:r>
+    </w:p>
+    <w:p>
+      <w:pPr>
+        <w:rPr>
+          <w:rFonts w:cs="Times New Roman"/>
+          <w:szCs w:val="28"/>
+        </w:rPr>
+      </w:pPr>
+      <w:r>
+        <w:rPr>
+          <w:rFonts w:cs="Times New Roman"/>
+          <w:i/>
+          <w:iCs/>
+          <w:szCs w:val="28"/>
+          <w:lang w:val="ru-RU"/>
+        </w:rPr>
+        <w:drawing>
+          <wp:inline distT="0" distB="0" distL="0" distR="0" wp14:anchorId="652F52D8" wp14:editId="2B1FA9C7">
+            <wp:extent cx="3838669" cy="3230880"/>
+            <wp:effectExtent l="0" t="0" r="9525" b="7620"/>
+            <wp:docPr id="518695764" name="Рисунок 1"/>
+            <wp:cNvGraphicFramePr>
+              <a:graphicFrameLocks xmlns:a="http://schemas.openxmlformats.org/drawingml/2006/main" noChangeAspect="1"/>
+            </wp:cNvGraphicFramePr>
+            <a:graphic xmlns:a="http://schemas.openxmlformats.org/drawingml/2006/main">
+              <a:graphicData uri="http://schemas.openxmlformats.org/drawingml/2006/picture">
+                <pic:pic xmlns:pic="http://schemas.openxmlformats.org/drawingml/2006/picture">
+                  <pic:nvPicPr>
+                    <pic:cNvPr id="518695764" name=""/>
+                    <pic:cNvPicPr/>
+                  </pic:nvPicPr>
+                  <pic:blipFill>
+                    <a:blip r:embed="rId23"/>
+                    <a:stretch>
+                      <a:fillRect/>
+                    </a:stretch>
+                  </pic:blipFill>
+                  <pic:spPr>
+                    <a:xfrm>
+                      <a:off x="0" y="0"/>
+                      <a:ext cx="3839760" cy="3231798"/>
+                    </a:xfrm>
+                    <a:prstGeom prst="rect">
+                      <a:avLst/>
+                    </a:prstGeom>
+                  </pic:spPr>
+                </pic:pic>
+              </a:graphicData>
+            </a:graphic>
+          </wp:inline>
+        </w:drawing>
+      </w:r>
+    </w:p>
+    <w:p>
+      <w:pPr>
+        <w:rPr>
+          <w:rFonts w:cs="Times New Roman"/>
+          <w:szCs w:val="28"/>
+        </w:rPr>
+      </w:pPr>
+    </w:p>
+    <w:p>
+      <w:pPr>
+        <w:rPr>
+          <w:rFonts w:cs="Times New Roman"/>
+          <w:szCs w:val="28"/>
+          <w:lang w:val="ru-RU"/>
+        </w:rPr>
+      </w:pPr>
+      <w:proofErr w:type="spellStart"/>
+      <w:r>
+        <w:rPr>
+          <w:rFonts w:cs="Times New Roman"/>
+          <w:b/>
+          <w:bCs/>
+          <w:szCs w:val="28"/>
+          <w:lang w:val="ru-RU"/>
+        </w:rPr>
+        <w:t>Висновок</w:t>
+      </w:r>
+      <w:proofErr w:type="spellEnd"/>
+      <w:r>
+        <w:rPr>
+          <w:rFonts w:cs="Times New Roman"/>
+          <w:b/>
+          <w:bCs/>
+          <w:szCs w:val="28"/>
+          <w:lang w:val="ru-RU"/>
+        </w:rPr>
+        <w:t>:</w:t>
+      </w:r>
+      <w:r>
+        <w:rPr>
+          <w:rFonts w:cs="Times New Roman"/>
+          <w:szCs w:val="28"/>
+          <w:lang w:val="ru-RU"/>
+        </w:rPr>
+        <w:t xml:space="preserve"> </w:t>
+      </w:r>
+      <w:proofErr w:type="spellStart"/>
+      <w:r>
+        <w:rPr>
+          <w:rFonts w:cs="Times New Roman"/>
+          <w:szCs w:val="28"/>
+          <w:lang w:val="ru-RU"/>
+        </w:rPr>
+        <w:t>під</w:t>
+      </w:r>
+      <w:proofErr w:type="spellEnd"/>
+      <w:r>
+        <w:rPr>
+          <w:rFonts w:cs="Times New Roman"/>
+          <w:szCs w:val="28"/>
+          <w:lang w:val="ru-RU"/>
+        </w:rPr>
+        <w:t xml:space="preserve"> час </w:t>
+      </w:r>
+      <w:proofErr w:type="spellStart"/>
+      <w:r>
+        <w:rPr>
+          <w:rFonts w:cs="Times New Roman"/>
+          <w:szCs w:val="28"/>
+          <w:lang w:val="ru-RU"/>
+        </w:rPr>
+        <w:t>виконання</w:t>
+      </w:r>
+      <w:proofErr w:type="spellEnd"/>
+      <w:r>
+        <w:rPr>
+          <w:rFonts w:cs="Times New Roman"/>
+          <w:szCs w:val="28"/>
+          <w:lang w:val="ru-RU"/>
+        </w:rPr>
+        <w:t xml:space="preserve"> </w:t>
+      </w:r>
+      <w:proofErr w:type="spellStart"/>
+      <w:r>
+        <w:rPr>
+          <w:rFonts w:cs="Times New Roman"/>
+          <w:szCs w:val="28"/>
+          <w:lang w:val="ru-RU"/>
+        </w:rPr>
+        <w:t>практичних</w:t>
+      </w:r>
+      <w:proofErr w:type="spellEnd"/>
+      <w:r>
+        <w:rPr>
+          <w:rFonts w:cs="Times New Roman"/>
+          <w:szCs w:val="28"/>
+          <w:lang w:val="ru-RU"/>
+        </w:rPr>
+        <w:t xml:space="preserve"> </w:t>
+      </w:r>
+      <w:proofErr w:type="spellStart"/>
+      <w:r>
+        <w:rPr>
+          <w:rFonts w:cs="Times New Roman"/>
+          <w:szCs w:val="28"/>
+          <w:lang w:val="ru-RU"/>
+        </w:rPr>
+        <w:t>завдань</w:t>
+      </w:r>
+      <w:proofErr w:type="spellEnd"/>
+      <w:r>
+        <w:rPr>
+          <w:rFonts w:cs="Times New Roman"/>
+          <w:szCs w:val="28"/>
+          <w:lang w:val="ru-RU"/>
+        </w:rPr>
+        <w:t xml:space="preserve"> до Теми №2 </w:t>
+      </w:r>
+      <w:proofErr w:type="spellStart"/>
+      <w:r>
+        <w:rPr>
+          <w:rFonts w:cs="Times New Roman"/>
+          <w:szCs w:val="28"/>
+          <w:lang w:val="ru-RU"/>
+        </w:rPr>
+        <w:t>було</w:t>
+      </w:r>
+      <w:proofErr w:type="spellEnd"/>
+      <w:r>
+        <w:rPr>
+          <w:rFonts w:cs="Times New Roman"/>
+          <w:szCs w:val="28"/>
+          <w:lang w:val="ru-RU"/>
+        </w:rPr>
+        <w:t xml:space="preserve"> </w:t>
+      </w:r>
+      <w:proofErr w:type="spellStart"/>
+      <w:r>
+        <w:rPr>
+          <w:rFonts w:cs="Times New Roman"/>
+          <w:szCs w:val="28"/>
+          <w:lang w:val="ru-RU"/>
+        </w:rPr>
+        <w:t>реалізовано</w:t>
+      </w:r>
+      <w:proofErr w:type="spellEnd"/>
+      <w:r>
+        <w:rPr>
+          <w:rFonts w:cs="Times New Roman"/>
+          <w:szCs w:val="28"/>
+          <w:lang w:val="ru-RU"/>
+        </w:rPr>
+        <w:t xml:space="preserve"> та протестовано алгоритм </w:t>
+      </w:r>
+      <w:proofErr w:type="spellStart"/>
+      <w:r>
+        <w:rPr>
+          <w:rFonts w:cs="Times New Roman"/>
+          <w:szCs w:val="28"/>
+          <w:lang w:val="ru-RU"/>
+        </w:rPr>
+        <w:t>знаходження</w:t>
+      </w:r>
+      <w:proofErr w:type="spellEnd"/>
+      <w:r>
+        <w:rPr>
+          <w:rFonts w:cs="Times New Roman"/>
+          <w:szCs w:val="28"/>
+          <w:lang w:val="ru-RU"/>
+        </w:rPr>
+        <w:t xml:space="preserve"> </w:t>
+      </w:r>
+      <w:proofErr w:type="spellStart"/>
+      <w:r>
+        <w:rPr>
+          <w:rFonts w:cs="Times New Roman"/>
+          <w:szCs w:val="28"/>
+          <w:lang w:val="ru-RU"/>
+        </w:rPr>
+        <w:t>коренів</w:t>
+      </w:r>
+      <w:proofErr w:type="spellEnd"/>
+      <w:r>
+        <w:rPr>
+          <w:rFonts w:cs="Times New Roman"/>
+          <w:szCs w:val="28"/>
+          <w:lang w:val="ru-RU"/>
+        </w:rPr>
+        <w:t xml:space="preserve"> квадратного </w:t>
+      </w:r>
+      <w:proofErr w:type="spellStart"/>
+      <w:r>
+        <w:rPr>
+          <w:rFonts w:cs="Times New Roman"/>
+          <w:szCs w:val="28"/>
+          <w:lang w:val="ru-RU"/>
+        </w:rPr>
+        <w:t>рівняння</w:t>
+      </w:r>
+      <w:proofErr w:type="spellEnd"/>
+      <w:r>
+        <w:rPr>
+          <w:rFonts w:cs="Times New Roman"/>
+          <w:szCs w:val="28"/>
+          <w:lang w:val="ru-RU"/>
+        </w:rPr>
+        <w:t xml:space="preserve"> з </w:t>
+      </w:r>
+      <w:proofErr w:type="spellStart"/>
+      <w:r>
+        <w:rPr>
+          <w:rFonts w:cs="Times New Roman"/>
+          <w:szCs w:val="28"/>
+          <w:lang w:val="ru-RU"/>
+        </w:rPr>
+        <w:t>використанням</w:t>
+      </w:r>
+      <w:proofErr w:type="spellEnd"/>
+      <w:r>
+        <w:rPr>
+          <w:rFonts w:cs="Times New Roman"/>
+          <w:szCs w:val="28"/>
+          <w:lang w:val="ru-RU"/>
+        </w:rPr>
+        <w:t xml:space="preserve"> </w:t>
+      </w:r>
+      <w:proofErr w:type="spellStart"/>
+      <w:r>
+        <w:rPr>
+          <w:rFonts w:cs="Times New Roman"/>
+          <w:szCs w:val="28"/>
+          <w:lang w:val="ru-RU"/>
+        </w:rPr>
+        <w:t>обчислення</w:t>
+      </w:r>
+      <w:proofErr w:type="spellEnd"/>
+      <w:r>
+        <w:rPr>
+          <w:rFonts w:cs="Times New Roman"/>
+          <w:szCs w:val="28"/>
+          <w:lang w:val="ru-RU"/>
+        </w:rPr>
+        <w:t xml:space="preserve"> </w:t>
+      </w:r>
+      <w:proofErr w:type="spellStart"/>
+      <w:r>
+        <w:rPr>
+          <w:rFonts w:cs="Times New Roman"/>
+          <w:szCs w:val="28"/>
+          <w:lang w:val="ru-RU"/>
+        </w:rPr>
+        <w:t>дискримінанта</w:t>
+      </w:r>
+      <w:proofErr w:type="spellEnd"/>
+      <w:r>
+        <w:rPr>
+          <w:rFonts w:cs="Times New Roman"/>
+          <w:szCs w:val="28"/>
+          <w:lang w:val="ru-RU"/>
+        </w:rPr>
+        <w:t xml:space="preserve"> та </w:t>
+      </w:r>
+      <w:proofErr w:type="spellStart"/>
+      <w:r>
+        <w:rPr>
+          <w:rFonts w:cs="Times New Roman"/>
+          <w:szCs w:val="28"/>
+          <w:lang w:val="ru-RU"/>
+        </w:rPr>
+        <w:t>умовних</w:t>
+      </w:r>
+      <w:proofErr w:type="spellEnd"/>
+      <w:r>
+        <w:rPr>
+          <w:rFonts w:cs="Times New Roman"/>
+          <w:szCs w:val="28"/>
+          <w:lang w:val="ru-RU"/>
+        </w:rPr>
+        <w:t xml:space="preserve"> </w:t>
+      </w:r>
+      <w:proofErr w:type="spellStart"/>
+      <w:r>
+        <w:rPr>
+          <w:rFonts w:cs="Times New Roman"/>
+          <w:szCs w:val="28"/>
+          <w:lang w:val="ru-RU"/>
+        </w:rPr>
+        <w:t>переходів</w:t>
+      </w:r>
+      <w:proofErr w:type="spellEnd"/>
+      <w:r>
+        <w:rPr>
+          <w:rFonts w:cs="Times New Roman"/>
+          <w:szCs w:val="28"/>
+          <w:lang w:val="ru-RU"/>
+        </w:rPr>
+        <w:t xml:space="preserve">, а також створено два </w:t>
+      </w:r>
+      <w:proofErr w:type="spellStart"/>
+      <w:r>
+        <w:rPr>
+          <w:rFonts w:cs="Times New Roman"/>
+          <w:szCs w:val="28"/>
+          <w:lang w:val="ru-RU"/>
+        </w:rPr>
+        <w:t>варіанти</w:t>
+      </w:r>
+      <w:proofErr w:type="spellEnd"/>
+      <w:r>
+        <w:rPr>
+          <w:rFonts w:cs="Times New Roman"/>
+          <w:szCs w:val="28"/>
+          <w:lang w:val="ru-RU"/>
+        </w:rPr>
+        <w:t xml:space="preserve"> калькулятора з </w:t>
+      </w:r>
+      <w:proofErr w:type="spellStart"/>
+      <w:r>
+        <w:rPr>
+          <w:rFonts w:cs="Times New Roman"/>
+          <w:szCs w:val="28"/>
+          <w:lang w:val="ru-RU"/>
+        </w:rPr>
+        <w:t>викликом</w:t>
+      </w:r>
+      <w:proofErr w:type="spellEnd"/>
+      <w:r>
+        <w:rPr>
+          <w:rFonts w:cs="Times New Roman"/>
+          <w:szCs w:val="28"/>
+          <w:lang w:val="ru-RU"/>
+        </w:rPr>
+        <w:t xml:space="preserve"> </w:t>
+      </w:r>
+      <w:proofErr w:type="spellStart"/>
+      <w:r>
+        <w:rPr>
+          <w:rFonts w:cs="Times New Roman"/>
+          <w:szCs w:val="28"/>
+          <w:lang w:val="ru-RU"/>
+        </w:rPr>
+        <w:t>окремих</w:t>
+      </w:r>
+      <w:proofErr w:type="spellEnd"/>
+      <w:r>
+        <w:rPr>
+          <w:rFonts w:cs="Times New Roman"/>
+          <w:szCs w:val="28"/>
+          <w:lang w:val="ru-RU"/>
+        </w:rPr>
+        <w:t xml:space="preserve"> </w:t>
+      </w:r>
+      <w:proofErr w:type="spellStart"/>
+      <w:r>
+        <w:rPr>
+          <w:rFonts w:cs="Times New Roman"/>
+          <w:szCs w:val="28"/>
+          <w:lang w:val="ru-RU"/>
+        </w:rPr>
+        <w:t>функцій</w:t>
+      </w:r>
+      <w:proofErr w:type="spellEnd"/>
+      <w:r>
+        <w:rPr>
+          <w:rFonts w:cs="Times New Roman"/>
+          <w:szCs w:val="28"/>
+          <w:lang w:val="ru-RU"/>
+        </w:rPr>
+        <w:t xml:space="preserve"> для </w:t>
+      </w:r>
+      <w:proofErr w:type="spellStart"/>
+      <w:r>
+        <w:rPr>
+          <w:rFonts w:cs="Times New Roman"/>
+          <w:szCs w:val="28"/>
+          <w:lang w:val="ru-RU"/>
+        </w:rPr>
+        <w:t>кожної</w:t>
+      </w:r>
+      <w:proofErr w:type="spellEnd"/>
+      <w:r>
+        <w:rPr>
+          <w:rFonts w:cs="Times New Roman"/>
+          <w:szCs w:val="28"/>
+          <w:lang w:val="ru-RU"/>
+        </w:rPr>
+        <w:t xml:space="preserve"> </w:t>
+      </w:r>
+      <w:proofErr w:type="spellStart"/>
+      <w:r>
+        <w:rPr>
+          <w:rFonts w:cs="Times New Roman"/>
+          <w:szCs w:val="28"/>
+          <w:lang w:val="ru-RU"/>
+        </w:rPr>
+        <w:t>операції</w:t>
+      </w:r>
+      <w:proofErr w:type="spellEnd"/>
+      <w:r>
+        <w:rPr>
+          <w:rFonts w:cs="Times New Roman"/>
+          <w:szCs w:val="28"/>
+          <w:lang w:val="ru-RU"/>
+        </w:rPr>
+        <w:t xml:space="preserve"> на </w:t>
+      </w:r>
+      <w:proofErr w:type="spellStart"/>
+      <w:r>
+        <w:rPr>
+          <w:rFonts w:cs="Times New Roman"/>
+          <w:szCs w:val="28"/>
+          <w:lang w:val="ru-RU"/>
+        </w:rPr>
+        <w:t>основі</w:t>
+      </w:r>
+      <w:proofErr w:type="spellEnd"/>
+      <w:r>
+        <w:rPr>
+          <w:rFonts w:cs="Times New Roman"/>
+          <w:szCs w:val="28"/>
+          <w:lang w:val="ru-RU"/>
+        </w:rPr>
+        <w:t xml:space="preserve"> </w:t>
+      </w:r>
+      <w:proofErr w:type="spellStart"/>
+      <w:r>
+        <w:rPr>
+          <w:rFonts w:cs="Times New Roman"/>
+          <w:szCs w:val="28"/>
+          <w:lang w:val="ru-RU"/>
+        </w:rPr>
+        <w:t>конструкцій</w:t>
+      </w:r>
+      <w:proofErr w:type="spellEnd"/>
+      <w:r>
+        <w:rPr>
+          <w:rFonts w:cs="Times New Roman"/>
+          <w:szCs w:val="28"/>
+          <w:lang w:val="ru-RU"/>
+        </w:rPr>
+        <w:t xml:space="preserve"> </w:t>
+      </w:r>
+      <w:proofErr w:type="spellStart"/>
+      <w:r>
+        <w:rPr>
+          <w:rFonts w:cs="Times New Roman"/>
+          <w:szCs w:val="28"/>
+          <w:lang w:val="ru-RU"/>
+        </w:rPr>
+        <w:t>if-elif-else</w:t>
+      </w:r>
+      <w:proofErr w:type="spellEnd"/>
+      <w:r>
+        <w:rPr>
+          <w:rFonts w:cs="Times New Roman"/>
+          <w:szCs w:val="28"/>
+          <w:lang w:val="ru-RU"/>
+        </w:rPr>
+        <w:t xml:space="preserve"> та </w:t>
+      </w:r>
+      <w:proofErr w:type="spellStart"/>
+      <w:r>
+        <w:rPr>
+          <w:rFonts w:cs="Times New Roman"/>
+          <w:szCs w:val="28"/>
+          <w:lang w:val="ru-RU"/>
+        </w:rPr>
+        <w:t>match-case</w:t>
+      </w:r>
+      <w:proofErr w:type="spellEnd"/>
+      <w:r>
+        <w:rPr>
+          <w:rFonts w:cs="Times New Roman"/>
+          <w:szCs w:val="28"/>
+          <w:lang w:val="ru-RU"/>
+        </w:rPr>
+        <w:t xml:space="preserve">. </w:t>
+      </w:r>
+      <w:proofErr w:type="spellStart"/>
+      <w:r>
+        <w:rPr>
+          <w:rFonts w:cs="Times New Roman"/>
+          <w:szCs w:val="28"/>
+          <w:lang w:val="ru-RU"/>
+        </w:rPr>
+        <w:t>Це</w:t>
+      </w:r>
+      <w:proofErr w:type="spellEnd"/>
+      <w:r>
+        <w:rPr>
+          <w:rFonts w:cs="Times New Roman"/>
+          <w:szCs w:val="28"/>
+          <w:lang w:val="ru-RU"/>
+        </w:rPr>
+        <w:t xml:space="preserve"> </w:t>
+      </w:r>
+      <w:proofErr w:type="spellStart"/>
+      <w:r>
+        <w:rPr>
+          <w:rFonts w:cs="Times New Roman"/>
+          <w:szCs w:val="28"/>
+          <w:lang w:val="ru-RU"/>
+        </w:rPr>
+        <w:t>підтвердило</w:t>
+      </w:r>
+      <w:proofErr w:type="spellEnd"/>
+      <w:r>
+        <w:rPr>
+          <w:rFonts w:cs="Times New Roman"/>
+          <w:szCs w:val="28"/>
+          <w:lang w:val="ru-RU"/>
+        </w:rPr>
+        <w:t xml:space="preserve"> </w:t>
+      </w:r>
+      <w:proofErr w:type="spellStart"/>
+      <w:r>
+        <w:rPr>
+          <w:rFonts w:cs="Times New Roman"/>
+          <w:szCs w:val="28"/>
+          <w:lang w:val="ru-RU"/>
+        </w:rPr>
+        <w:t>коректність</w:t>
+      </w:r>
+      <w:proofErr w:type="spellEnd"/>
+      <w:r>
+        <w:rPr>
+          <w:rFonts w:cs="Times New Roman"/>
+          <w:szCs w:val="28"/>
+          <w:lang w:val="ru-RU"/>
+        </w:rPr>
+        <w:t xml:space="preserve"> </w:t>
+      </w:r>
+      <w:proofErr w:type="spellStart"/>
+      <w:r>
+        <w:rPr>
+          <w:rFonts w:cs="Times New Roman"/>
+          <w:szCs w:val="28"/>
+          <w:lang w:val="ru-RU"/>
+        </w:rPr>
+        <w:t>використання</w:t>
+      </w:r>
+      <w:proofErr w:type="spellEnd"/>
+      <w:r>
+        <w:rPr>
+          <w:rFonts w:cs="Times New Roman"/>
+          <w:szCs w:val="28"/>
+          <w:lang w:val="ru-RU"/>
+        </w:rPr>
+        <w:t xml:space="preserve"> </w:t>
+      </w:r>
+      <w:proofErr w:type="spellStart"/>
+      <w:r>
+        <w:rPr>
+          <w:rFonts w:cs="Times New Roman"/>
+          <w:szCs w:val="28"/>
+          <w:lang w:val="ru-RU"/>
+        </w:rPr>
+        <w:t>умовних</w:t>
+      </w:r>
+      <w:proofErr w:type="spellEnd"/>
+      <w:r>
+        <w:rPr>
+          <w:rFonts w:cs="Times New Roman"/>
+          <w:szCs w:val="28"/>
+          <w:lang w:val="ru-RU"/>
+        </w:rPr>
+        <w:t xml:space="preserve"> </w:t>
+      </w:r>
+      <w:proofErr w:type="spellStart"/>
+      <w:r>
+        <w:rPr>
+          <w:rFonts w:cs="Times New Roman"/>
+          <w:szCs w:val="28"/>
+          <w:lang w:val="ru-RU"/>
+        </w:rPr>
+        <w:t>операторів</w:t>
+      </w:r>
+      <w:proofErr w:type="spellEnd"/>
+      <w:r>
+        <w:rPr>
+          <w:rFonts w:cs="Times New Roman"/>
+          <w:szCs w:val="28"/>
+          <w:lang w:val="ru-RU"/>
+        </w:rPr>
+        <w:t xml:space="preserve"> та </w:t>
+      </w:r>
+      <w:proofErr w:type="spellStart"/>
+      <w:r>
+        <w:rPr>
+          <w:rFonts w:cs="Times New Roman"/>
+          <w:szCs w:val="28"/>
+          <w:lang w:val="ru-RU"/>
+        </w:rPr>
+        <w:t>принципів</w:t>
+      </w:r>
+      <w:proofErr w:type="spellEnd"/>
+      <w:r>
+        <w:rPr>
+          <w:rFonts w:cs="Times New Roman"/>
+          <w:szCs w:val="28"/>
+          <w:lang w:val="ru-RU"/>
+        </w:rPr>
+        <w:t xml:space="preserve"> </w:t>
+      </w:r>
+      <w:proofErr w:type="spellStart"/>
+      <w:r>
+        <w:rPr>
+          <w:rFonts w:cs="Times New Roman"/>
+          <w:szCs w:val="28"/>
+          <w:lang w:val="ru-RU"/>
+        </w:rPr>
+        <w:t>модульності</w:t>
+      </w:r>
+      <w:proofErr w:type="spellEnd"/>
+      <w:r>
+        <w:rPr>
+          <w:rFonts w:cs="Times New Roman"/>
+          <w:szCs w:val="28"/>
+          <w:lang w:val="ru-RU"/>
+        </w:rPr>
+        <w:t xml:space="preserve"> коду в </w:t>
+      </w:r>
+      <w:proofErr w:type="spellStart"/>
+      <w:r>
+        <w:rPr>
+          <w:rFonts w:cs="Times New Roman"/>
+          <w:szCs w:val="28"/>
+          <w:lang w:val="ru-RU"/>
+        </w:rPr>
+        <w:t>мові</w:t>
+      </w:r>
+      <w:proofErr w:type="spellEnd"/>
+      <w:r>
+        <w:rPr>
+          <w:rFonts w:cs="Times New Roman"/>
+          <w:szCs w:val="28"/>
+          <w:lang w:val="ru-RU"/>
+        </w:rPr>
+        <w:t xml:space="preserve"> Python. </w:t>
+      </w:r>
+    </w:p>
+    <w:p>
+      <w:pPr>
+        <w:jc w:val="left"/>
+        <w:rPr>
+          <w:rFonts w:cs="Times New Roman"/>
+          <w:sz w:val="20"/>
+          <w:szCs w:val="20"/>
+          <w:lang w:val="ru-RU"/>
+        </w:rPr>
+      </w:pPr>
     </w:p>
     <w:sectPr>
       <w:pgSz w:w="12240" w:h="15840"/>
@@ -6774,7 +15378,6 @@
   <w:style w:type="character" w:default="1" w:styleId="a0">
     <w:name w:val="Default Paragraph Font"/>
     <w:uiPriority w:val="1"/>
-    <w:semiHidden/>
     <w:unhideWhenUsed/>
   </w:style>
   <w:style w:type="table" w:default="1" w:styleId="a1">
